--- a/assets/word/nda_ru_v1.docx
+++ b/assets/word/nda_ru_v1.docx
@@ -5,104 +5,725 @@
     <w:p>
       <w:pPr>
         <w:pStyle w:val="Title"/>
+        <w:widowControl/>
+        <w:jc w:val="center"/>
       </w:pPr>
       <w:r>
+        <w:rPr>
+          <w:color w:val="000000"/>
+        </w:rPr>
         <w:t>Соглашение о конфиденциальности</w:t>
       </w:r>
     </w:p>
     <w:p>
+      <w:pPr>
+        <w:widowControl/>
+      </w:pPr>
       <w:r>
-        <w:t>Место: [Место составления]. Дата: [Дата документа].</w:t>
+        <w:rPr>
+          <w:color w:val="000000"/>
+        </w:rPr>
+        <w:t>Место составления: [Место составления]    Дата: [Дата документа]</w:t>
       </w:r>
     </w:p>
+    <w:tbl>
+      <w:tblPr>
+        <w:tblW w:type="auto" w:w="0"/>
+        <w:jc w:val="center"/>
+        <w:tblLayout w:type="fixed"/>
+        <w:tblLook w:firstColumn="1" w:firstRow="1" w:lastColumn="0" w:lastRow="0" w:noHBand="0" w:noVBand="1" w:val="04A0"/>
+        <w:tblBorders>
+          <w:top w:val="single" w:sz="5" w:color="000000"/>
+          <w:left w:val="single" w:sz="5" w:color="000000"/>
+          <w:bottom w:val="single" w:sz="5" w:color="000000"/>
+          <w:right w:val="single" w:sz="5" w:color="000000"/>
+          <w:insideH w:val="single" w:sz="5" w:color="000000"/>
+          <w:insideV w:val="single" w:sz="5" w:color="000000"/>
+        </w:tblBorders>
+        <w:tblCellMar>
+          <w:top w:w="85" w:type="dxa"/>
+          <w:bottom w:w="85" w:type="dxa"/>
+          <w:left w:w="100" w:type="dxa"/>
+          <w:right w:w="100" w:type="dxa"/>
+        </w:tblCellMar>
+      </w:tblPr>
+      <w:tblGrid>
+        <w:gridCol w:w="4819"/>
+        <w:gridCol w:w="4819"/>
+      </w:tblGrid>
+      <w:tr>
+        <w:trPr>
+          <w:cantSplit/>
+          <w:tblHeader/>
+        </w:trPr>
+        <w:tc>
+          <w:tcPr>
+            <w:tcW w:type="dxa" w:w="4819"/>
+            <w:vAlign w:val="center"/>
+          </w:tcPr>
+          <w:p>
+            <w:pPr>
+              <w:spacing w:after="20" w:line="240" w:lineRule="auto"/>
+            </w:pPr>
+            <w:r>
+              <w:rPr>
+                <w:b/>
+                <w:sz w:val="21"/>
+                <w:color w:val="000000"/>
+              </w:rPr>
+              <w:t>ПЕРВАЯ СТОРОНА</w:t>
+            </w:r>
+          </w:p>
+        </w:tc>
+        <w:tc>
+          <w:tcPr>
+            <w:tcW w:type="dxa" w:w="4819"/>
+            <w:vAlign w:val="center"/>
+          </w:tcPr>
+          <w:p>
+            <w:pPr>
+              <w:spacing w:after="20" w:line="240" w:lineRule="auto"/>
+            </w:pPr>
+            <w:r>
+              <w:rPr>
+                <w:b/>
+                <w:sz w:val="21"/>
+                <w:color w:val="000000"/>
+              </w:rPr>
+              <w:t>ВТОРАЯ СТОРОНА</w:t>
+            </w:r>
+          </w:p>
+        </w:tc>
+      </w:tr>
+      <w:tr>
+        <w:trPr>
+          <w:cantSplit/>
+        </w:trPr>
+        <w:tc>
+          <w:tcPr>
+            <w:tcW w:type="dxa" w:w="4819"/>
+            <w:vAlign w:val="center"/>
+          </w:tcPr>
+          <w:p>
+            <w:pPr>
+              <w:spacing w:after="20" w:line="240" w:lineRule="auto"/>
+            </w:pPr>
+            <w:r>
+              <w:rPr>
+                <w:b w:val="0"/>
+                <w:sz w:val="21"/>
+                <w:color w:val="000000"/>
+              </w:rPr>
+              <w:t>[Первая сторона]</w:t>
+            </w:r>
+          </w:p>
+        </w:tc>
+        <w:tc>
+          <w:tcPr>
+            <w:tcW w:type="dxa" w:w="4819"/>
+            <w:vAlign w:val="center"/>
+          </w:tcPr>
+          <w:p>
+            <w:pPr>
+              <w:spacing w:after="20" w:line="240" w:lineRule="auto"/>
+            </w:pPr>
+            <w:r>
+              <w:rPr>
+                <w:b w:val="0"/>
+                <w:sz w:val="21"/>
+                <w:color w:val="000000"/>
+              </w:rPr>
+              <w:t>[Вторая сторона]</w:t>
+            </w:r>
+          </w:p>
+        </w:tc>
+      </w:tr>
+      <w:tr>
+        <w:trPr>
+          <w:cantSplit/>
+        </w:trPr>
+        <w:tc>
+          <w:tcPr>
+            <w:tcW w:type="dxa" w:w="4819"/>
+            <w:vAlign w:val="center"/>
+          </w:tcPr>
+          <w:p>
+            <w:pPr>
+              <w:spacing w:after="20" w:line="240" w:lineRule="auto"/>
+            </w:pPr>
+            <w:r>
+              <w:rPr>
+                <w:b w:val="0"/>
+                <w:sz w:val="21"/>
+                <w:color w:val="000000"/>
+              </w:rPr>
+              <w:t>Подписант и полномочия: [Подписант первой стороны и полномочия]</w:t>
+            </w:r>
+          </w:p>
+        </w:tc>
+        <w:tc>
+          <w:tcPr>
+            <w:tcW w:type="dxa" w:w="4819"/>
+            <w:vAlign w:val="center"/>
+          </w:tcPr>
+          <w:p>
+            <w:pPr>
+              <w:spacing w:after="20" w:line="240" w:lineRule="auto"/>
+            </w:pPr>
+            <w:r>
+              <w:rPr>
+                <w:b w:val="0"/>
+                <w:sz w:val="21"/>
+                <w:color w:val="000000"/>
+              </w:rPr>
+              <w:t>Подписант и полномочия: [Подписант второй стороны и полномочия]</w:t>
+            </w:r>
+          </w:p>
+        </w:tc>
+      </w:tr>
+    </w:tbl>
     <w:p>
+      <w:pPr>
+        <w:widowControl/>
+        <w:spacing w:before="120"/>
+      </w:pPr>
       <w:r>
-        <w:t>Первая сторона: [Первая сторона]. Подписант и основание полномочий: [Подписант первой стороны и полномочия].</w:t>
-      </w:r>
-    </w:p>
-    <w:p>
-      <w:r>
-        <w:t>Вторая сторона: [Вторая сторона]. Подписант и основание полномочий: [Подписант второй стороны и полномочия].</w:t>
+        <w:rPr>
+          <w:color w:val="000000"/>
+        </w:rPr>
+        <w:t>Указанные стороны заключили настоящее соглашение о нижеследующем.</w:t>
       </w:r>
     </w:p>
     <w:p>
       <w:pPr>
         <w:pStyle w:val="Heading1"/>
+        <w:widowControl/>
       </w:pPr>
       <w:r>
-        <w:t>Информация и цель</w:t>
+        <w:rPr>
+          <w:color w:val="000000"/>
+        </w:rPr>
+        <w:t>1. Информация и цель использования</w:t>
       </w:r>
     </w:p>
     <w:p>
+      <w:pPr>
+        <w:widowControl/>
+      </w:pPr>
       <w:r>
-        <w:t>Каждая сторона может выступать передающей или получающей. Защищаемая информация: [Состав защищаемой информации]. Цель использования: [Разрешённая цель использования].</w:t>
+        <w:rPr>
+          <w:color w:val="000000"/>
+        </w:rPr>
+        <w:t>1.1. Каждая сторона может выступать передающей или получающей информацию.</w:t>
       </w:r>
     </w:p>
+    <w:tbl>
+      <w:tblPr>
+        <w:tblW w:type="auto" w:w="0"/>
+        <w:jc w:val="center"/>
+        <w:tblLayout w:type="fixed"/>
+        <w:tblLook w:firstColumn="1" w:firstRow="1" w:lastColumn="0" w:lastRow="0" w:noHBand="0" w:noVBand="1" w:val="04A0"/>
+        <w:tblBorders>
+          <w:top w:val="single" w:sz="5" w:color="000000"/>
+          <w:left w:val="single" w:sz="5" w:color="000000"/>
+          <w:bottom w:val="single" w:sz="5" w:color="000000"/>
+          <w:right w:val="single" w:sz="5" w:color="000000"/>
+          <w:insideH w:val="single" w:sz="5" w:color="000000"/>
+          <w:insideV w:val="single" w:sz="5" w:color="000000"/>
+        </w:tblBorders>
+        <w:tblCellMar>
+          <w:top w:w="85" w:type="dxa"/>
+          <w:bottom w:w="85" w:type="dxa"/>
+          <w:left w:w="100" w:type="dxa"/>
+          <w:right w:w="100" w:type="dxa"/>
+        </w:tblCellMar>
+      </w:tblPr>
+      <w:tblGrid>
+        <w:gridCol w:w="2835"/>
+        <w:gridCol w:w="6803"/>
+      </w:tblGrid>
+      <w:tr>
+        <w:trPr>
+          <w:cantSplit/>
+          <w:tblHeader/>
+        </w:trPr>
+        <w:tc>
+          <w:tcPr>
+            <w:tcW w:type="dxa" w:w="2835"/>
+            <w:vAlign w:val="center"/>
+          </w:tcPr>
+          <w:p>
+            <w:pPr>
+              <w:spacing w:after="20" w:line="240" w:lineRule="auto"/>
+            </w:pPr>
+            <w:r>
+              <w:rPr>
+                <w:b/>
+                <w:sz w:val="21"/>
+                <w:color w:val="000000"/>
+              </w:rPr>
+              <w:t>Сведения</w:t>
+            </w:r>
+          </w:p>
+        </w:tc>
+        <w:tc>
+          <w:tcPr>
+            <w:tcW w:type="dxa" w:w="6803"/>
+            <w:vAlign w:val="center"/>
+          </w:tcPr>
+          <w:p>
+            <w:pPr>
+              <w:spacing w:after="20" w:line="240" w:lineRule="auto"/>
+            </w:pPr>
+            <w:r>
+              <w:rPr>
+                <w:b/>
+                <w:sz w:val="21"/>
+                <w:color w:val="000000"/>
+              </w:rPr>
+              <w:t>Согласованные данные</w:t>
+            </w:r>
+          </w:p>
+        </w:tc>
+      </w:tr>
+      <w:tr>
+        <w:trPr>
+          <w:cantSplit/>
+        </w:trPr>
+        <w:tc>
+          <w:tcPr>
+            <w:tcW w:type="dxa" w:w="2835"/>
+            <w:vAlign w:val="center"/>
+          </w:tcPr>
+          <w:p>
+            <w:pPr>
+              <w:spacing w:after="20" w:line="240" w:lineRule="auto"/>
+            </w:pPr>
+            <w:r>
+              <w:rPr>
+                <w:b w:val="0"/>
+                <w:sz w:val="21"/>
+                <w:color w:val="000000"/>
+              </w:rPr>
+              <w:t>Защищаемая информация</w:t>
+            </w:r>
+          </w:p>
+        </w:tc>
+        <w:tc>
+          <w:tcPr>
+            <w:tcW w:type="dxa" w:w="6803"/>
+            <w:vAlign w:val="center"/>
+          </w:tcPr>
+          <w:p>
+            <w:pPr>
+              <w:spacing w:after="20" w:line="240" w:lineRule="auto"/>
+            </w:pPr>
+            <w:r>
+              <w:rPr>
+                <w:b w:val="0"/>
+                <w:sz w:val="21"/>
+                <w:color w:val="000000"/>
+              </w:rPr>
+              <w:t>[Состав защищаемой информации]</w:t>
+            </w:r>
+          </w:p>
+        </w:tc>
+      </w:tr>
+      <w:tr>
+        <w:trPr>
+          <w:cantSplit/>
+        </w:trPr>
+        <w:tc>
+          <w:tcPr>
+            <w:tcW w:type="dxa" w:w="2835"/>
+            <w:vAlign w:val="center"/>
+          </w:tcPr>
+          <w:p>
+            <w:pPr>
+              <w:spacing w:after="20" w:line="240" w:lineRule="auto"/>
+            </w:pPr>
+            <w:r>
+              <w:rPr>
+                <w:b w:val="0"/>
+                <w:sz w:val="21"/>
+                <w:color w:val="000000"/>
+              </w:rPr>
+              <w:t>Разрешённая цель</w:t>
+            </w:r>
+          </w:p>
+        </w:tc>
+        <w:tc>
+          <w:tcPr>
+            <w:tcW w:type="dxa" w:w="6803"/>
+            <w:vAlign w:val="center"/>
+          </w:tcPr>
+          <w:p>
+            <w:pPr>
+              <w:spacing w:after="20" w:line="240" w:lineRule="auto"/>
+            </w:pPr>
+            <w:r>
+              <w:rPr>
+                <w:b w:val="0"/>
+                <w:sz w:val="21"/>
+                <w:color w:val="000000"/>
+              </w:rPr>
+              <w:t>[Разрешённая цель использования]</w:t>
+            </w:r>
+          </w:p>
+        </w:tc>
+      </w:tr>
+      <w:tr>
+        <w:trPr>
+          <w:cantSplit/>
+        </w:trPr>
+        <w:tc>
+          <w:tcPr>
+            <w:tcW w:type="dxa" w:w="2835"/>
+            <w:vAlign w:val="center"/>
+          </w:tcPr>
+          <w:p>
+            <w:pPr>
+              <w:spacing w:after="20" w:line="240" w:lineRule="auto"/>
+            </w:pPr>
+            <w:r>
+              <w:rPr>
+                <w:b w:val="0"/>
+                <w:sz w:val="21"/>
+                <w:color w:val="000000"/>
+              </w:rPr>
+              <w:t>Обозначение и передача</w:t>
+            </w:r>
+          </w:p>
+        </w:tc>
+        <w:tc>
+          <w:tcPr>
+            <w:tcW w:type="dxa" w:w="6803"/>
+            <w:vAlign w:val="center"/>
+          </w:tcPr>
+          <w:p>
+            <w:pPr>
+              <w:spacing w:after="20" w:line="240" w:lineRule="auto"/>
+            </w:pPr>
+            <w:r>
+              <w:rPr>
+                <w:b w:val="0"/>
+                <w:sz w:val="21"/>
+                <w:color w:val="000000"/>
+              </w:rPr>
+              <w:t>[Способ обозначения и передачи]</w:t>
+            </w:r>
+          </w:p>
+        </w:tc>
+      </w:tr>
+    </w:tbl>
     <w:p>
+      <w:pPr>
+        <w:widowControl/>
+        <w:spacing w:before="120"/>
+      </w:pPr>
       <w:r>
-        <w:t>Обозначение и передача: [Способ обозначения и передачи]. Не относятся к защищаемой сведения, законно общедоступные, ранее известные получателю или независимо разработанные им без использования полученной информации.</w:t>
+        <w:rPr>
+          <w:color w:val="000000"/>
+        </w:rPr>
+        <w:t>1.2. Не относятся к защищаемой сведения, законно общедоступные, ранее известные получателю или независимо разработанные им без использования полученной информации.</w:t>
       </w:r>
     </w:p>
     <w:p>
       <w:pPr>
         <w:pStyle w:val="Heading1"/>
+        <w:widowControl/>
       </w:pPr>
       <w:r>
-        <w:t>Защита и раскрытие</w:t>
+        <w:rPr>
+          <w:color w:val="000000"/>
+        </w:rPr>
+        <w:t>2. Доступ и раскрытие</w:t>
       </w:r>
     </w:p>
     <w:p>
+      <w:pPr>
+        <w:widowControl/>
+      </w:pPr>
       <w:r>
-        <w:t>Доступ и меры: [Лица с доступом и меры защиты]. Передача третьим лицам требует письменного согласия раскрывающей стороны, кроме обязательного раскрытия по закону компетентному органу.</w:t>
-      </w:r>
-    </w:p>
-    <w:p>
-      <w:r>
-        <w:t>Срок обязательств: [Срок обязательств]. Возврат и уничтожение: [Возврат или уничтожение]. Уведомления: [Адреса уведомлений и порядок сообщения об утечке].</w:t>
-      </w:r>
-    </w:p>
-    <w:p>
-      <w:r>
-        <w:t>Получатель использует информацию только для согласованной цели. Нарушившая сторона возмещает доказанные убытки по закону; фиксированный штраф автоматически не устанавливается.</w:t>
-      </w:r>
-    </w:p>
-    <w:p>
-      <w:r>
-        <w:t>Соглашение не передаёт исключительные права. Режим коммерческой тайны требует предусмотренных законом мер; обработка персональных данных требует самостоятельного законного основания.</w:t>
+        <w:rPr>
+          <w:color w:val="000000"/>
+        </w:rPr>
+        <w:t>2.1. Доступ и меры: [Лица с доступом и меры защиты]. Передача третьим лицам требует письменного согласия раскрывающей стороны, кроме обязательного раскрытия по закону компетентному органу.</w:t>
       </w:r>
     </w:p>
     <w:p>
       <w:pPr>
         <w:pStyle w:val="Heading1"/>
+        <w:widowControl/>
       </w:pPr>
       <w:r>
-        <w:t>Реквизиты и подписи</w:t>
+        <w:rPr>
+          <w:color w:val="000000"/>
+        </w:rPr>
+        <w:t>3. Срок и прекращение доступа</w:t>
       </w:r>
     </w:p>
     <w:p>
+      <w:pPr>
+        <w:widowControl/>
+      </w:pPr>
       <w:r>
-        <w:t>Первая сторона: [Первая сторона]. [Реквизиты первой стороны].</w:t>
+        <w:rPr>
+          <w:color w:val="000000"/>
+        </w:rPr>
+        <w:t>3.1. Срок обязательств: [Срок обязательств]. Возврат и уничтожение: [Возврат или уничтожение]. Уведомления: [Адреса уведомлений и порядок сообщения об утечке].</w:t>
       </w:r>
     </w:p>
     <w:p>
+      <w:pPr>
+        <w:pStyle w:val="Heading1"/>
+        <w:widowControl/>
+      </w:pPr>
       <w:r>
-        <w:t>Подпись ____________________</w:t>
+        <w:rPr>
+          <w:color w:val="000000"/>
+        </w:rPr>
+        <w:t>4. Ответственность и пределы соглашения</w:t>
       </w:r>
     </w:p>
     <w:p>
+      <w:pPr>
+        <w:widowControl/>
+      </w:pPr>
       <w:r>
-        <w:t>Вторая сторона: [Вторая сторона]. [Реквизиты второй стороны].</w:t>
+        <w:rPr>
+          <w:color w:val="000000"/>
+        </w:rPr>
+        <w:t>4.1. Получатель использует информацию только для согласованной цели. Нарушившая сторона возмещает доказанные убытки в установленном законом порядке.</w:t>
       </w:r>
     </w:p>
     <w:p>
+      <w:pPr>
+        <w:widowControl/>
+      </w:pPr>
       <w:r>
-        <w:t>Подпись ____________________</w:t>
+        <w:rPr>
+          <w:color w:val="000000"/>
+        </w:rPr>
+        <w:t>4.2. Соглашение не передаёт исключительные права. Режим коммерческой тайны требует предусмотренных законом мер; обработка персональных данных требует самостоятельного законного основания.</w:t>
       </w:r>
     </w:p>
+    <w:p>
+      <w:pPr>
+        <w:pStyle w:val="Heading1"/>
+        <w:widowControl/>
+      </w:pPr>
+      <w:r>
+        <w:rPr>
+          <w:color w:val="000000"/>
+        </w:rPr>
+        <w:t>5. Реквизиты и подписи сторон</w:t>
+      </w:r>
+    </w:p>
+    <w:tbl>
+      <w:tblPr>
+        <w:tblW w:type="auto" w:w="0"/>
+        <w:jc w:val="center"/>
+        <w:tblLayout w:type="fixed"/>
+        <w:tblLook w:firstColumn="1" w:firstRow="1" w:lastColumn="0" w:lastRow="0" w:noHBand="0" w:noVBand="1" w:val="04A0"/>
+        <w:tblBorders>
+          <w:top w:val="single" w:sz="5" w:color="000000"/>
+          <w:left w:val="single" w:sz="5" w:color="000000"/>
+          <w:bottom w:val="single" w:sz="5" w:color="000000"/>
+          <w:right w:val="single" w:sz="5" w:color="000000"/>
+          <w:insideH w:val="single" w:sz="5" w:color="000000"/>
+          <w:insideV w:val="single" w:sz="5" w:color="000000"/>
+        </w:tblBorders>
+        <w:tblCellMar>
+          <w:top w:w="85" w:type="dxa"/>
+          <w:bottom w:w="85" w:type="dxa"/>
+          <w:left w:w="100" w:type="dxa"/>
+          <w:right w:w="100" w:type="dxa"/>
+        </w:tblCellMar>
+      </w:tblPr>
+      <w:tblGrid>
+        <w:gridCol w:w="4819"/>
+        <w:gridCol w:w="4819"/>
+      </w:tblGrid>
+      <w:tr>
+        <w:trPr>
+          <w:cantSplit/>
+          <w:tblHeader/>
+        </w:trPr>
+        <w:tc>
+          <w:tcPr>
+            <w:tcW w:type="dxa" w:w="4819"/>
+            <w:vAlign w:val="center"/>
+          </w:tcPr>
+          <w:p>
+            <w:pPr>
+              <w:spacing w:after="20" w:line="240" w:lineRule="auto"/>
+            </w:pPr>
+            <w:r>
+              <w:rPr>
+                <w:b/>
+                <w:sz w:val="21"/>
+                <w:color w:val="000000"/>
+              </w:rPr>
+              <w:t>ПЕРВАЯ СТОРОНА</w:t>
+            </w:r>
+          </w:p>
+        </w:tc>
+        <w:tc>
+          <w:tcPr>
+            <w:tcW w:type="dxa" w:w="4819"/>
+            <w:vAlign w:val="center"/>
+          </w:tcPr>
+          <w:p>
+            <w:pPr>
+              <w:spacing w:after="20" w:line="240" w:lineRule="auto"/>
+            </w:pPr>
+            <w:r>
+              <w:rPr>
+                <w:b/>
+                <w:sz w:val="21"/>
+                <w:color w:val="000000"/>
+              </w:rPr>
+              <w:t>ВТОРАЯ СТОРОНА</w:t>
+            </w:r>
+          </w:p>
+        </w:tc>
+      </w:tr>
+      <w:tr>
+        <w:trPr>
+          <w:cantSplit/>
+        </w:trPr>
+        <w:tc>
+          <w:tcPr>
+            <w:tcW w:type="dxa" w:w="4819"/>
+            <w:vAlign w:val="center"/>
+          </w:tcPr>
+          <w:p>
+            <w:pPr>
+              <w:spacing w:after="20" w:line="240" w:lineRule="auto"/>
+            </w:pPr>
+            <w:r>
+              <w:rPr>
+                <w:b w:val="0"/>
+                <w:sz w:val="21"/>
+                <w:color w:val="000000"/>
+              </w:rPr>
+              <w:t>[Первая сторона]</w:t>
+            </w:r>
+          </w:p>
+        </w:tc>
+        <w:tc>
+          <w:tcPr>
+            <w:tcW w:type="dxa" w:w="4819"/>
+            <w:vAlign w:val="center"/>
+          </w:tcPr>
+          <w:p>
+            <w:pPr>
+              <w:spacing w:after="20" w:line="240" w:lineRule="auto"/>
+            </w:pPr>
+            <w:r>
+              <w:rPr>
+                <w:b w:val="0"/>
+                <w:sz w:val="21"/>
+                <w:color w:val="000000"/>
+              </w:rPr>
+              <w:t>[Вторая сторона]</w:t>
+            </w:r>
+          </w:p>
+        </w:tc>
+      </w:tr>
+      <w:tr>
+        <w:trPr>
+          <w:cantSplit/>
+        </w:trPr>
+        <w:tc>
+          <w:tcPr>
+            <w:tcW w:type="dxa" w:w="4819"/>
+            <w:vAlign w:val="center"/>
+          </w:tcPr>
+          <w:p>
+            <w:pPr>
+              <w:spacing w:after="20" w:line="240" w:lineRule="auto"/>
+            </w:pPr>
+            <w:r>
+              <w:rPr>
+                <w:b w:val="0"/>
+                <w:sz w:val="21"/>
+                <w:color w:val="000000"/>
+              </w:rPr>
+              <w:t>[Реквизиты первой стороны]</w:t>
+            </w:r>
+          </w:p>
+        </w:tc>
+        <w:tc>
+          <w:tcPr>
+            <w:tcW w:type="dxa" w:w="4819"/>
+            <w:vAlign w:val="center"/>
+          </w:tcPr>
+          <w:p>
+            <w:pPr>
+              <w:spacing w:after="20" w:line="240" w:lineRule="auto"/>
+            </w:pPr>
+            <w:r>
+              <w:rPr>
+                <w:b w:val="0"/>
+                <w:sz w:val="21"/>
+                <w:color w:val="000000"/>
+              </w:rPr>
+              <w:t>[Реквизиты второй стороны]</w:t>
+            </w:r>
+          </w:p>
+        </w:tc>
+      </w:tr>
+      <w:tr>
+        <w:trPr>
+          <w:cantSplit/>
+        </w:trPr>
+        <w:tc>
+          <w:tcPr>
+            <w:tcW w:type="dxa" w:w="4819"/>
+            <w:vAlign w:val="center"/>
+          </w:tcPr>
+          <w:p>
+            <w:pPr>
+              <w:spacing w:after="20" w:line="240" w:lineRule="auto"/>
+            </w:pPr>
+            <w:r>
+              <w:rPr>
+                <w:b w:val="0"/>
+                <w:sz w:val="21"/>
+                <w:color w:val="000000"/>
+              </w:rPr>
+              <w:t>Подпись __________ / __________ /</w:t>
+            </w:r>
+          </w:p>
+        </w:tc>
+        <w:tc>
+          <w:tcPr>
+            <w:tcW w:type="dxa" w:w="4819"/>
+            <w:vAlign w:val="center"/>
+          </w:tcPr>
+          <w:p>
+            <w:pPr>
+              <w:spacing w:after="20" w:line="240" w:lineRule="auto"/>
+            </w:pPr>
+            <w:r>
+              <w:rPr>
+                <w:b w:val="0"/>
+                <w:sz w:val="21"/>
+                <w:color w:val="000000"/>
+              </w:rPr>
+              <w:t>Подпись __________ / __________ /</w:t>
+            </w:r>
+          </w:p>
+        </w:tc>
+      </w:tr>
+    </w:tbl>
     <w:sectPr>
       <w:footerReference w:type="default" r:id="rId9"/>
+      <w:headerReference w:type="default" r:id="rId10"/>
       <w:pgSz w:w="11906" w:h="16838"/>
-      <w:pgMar w:top="964" w:right="1134" w:bottom="964" w:left="1134" w:header="720" w:footer="720" w:gutter="0"/>
+      <w:pgMar w:top="1020" w:right="1020" w:bottom="1020" w:left="1247" w:header="720" w:footer="720" w:gutter="0"/>
       <w:cols w:space="720"/>
       <w:docGrid w:linePitch="360"/>
     </w:sectPr>
@@ -117,9 +738,26 @@
       <w:pStyle w:val="Footer"/>
       <w:jc w:val="center"/>
     </w:pPr>
+    <w:r>
+      <w:rPr>
+        <w:rFonts w:ascii="Times New Roman" w:hAnsi="Times New Roman"/>
+        <w:color w:val="000000"/>
+        <w:sz w:val="18"/>
+      </w:rPr>
+    </w:r>
     <w:fldSimple w:instr="PAGE"/>
   </w:p>
 </w:ftr>
+</file>
+
+<file path=word/header1.xml><?xml version="1.0" encoding="utf-8"?>
+<w:hdr xmlns:m="http://schemas.openxmlformats.org/officeDocument/2006/math" xmlns:mc="http://schemas.openxmlformats.org/markup-compatibility/2006" xmlns:mo="http://schemas.microsoft.com/office/mac/office/2008/main" xmlns:mv="urn:schemas-microsoft-com:mac:vml" xmlns:o="urn:schemas-microsoft-com:office:office" xmlns:r="http://schemas.openxmlformats.org/officeDocument/2006/relationships" xmlns:v="urn:schemas-microsoft-com:vml" xmlns:w10="urn:schemas-microsoft-com:office:word" xmlns:w14="http://schemas.microsoft.com/office/word/2010/wordml" xmlns:w="http://schemas.openxmlformats.org/wordprocessingml/2006/main" xmlns:wne="http://schemas.microsoft.com/office/word/2006/wordml" xmlns:wp14="http://schemas.microsoft.com/office/word/2010/wordprocessingDrawing" xmlns:wp="http://schemas.openxmlformats.org/drawingml/2006/wordprocessingDrawing" xmlns:wpc="http://schemas.microsoft.com/office/word/2010/wordprocessingCanvas" xmlns:wpg="http://schemas.microsoft.com/office/word/2010/wordprocessingGroup" xmlns:wpi="http://schemas.microsoft.com/office/word/2010/wordprocessingInk" xmlns:wps="http://schemas.microsoft.com/office/word/2010/wordprocessingShape" mc:Ignorable="w14 wp14">
+  <w:p>
+    <w:pPr>
+      <w:pStyle w:val="Header"/>
+    </w:pPr>
+  </w:p>
+</w:hdr>
 </file>
 
 <file path=word/numbering.xml><?xml version="1.0" encoding="utf-8"?>
@@ -486,7 +1124,7 @@
     <w:qFormat/>
     <w:rsid w:val="00FC693F"/>
     <w:pPr>
-      <w:spacing w:after="100" w:line="250" w:lineRule="auto"/>
+      <w:spacing w:after="100" w:line="254" w:lineRule="auto"/>
     </w:pPr>
     <w:rPr>
       <w:rFonts w:ascii="Times New Roman" w:hAnsi="Times New Roman" w:eastAsia="Times New Roman" w:cs="Times New Roman"/>
@@ -549,7 +1187,7 @@
     <w:pPr>
       <w:keepNext/>
       <w:keepLines/>
-      <w:spacing w:before="140" w:after="100" w:line="250" w:lineRule="auto"/>
+      <w:spacing w:before="180" w:after="100" w:line="254" w:lineRule="auto"/>
       <w:outlineLvl w:val="0"/>
     </w:pPr>
     <w:rPr>
@@ -557,7 +1195,7 @@
       <w:b/>
       <w:bCs/>
       <w:color w:val="000000"/>
-      <w:sz w:val="24"/>
+      <w:sz w:val="23"/>
       <w:szCs w:val="28"/>
     </w:rPr>
   </w:style>
@@ -573,15 +1211,15 @@
     <w:pPr>
       <w:keepNext/>
       <w:keepLines/>
-      <w:spacing w:before="200" w:after="0"/>
+      <w:spacing w:before="200" w:after="100" w:line="254" w:lineRule="auto"/>
       <w:outlineLvl w:val="1"/>
     </w:pPr>
     <w:rPr>
-      <w:rFonts w:asciiTheme="majorHAnsi" w:eastAsiaTheme="majorEastAsia" w:hAnsiTheme="majorHAnsi" w:cstheme="majorBidi"/>
+      <w:rFonts w:ascii="Times New Roman" w:hAnsi="Times New Roman" w:eastAsia="Times New Roman" w:cs="Times New Roman"/>
       <w:b/>
       <w:bCs/>
-      <w:color w:val="4F81BD" w:themeColor="accent1"/>
-      <w:sz w:val="26"/>
+      <w:color w:val="000000"/>
+      <w:sz w:val="22"/>
       <w:szCs w:val="26"/>
     </w:rPr>
   </w:style>
@@ -604,7 +1242,7 @@
       <w:rFonts w:asciiTheme="majorHAnsi" w:eastAsiaTheme="majorEastAsia" w:hAnsiTheme="majorHAnsi" w:cstheme="majorBidi"/>
       <w:b/>
       <w:bCs/>
-      <w:color w:val="4F81BD" w:themeColor="accent1"/>
+      <w:color w:val="000000"/>
     </w:rPr>
   </w:style>
   <w:style w:type="paragraph" w:styleId="Heading4">
@@ -629,7 +1267,7 @@
       <w:bCs/>
       <w:i/>
       <w:iCs/>
-      <w:color w:val="4F81BD" w:themeColor="accent1"/>
+      <w:color w:val="000000"/>
     </w:rPr>
   </w:style>
   <w:style w:type="paragraph" w:styleId="Heading5">
@@ -650,7 +1288,7 @@
     </w:pPr>
     <w:rPr>
       <w:rFonts w:asciiTheme="majorHAnsi" w:eastAsiaTheme="majorEastAsia" w:hAnsiTheme="majorHAnsi" w:cstheme="majorBidi"/>
-      <w:color w:val="243F60" w:themeColor="accent1" w:themeShade="7F"/>
+      <w:color w:val="000000"/>
     </w:rPr>
   </w:style>
   <w:style w:type="paragraph" w:styleId="Heading6">
@@ -673,7 +1311,7 @@
       <w:rFonts w:asciiTheme="majorHAnsi" w:eastAsiaTheme="majorEastAsia" w:hAnsiTheme="majorHAnsi" w:cstheme="majorBidi"/>
       <w:i/>
       <w:iCs/>
-      <w:color w:val="243F60" w:themeColor="accent1" w:themeShade="7F"/>
+      <w:color w:val="000000"/>
     </w:rPr>
   </w:style>
   <w:style w:type="paragraph" w:styleId="Heading7">
@@ -696,7 +1334,7 @@
       <w:rFonts w:asciiTheme="majorHAnsi" w:eastAsiaTheme="majorEastAsia" w:hAnsiTheme="majorHAnsi" w:cstheme="majorBidi"/>
       <w:i/>
       <w:iCs/>
-      <w:color w:val="404040" w:themeColor="text1" w:themeTint="BF"/>
+      <w:color w:val="000000"/>
     </w:rPr>
   </w:style>
   <w:style w:type="paragraph" w:styleId="Heading8">
@@ -717,7 +1355,7 @@
     </w:pPr>
     <w:rPr>
       <w:rFonts w:asciiTheme="majorHAnsi" w:eastAsiaTheme="majorEastAsia" w:hAnsiTheme="majorHAnsi" w:cstheme="majorBidi"/>
-      <w:color w:val="4F81BD" w:themeColor="accent1"/>
+      <w:color w:val="000000"/>
       <w:sz w:val="20"/>
       <w:szCs w:val="20"/>
     </w:rPr>
@@ -742,7 +1380,7 @@
       <w:rFonts w:asciiTheme="majorHAnsi" w:eastAsiaTheme="majorEastAsia" w:hAnsiTheme="majorHAnsi" w:cstheme="majorBidi"/>
       <w:i/>
       <w:iCs/>
-      <w:color w:val="404040" w:themeColor="text1" w:themeTint="BF"/>
+      <w:color w:val="000000"/>
       <w:sz w:val="20"/>
       <w:szCs w:val="20"/>
     </w:rPr>
@@ -793,7 +1431,7 @@
       <w:rFonts w:asciiTheme="majorHAnsi" w:eastAsiaTheme="majorEastAsia" w:hAnsiTheme="majorHAnsi" w:cstheme="majorBidi"/>
       <w:b/>
       <w:bCs/>
-      <w:color w:val="365F91" w:themeColor="accent1" w:themeShade="BF"/>
+      <w:color w:val="000000"/>
       <w:sz w:val="28"/>
       <w:szCs w:val="28"/>
     </w:rPr>
@@ -808,7 +1446,7 @@
       <w:rFonts w:asciiTheme="majorHAnsi" w:eastAsiaTheme="majorEastAsia" w:hAnsiTheme="majorHAnsi" w:cstheme="majorBidi"/>
       <w:b/>
       <w:bCs/>
-      <w:color w:val="4F81BD" w:themeColor="accent1"/>
+      <w:color w:val="000000"/>
       <w:sz w:val="26"/>
       <w:szCs w:val="26"/>
     </w:rPr>
@@ -823,7 +1461,7 @@
       <w:rFonts w:asciiTheme="majorHAnsi" w:eastAsiaTheme="majorEastAsia" w:hAnsiTheme="majorHAnsi" w:cstheme="majorBidi"/>
       <w:b/>
       <w:bCs/>
-      <w:color w:val="4F81BD" w:themeColor="accent1"/>
+      <w:color w:val="000000"/>
     </w:rPr>
   </w:style>
   <w:style w:type="paragraph" w:styleId="Title">
@@ -835,7 +1473,7 @@
     <w:qFormat/>
     <w:rsid w:val="00FC693F"/>
     <w:pPr>
-      <w:spacing w:after="100" w:line="250" w:lineRule="auto"/>
+      <w:spacing w:after="200" w:line="254" w:lineRule="auto"/>
       <w:contextualSpacing/>
     </w:pPr>
     <w:rPr>
@@ -844,7 +1482,7 @@
       <w:color w:val="000000"/>
       <w:spacing w:val="5"/>
       <w:kern w:val="28"/>
-      <w:sz w:val="32"/>
+      <w:sz w:val="28"/>
       <w:szCs w:val="52"/>
     </w:rPr>
   </w:style>
@@ -856,7 +1494,7 @@
     <w:rsid w:val="00FC693F"/>
     <w:rPr>
       <w:rFonts w:asciiTheme="majorHAnsi" w:eastAsiaTheme="majorEastAsia" w:hAnsiTheme="majorHAnsi" w:cstheme="majorBidi"/>
-      <w:color w:val="17365D" w:themeColor="text2" w:themeShade="BF"/>
+      <w:color w:val="000000"/>
       <w:spacing w:val="5"/>
       <w:kern w:val="28"/>
       <w:sz w:val="52"/>
@@ -880,7 +1518,7 @@
       <w:rFonts w:asciiTheme="majorHAnsi" w:eastAsiaTheme="majorEastAsia" w:hAnsiTheme="majorHAnsi" w:cstheme="majorBidi"/>
       <w:i/>
       <w:iCs/>
-      <w:color w:val="4F81BD" w:themeColor="accent1"/>
+      <w:color w:val="000000"/>
       <w:spacing w:val="15"/>
       <w:sz w:val="24"/>
       <w:szCs w:val="24"/>
@@ -896,7 +1534,7 @@
       <w:rFonts w:asciiTheme="majorHAnsi" w:eastAsiaTheme="majorEastAsia" w:hAnsiTheme="majorHAnsi" w:cstheme="majorBidi"/>
       <w:i/>
       <w:iCs/>
-      <w:color w:val="4F81BD" w:themeColor="accent1"/>
+      <w:color w:val="000000"/>
       <w:spacing w:val="15"/>
       <w:sz w:val="24"/>
       <w:szCs w:val="24"/>
@@ -1168,7 +1806,7 @@
     <w:rPr>
       <w:i/>
       <w:iCs/>
-      <w:color w:val="000000" w:themeColor="text1"/>
+      <w:color w:val="000000"/>
     </w:rPr>
   </w:style>
   <w:style w:type="character" w:customStyle="1" w:styleId="QuoteChar">
@@ -1180,7 +1818,7 @@
     <w:rPr>
       <w:i/>
       <w:iCs/>
-      <w:color w:val="000000" w:themeColor="text1"/>
+      <w:color w:val="000000"/>
     </w:rPr>
   </w:style>
   <w:style w:type="character" w:customStyle="1" w:styleId="Heading4Char">
@@ -1196,7 +1834,7 @@
       <w:bCs/>
       <w:i/>
       <w:iCs/>
-      <w:color w:val="4F81BD" w:themeColor="accent1"/>
+      <w:color w:val="000000"/>
     </w:rPr>
   </w:style>
   <w:style w:type="character" w:customStyle="1" w:styleId="Heading5Char">
@@ -1208,7 +1846,7 @@
     <w:rsid w:val="00FC693F"/>
     <w:rPr>
       <w:rFonts w:asciiTheme="majorHAnsi" w:eastAsiaTheme="majorEastAsia" w:hAnsiTheme="majorHAnsi" w:cstheme="majorBidi"/>
-      <w:color w:val="243F60" w:themeColor="accent1" w:themeShade="7F"/>
+      <w:color w:val="000000"/>
     </w:rPr>
   </w:style>
   <w:style w:type="character" w:customStyle="1" w:styleId="Heading6Char">
@@ -1222,7 +1860,7 @@
       <w:rFonts w:asciiTheme="majorHAnsi" w:eastAsiaTheme="majorEastAsia" w:hAnsiTheme="majorHAnsi" w:cstheme="majorBidi"/>
       <w:i/>
       <w:iCs/>
-      <w:color w:val="243F60" w:themeColor="accent1" w:themeShade="7F"/>
+      <w:color w:val="000000"/>
     </w:rPr>
   </w:style>
   <w:style w:type="character" w:customStyle="1" w:styleId="Heading7Char">
@@ -1236,7 +1874,7 @@
       <w:rFonts w:asciiTheme="majorHAnsi" w:eastAsiaTheme="majorEastAsia" w:hAnsiTheme="majorHAnsi" w:cstheme="majorBidi"/>
       <w:i/>
       <w:iCs/>
-      <w:color w:val="404040" w:themeColor="text1" w:themeTint="BF"/>
+      <w:color w:val="000000"/>
     </w:rPr>
   </w:style>
   <w:style w:type="character" w:customStyle="1" w:styleId="Heading8Char">
@@ -1248,7 +1886,7 @@
     <w:rsid w:val="00FC693F"/>
     <w:rPr>
       <w:rFonts w:asciiTheme="majorHAnsi" w:eastAsiaTheme="majorEastAsia" w:hAnsiTheme="majorHAnsi" w:cstheme="majorBidi"/>
-      <w:color w:val="4F81BD" w:themeColor="accent1"/>
+      <w:color w:val="000000"/>
       <w:sz w:val="20"/>
       <w:szCs w:val="20"/>
     </w:rPr>
@@ -1264,7 +1902,7 @@
       <w:rFonts w:asciiTheme="majorHAnsi" w:eastAsiaTheme="majorEastAsia" w:hAnsiTheme="majorHAnsi" w:cstheme="majorBidi"/>
       <w:i/>
       <w:iCs/>
-      <w:color w:val="404040" w:themeColor="text1" w:themeTint="BF"/>
+      <w:color w:val="000000"/>
       <w:sz w:val="20"/>
       <w:szCs w:val="20"/>
     </w:rPr>
@@ -1284,7 +1922,7 @@
     <w:rPr>
       <w:b/>
       <w:bCs/>
-      <w:color w:val="4F81BD" w:themeColor="accent1"/>
+      <w:color w:val="000000"/>
       <w:sz w:val="18"/>
       <w:szCs w:val="18"/>
     </w:rPr>
@@ -1328,7 +1966,7 @@
       <w:bCs/>
       <w:i/>
       <w:iCs/>
-      <w:color w:val="4F81BD" w:themeColor="accent1"/>
+      <w:color w:val="000000"/>
     </w:rPr>
   </w:style>
   <w:style w:type="character" w:customStyle="1" w:styleId="IntenseQuoteChar">
@@ -1342,7 +1980,7 @@
       <w:bCs/>
       <w:i/>
       <w:iCs/>
-      <w:color w:val="4F81BD" w:themeColor="accent1"/>
+      <w:color w:val="000000"/>
     </w:rPr>
   </w:style>
   <w:style w:type="character" w:styleId="SubtleEmphasis">
@@ -1354,7 +1992,7 @@
     <w:rPr>
       <w:i/>
       <w:iCs/>
-      <w:color w:val="808080" w:themeColor="text1" w:themeTint="7F"/>
+      <w:color w:val="000000"/>
     </w:rPr>
   </w:style>
   <w:style w:type="character" w:styleId="IntenseEmphasis">
@@ -1368,7 +2006,7 @@
       <w:bCs/>
       <w:i/>
       <w:iCs/>
-      <w:color w:val="4F81BD" w:themeColor="accent1"/>
+      <w:color w:val="000000"/>
     </w:rPr>
   </w:style>
   <w:style w:type="character" w:styleId="SubtleReference">
@@ -1379,7 +2017,7 @@
     <w:rsid w:val="00FC693F"/>
     <w:rPr>
       <w:smallCaps/>
-      <w:color w:val="C0504D" w:themeColor="accent2"/>
+      <w:color w:val="000000"/>
       <w:u w:val="single"/>
     </w:rPr>
   </w:style>
@@ -1393,7 +2031,7 @@
       <w:b/>
       <w:bCs/>
       <w:smallCaps/>
-      <w:color w:val="C0504D" w:themeColor="accent2"/>
+      <w:color w:val="000000"/>
       <w:spacing w:val="5"/>
       <w:u w:val="single"/>
     </w:rPr>
@@ -1459,7 +2097,7 @@
       <w:spacing w:after="0" w:line="240" w:lineRule="auto"/>
     </w:pPr>
     <w:rPr>
-      <w:color w:val="000000" w:themeColor="text1" w:themeShade="BF"/>
+      <w:color w:val="000000"/>
     </w:rPr>
     <w:tblPr>
       <w:tblStyleRowBandSize w:val="1"/>
@@ -1562,7 +2200,7 @@
       <w:spacing w:after="0" w:line="240" w:lineRule="auto"/>
     </w:pPr>
     <w:rPr>
-      <w:color w:val="365F91" w:themeColor="accent1" w:themeShade="BF"/>
+      <w:color w:val="000000"/>
     </w:rPr>
     <w:tblPr>
       <w:tblStyleRowBandSize w:val="1"/>
@@ -1665,7 +2303,7 @@
       <w:spacing w:after="0" w:line="240" w:lineRule="auto"/>
     </w:pPr>
     <w:rPr>
-      <w:color w:val="943634" w:themeColor="accent2" w:themeShade="BF"/>
+      <w:color w:val="000000"/>
     </w:rPr>
     <w:tblPr>
       <w:tblStyleRowBandSize w:val="1"/>
@@ -1768,7 +2406,7 @@
       <w:spacing w:after="0" w:line="240" w:lineRule="auto"/>
     </w:pPr>
     <w:rPr>
-      <w:color w:val="76923C" w:themeColor="accent3" w:themeShade="BF"/>
+      <w:color w:val="000000"/>
     </w:rPr>
     <w:tblPr>
       <w:tblStyleRowBandSize w:val="1"/>
@@ -1871,7 +2509,7 @@
       <w:spacing w:after="0" w:line="240" w:lineRule="auto"/>
     </w:pPr>
     <w:rPr>
-      <w:color w:val="5F497A" w:themeColor="accent4" w:themeShade="BF"/>
+      <w:color w:val="000000"/>
     </w:rPr>
     <w:tblPr>
       <w:tblStyleRowBandSize w:val="1"/>
@@ -1974,7 +2612,7 @@
       <w:spacing w:after="0" w:line="240" w:lineRule="auto"/>
     </w:pPr>
     <w:rPr>
-      <w:color w:val="31849B" w:themeColor="accent5" w:themeShade="BF"/>
+      <w:color w:val="000000"/>
     </w:rPr>
     <w:tblPr>
       <w:tblStyleRowBandSize w:val="1"/>
@@ -2077,7 +2715,7 @@
       <w:spacing w:after="0" w:line="240" w:lineRule="auto"/>
     </w:pPr>
     <w:rPr>
-      <w:color w:val="E36C0A" w:themeColor="accent6" w:themeShade="BF"/>
+      <w:color w:val="000000"/>
     </w:rPr>
     <w:tblPr>
       <w:tblStyleRowBandSize w:val="1"/>
@@ -2203,7 +2841,7 @@
       <w:rPr>
         <w:b/>
         <w:bCs/>
-        <w:color w:val="FFFFFF" w:themeColor="background1"/>
+        <w:color w:val="000000"/>
       </w:rPr>
       <w:tblPr/>
       <w:tcPr>
@@ -2295,7 +2933,7 @@
       <w:rPr>
         <w:b/>
         <w:bCs/>
-        <w:color w:val="FFFFFF" w:themeColor="background1"/>
+        <w:color w:val="000000"/>
       </w:rPr>
       <w:tblPr/>
       <w:tcPr>
@@ -2387,7 +3025,7 @@
       <w:rPr>
         <w:b/>
         <w:bCs/>
-        <w:color w:val="FFFFFF" w:themeColor="background1"/>
+        <w:color w:val="000000"/>
       </w:rPr>
       <w:tblPr/>
       <w:tcPr>
@@ -2479,7 +3117,7 @@
       <w:rPr>
         <w:b/>
         <w:bCs/>
-        <w:color w:val="FFFFFF" w:themeColor="background1"/>
+        <w:color w:val="000000"/>
       </w:rPr>
       <w:tblPr/>
       <w:tcPr>
@@ -2571,7 +3209,7 @@
       <w:rPr>
         <w:b/>
         <w:bCs/>
-        <w:color w:val="FFFFFF" w:themeColor="background1"/>
+        <w:color w:val="000000"/>
       </w:rPr>
       <w:tblPr/>
       <w:tcPr>
@@ -2663,7 +3301,7 @@
       <w:rPr>
         <w:b/>
         <w:bCs/>
-        <w:color w:val="FFFFFF" w:themeColor="background1"/>
+        <w:color w:val="000000"/>
       </w:rPr>
       <w:tblPr/>
       <w:tcPr>
@@ -2755,7 +3393,7 @@
       <w:rPr>
         <w:b/>
         <w:bCs/>
-        <w:color w:val="FFFFFF" w:themeColor="background1"/>
+        <w:color w:val="000000"/>
       </w:rPr>
       <w:tblPr/>
       <w:tcPr>
@@ -3758,7 +4396,7 @@
       <w:rPr>
         <w:b/>
         <w:bCs/>
-        <w:color w:val="FFFFFF" w:themeColor="background1"/>
+        <w:color w:val="000000"/>
       </w:rPr>
       <w:tblPr/>
       <w:tcPr>
@@ -3864,7 +4502,7 @@
       <w:rPr>
         <w:b/>
         <w:bCs/>
-        <w:color w:val="FFFFFF" w:themeColor="background1"/>
+        <w:color w:val="000000"/>
       </w:rPr>
       <w:tblPr/>
       <w:tcPr>
@@ -3970,7 +4608,7 @@
       <w:rPr>
         <w:b/>
         <w:bCs/>
-        <w:color w:val="FFFFFF" w:themeColor="background1"/>
+        <w:color w:val="000000"/>
       </w:rPr>
       <w:tblPr/>
       <w:tcPr>
@@ -4076,7 +4714,7 @@
       <w:rPr>
         <w:b/>
         <w:bCs/>
-        <w:color w:val="FFFFFF" w:themeColor="background1"/>
+        <w:color w:val="000000"/>
       </w:rPr>
       <w:tblPr/>
       <w:tcPr>
@@ -4182,7 +4820,7 @@
       <w:rPr>
         <w:b/>
         <w:bCs/>
-        <w:color w:val="FFFFFF" w:themeColor="background1"/>
+        <w:color w:val="000000"/>
       </w:rPr>
       <w:tblPr/>
       <w:tcPr>
@@ -4288,7 +4926,7 @@
       <w:rPr>
         <w:b/>
         <w:bCs/>
-        <w:color w:val="FFFFFF" w:themeColor="background1"/>
+        <w:color w:val="000000"/>
       </w:rPr>
       <w:tblPr/>
       <w:tcPr>
@@ -4394,7 +5032,7 @@
       <w:rPr>
         <w:b/>
         <w:bCs/>
-        <w:color w:val="FFFFFF" w:themeColor="background1"/>
+        <w:color w:val="000000"/>
       </w:rPr>
       <w:tblPr/>
       <w:tcPr>
@@ -4497,7 +5135,7 @@
       <w:rPr>
         <w:b/>
         <w:bCs/>
-        <w:color w:val="FFFFFF" w:themeColor="background1"/>
+        <w:color w:val="000000"/>
       </w:rPr>
       <w:tblPr/>
       <w:tcPr>
@@ -4517,7 +5155,7 @@
         <w:spacing w:before="0" w:after="0" w:line="240" w:lineRule="auto"/>
       </w:pPr>
       <w:rPr>
-        <w:color w:val="auto"/>
+        <w:color w:val="000000"/>
       </w:rPr>
       <w:tblPr/>
       <w:tcPr>
@@ -4536,7 +5174,7 @@
       <w:rPr>
         <w:b/>
         <w:bCs/>
-        <w:color w:val="FFFFFF" w:themeColor="background1"/>
+        <w:color w:val="000000"/>
       </w:rPr>
       <w:tblPr/>
       <w:tcPr>
@@ -4555,7 +5193,7 @@
       <w:rPr>
         <w:b/>
         <w:bCs/>
-        <w:color w:val="FFFFFF" w:themeColor="background1"/>
+        <w:color w:val="000000"/>
       </w:rPr>
       <w:tblPr/>
       <w:tcPr>
@@ -4601,7 +5239,7 @@
     </w:tblStylePr>
     <w:tblStylePr w:type="nwCell">
       <w:rPr>
-        <w:color w:val="FFFFFF" w:themeColor="background1"/>
+        <w:color w:val="000000"/>
       </w:rPr>
       <w:tblPr/>
       <w:tcPr>
@@ -4646,7 +5284,7 @@
       <w:rPr>
         <w:b/>
         <w:bCs/>
-        <w:color w:val="FFFFFF" w:themeColor="background1"/>
+        <w:color w:val="000000"/>
       </w:rPr>
       <w:tblPr/>
       <w:tcPr>
@@ -4666,7 +5304,7 @@
         <w:spacing w:before="0" w:after="0" w:line="240" w:lineRule="auto"/>
       </w:pPr>
       <w:rPr>
-        <w:color w:val="auto"/>
+        <w:color w:val="000000"/>
       </w:rPr>
       <w:tblPr/>
       <w:tcPr>
@@ -4685,7 +5323,7 @@
       <w:rPr>
         <w:b/>
         <w:bCs/>
-        <w:color w:val="FFFFFF" w:themeColor="background1"/>
+        <w:color w:val="000000"/>
       </w:rPr>
       <w:tblPr/>
       <w:tcPr>
@@ -4704,7 +5342,7 @@
       <w:rPr>
         <w:b/>
         <w:bCs/>
-        <w:color w:val="FFFFFF" w:themeColor="background1"/>
+        <w:color w:val="000000"/>
       </w:rPr>
       <w:tblPr/>
       <w:tcPr>
@@ -4750,7 +5388,7 @@
     </w:tblStylePr>
     <w:tblStylePr w:type="nwCell">
       <w:rPr>
-        <w:color w:val="FFFFFF" w:themeColor="background1"/>
+        <w:color w:val="000000"/>
       </w:rPr>
       <w:tblPr/>
       <w:tcPr>
@@ -4795,7 +5433,7 @@
       <w:rPr>
         <w:b/>
         <w:bCs/>
-        <w:color w:val="FFFFFF" w:themeColor="background1"/>
+        <w:color w:val="000000"/>
       </w:rPr>
       <w:tblPr/>
       <w:tcPr>
@@ -4815,7 +5453,7 @@
         <w:spacing w:before="0" w:after="0" w:line="240" w:lineRule="auto"/>
       </w:pPr>
       <w:rPr>
-        <w:color w:val="auto"/>
+        <w:color w:val="000000"/>
       </w:rPr>
       <w:tblPr/>
       <w:tcPr>
@@ -4834,7 +5472,7 @@
       <w:rPr>
         <w:b/>
         <w:bCs/>
-        <w:color w:val="FFFFFF" w:themeColor="background1"/>
+        <w:color w:val="000000"/>
       </w:rPr>
       <w:tblPr/>
       <w:tcPr>
@@ -4853,7 +5491,7 @@
       <w:rPr>
         <w:b/>
         <w:bCs/>
-        <w:color w:val="FFFFFF" w:themeColor="background1"/>
+        <w:color w:val="000000"/>
       </w:rPr>
       <w:tblPr/>
       <w:tcPr>
@@ -4899,7 +5537,7 @@
     </w:tblStylePr>
     <w:tblStylePr w:type="nwCell">
       <w:rPr>
-        <w:color w:val="FFFFFF" w:themeColor="background1"/>
+        <w:color w:val="000000"/>
       </w:rPr>
       <w:tblPr/>
       <w:tcPr>
@@ -4944,7 +5582,7 @@
       <w:rPr>
         <w:b/>
         <w:bCs/>
-        <w:color w:val="FFFFFF" w:themeColor="background1"/>
+        <w:color w:val="000000"/>
       </w:rPr>
       <w:tblPr/>
       <w:tcPr>
@@ -4964,7 +5602,7 @@
         <w:spacing w:before="0" w:after="0" w:line="240" w:lineRule="auto"/>
       </w:pPr>
       <w:rPr>
-        <w:color w:val="auto"/>
+        <w:color w:val="000000"/>
       </w:rPr>
       <w:tblPr/>
       <w:tcPr>
@@ -4983,7 +5621,7 @@
       <w:rPr>
         <w:b/>
         <w:bCs/>
-        <w:color w:val="FFFFFF" w:themeColor="background1"/>
+        <w:color w:val="000000"/>
       </w:rPr>
       <w:tblPr/>
       <w:tcPr>
@@ -5002,7 +5640,7 @@
       <w:rPr>
         <w:b/>
         <w:bCs/>
-        <w:color w:val="FFFFFF" w:themeColor="background1"/>
+        <w:color w:val="000000"/>
       </w:rPr>
       <w:tblPr/>
       <w:tcPr>
@@ -5048,7 +5686,7 @@
     </w:tblStylePr>
     <w:tblStylePr w:type="nwCell">
       <w:rPr>
-        <w:color w:val="FFFFFF" w:themeColor="background1"/>
+        <w:color w:val="000000"/>
       </w:rPr>
       <w:tblPr/>
       <w:tcPr>
@@ -5093,7 +5731,7 @@
       <w:rPr>
         <w:b/>
         <w:bCs/>
-        <w:color w:val="FFFFFF" w:themeColor="background1"/>
+        <w:color w:val="000000"/>
       </w:rPr>
       <w:tblPr/>
       <w:tcPr>
@@ -5113,7 +5751,7 @@
         <w:spacing w:before="0" w:after="0" w:line="240" w:lineRule="auto"/>
       </w:pPr>
       <w:rPr>
-        <w:color w:val="auto"/>
+        <w:color w:val="000000"/>
       </w:rPr>
       <w:tblPr/>
       <w:tcPr>
@@ -5132,7 +5770,7 @@
       <w:rPr>
         <w:b/>
         <w:bCs/>
-        <w:color w:val="FFFFFF" w:themeColor="background1"/>
+        <w:color w:val="000000"/>
       </w:rPr>
       <w:tblPr/>
       <w:tcPr>
@@ -5151,7 +5789,7 @@
       <w:rPr>
         <w:b/>
         <w:bCs/>
-        <w:color w:val="FFFFFF" w:themeColor="background1"/>
+        <w:color w:val="000000"/>
       </w:rPr>
       <w:tblPr/>
       <w:tcPr>
@@ -5197,7 +5835,7 @@
     </w:tblStylePr>
     <w:tblStylePr w:type="nwCell">
       <w:rPr>
-        <w:color w:val="FFFFFF" w:themeColor="background1"/>
+        <w:color w:val="000000"/>
       </w:rPr>
       <w:tblPr/>
       <w:tcPr>
@@ -5242,7 +5880,7 @@
       <w:rPr>
         <w:b/>
         <w:bCs/>
-        <w:color w:val="FFFFFF" w:themeColor="background1"/>
+        <w:color w:val="000000"/>
       </w:rPr>
       <w:tblPr/>
       <w:tcPr>
@@ -5262,7 +5900,7 @@
         <w:spacing w:before="0" w:after="0" w:line="240" w:lineRule="auto"/>
       </w:pPr>
       <w:rPr>
-        <w:color w:val="auto"/>
+        <w:color w:val="000000"/>
       </w:rPr>
       <w:tblPr/>
       <w:tcPr>
@@ -5281,7 +5919,7 @@
       <w:rPr>
         <w:b/>
         <w:bCs/>
-        <w:color w:val="FFFFFF" w:themeColor="background1"/>
+        <w:color w:val="000000"/>
       </w:rPr>
       <w:tblPr/>
       <w:tcPr>
@@ -5300,7 +5938,7 @@
       <w:rPr>
         <w:b/>
         <w:bCs/>
-        <w:color w:val="FFFFFF" w:themeColor="background1"/>
+        <w:color w:val="000000"/>
       </w:rPr>
       <w:tblPr/>
       <w:tcPr>
@@ -5346,7 +5984,7 @@
     </w:tblStylePr>
     <w:tblStylePr w:type="nwCell">
       <w:rPr>
-        <w:color w:val="FFFFFF" w:themeColor="background1"/>
+        <w:color w:val="000000"/>
       </w:rPr>
       <w:tblPr/>
       <w:tcPr>
@@ -5391,7 +6029,7 @@
       <w:rPr>
         <w:b/>
         <w:bCs/>
-        <w:color w:val="FFFFFF" w:themeColor="background1"/>
+        <w:color w:val="000000"/>
       </w:rPr>
       <w:tblPr/>
       <w:tcPr>
@@ -5411,7 +6049,7 @@
         <w:spacing w:before="0" w:after="0" w:line="240" w:lineRule="auto"/>
       </w:pPr>
       <w:rPr>
-        <w:color w:val="auto"/>
+        <w:color w:val="000000"/>
       </w:rPr>
       <w:tblPr/>
       <w:tcPr>
@@ -5430,7 +6068,7 @@
       <w:rPr>
         <w:b/>
         <w:bCs/>
-        <w:color w:val="FFFFFF" w:themeColor="background1"/>
+        <w:color w:val="000000"/>
       </w:rPr>
       <w:tblPr/>
       <w:tcPr>
@@ -5449,7 +6087,7 @@
       <w:rPr>
         <w:b/>
         <w:bCs/>
-        <w:color w:val="FFFFFF" w:themeColor="background1"/>
+        <w:color w:val="000000"/>
       </w:rPr>
       <w:tblPr/>
       <w:tcPr>
@@ -5495,7 +6133,7 @@
     </w:tblStylePr>
     <w:tblStylePr w:type="nwCell">
       <w:rPr>
-        <w:color w:val="FFFFFF" w:themeColor="background1"/>
+        <w:color w:val="000000"/>
       </w:rPr>
       <w:tblPr/>
       <w:tcPr>
@@ -5519,7 +6157,7 @@
       <w:spacing w:after="0" w:line="240" w:lineRule="auto"/>
     </w:pPr>
     <w:rPr>
-      <w:color w:val="000000" w:themeColor="text1"/>
+      <w:color w:val="000000"/>
     </w:rPr>
     <w:tblPr>
       <w:tblStyleRowBandSize w:val="1"/>
@@ -5552,7 +6190,7 @@
       <w:rPr>
         <w:b/>
         <w:bCs/>
-        <w:color w:val="1F497D" w:themeColor="text2"/>
+        <w:color w:val="000000"/>
       </w:rPr>
       <w:tblPr/>
       <w:tcPr>
@@ -5603,7 +6241,7 @@
       <w:spacing w:after="0" w:line="240" w:lineRule="auto"/>
     </w:pPr>
     <w:rPr>
-      <w:color w:val="000000" w:themeColor="text1"/>
+      <w:color w:val="000000"/>
     </w:rPr>
     <w:tblPr>
       <w:tblStyleRowBandSize w:val="1"/>
@@ -5636,7 +6274,7 @@
       <w:rPr>
         <w:b/>
         <w:bCs/>
-        <w:color w:val="1F497D" w:themeColor="text2"/>
+        <w:color w:val="000000"/>
       </w:rPr>
       <w:tblPr/>
       <w:tcPr>
@@ -5687,7 +6325,7 @@
       <w:spacing w:after="0" w:line="240" w:lineRule="auto"/>
     </w:pPr>
     <w:rPr>
-      <w:color w:val="000000" w:themeColor="text1"/>
+      <w:color w:val="000000"/>
     </w:rPr>
     <w:tblPr>
       <w:tblStyleRowBandSize w:val="1"/>
@@ -5720,7 +6358,7 @@
       <w:rPr>
         <w:b/>
         <w:bCs/>
-        <w:color w:val="1F497D" w:themeColor="text2"/>
+        <w:color w:val="000000"/>
       </w:rPr>
       <w:tblPr/>
       <w:tcPr>
@@ -5771,7 +6409,7 @@
       <w:spacing w:after="0" w:line="240" w:lineRule="auto"/>
     </w:pPr>
     <w:rPr>
-      <w:color w:val="000000" w:themeColor="text1"/>
+      <w:color w:val="000000"/>
     </w:rPr>
     <w:tblPr>
       <w:tblStyleRowBandSize w:val="1"/>
@@ -5804,7 +6442,7 @@
       <w:rPr>
         <w:b/>
         <w:bCs/>
-        <w:color w:val="1F497D" w:themeColor="text2"/>
+        <w:color w:val="000000"/>
       </w:rPr>
       <w:tblPr/>
       <w:tcPr>
@@ -5855,7 +6493,7 @@
       <w:spacing w:after="0" w:line="240" w:lineRule="auto"/>
     </w:pPr>
     <w:rPr>
-      <w:color w:val="000000" w:themeColor="text1"/>
+      <w:color w:val="000000"/>
     </w:rPr>
     <w:tblPr>
       <w:tblStyleRowBandSize w:val="1"/>
@@ -5888,7 +6526,7 @@
       <w:rPr>
         <w:b/>
         <w:bCs/>
-        <w:color w:val="1F497D" w:themeColor="text2"/>
+        <w:color w:val="000000"/>
       </w:rPr>
       <w:tblPr/>
       <w:tcPr>
@@ -5939,7 +6577,7 @@
       <w:spacing w:after="0" w:line="240" w:lineRule="auto"/>
     </w:pPr>
     <w:rPr>
-      <w:color w:val="000000" w:themeColor="text1"/>
+      <w:color w:val="000000"/>
     </w:rPr>
     <w:tblPr>
       <w:tblStyleRowBandSize w:val="1"/>
@@ -5972,7 +6610,7 @@
       <w:rPr>
         <w:b/>
         <w:bCs/>
-        <w:color w:val="1F497D" w:themeColor="text2"/>
+        <w:color w:val="000000"/>
       </w:rPr>
       <w:tblPr/>
       <w:tcPr>
@@ -6023,7 +6661,7 @@
       <w:spacing w:after="0" w:line="240" w:lineRule="auto"/>
     </w:pPr>
     <w:rPr>
-      <w:color w:val="000000" w:themeColor="text1"/>
+      <w:color w:val="000000"/>
     </w:rPr>
     <w:tblPr>
       <w:tblStyleRowBandSize w:val="1"/>
@@ -6056,7 +6694,7 @@
       <w:rPr>
         <w:b/>
         <w:bCs/>
-        <w:color w:val="1F497D" w:themeColor="text2"/>
+        <w:color w:val="000000"/>
       </w:rPr>
       <w:tblPr/>
       <w:tcPr>
@@ -6108,7 +6746,7 @@
     </w:pPr>
     <w:rPr>
       <w:rFonts w:asciiTheme="majorHAnsi" w:eastAsiaTheme="majorEastAsia" w:hAnsiTheme="majorHAnsi" w:cstheme="majorBidi"/>
-      <w:color w:val="000000" w:themeColor="text1"/>
+      <w:color w:val="000000"/>
     </w:rPr>
     <w:tblPr>
       <w:tblStyleRowBandSize w:val="1"/>
@@ -6236,7 +6874,7 @@
     </w:pPr>
     <w:rPr>
       <w:rFonts w:asciiTheme="majorHAnsi" w:eastAsiaTheme="majorEastAsia" w:hAnsiTheme="majorHAnsi" w:cstheme="majorBidi"/>
-      <w:color w:val="000000" w:themeColor="text1"/>
+      <w:color w:val="000000"/>
     </w:rPr>
     <w:tblPr>
       <w:tblStyleRowBandSize w:val="1"/>
@@ -6364,7 +7002,7 @@
     </w:pPr>
     <w:rPr>
       <w:rFonts w:asciiTheme="majorHAnsi" w:eastAsiaTheme="majorEastAsia" w:hAnsiTheme="majorHAnsi" w:cstheme="majorBidi"/>
-      <w:color w:val="000000" w:themeColor="text1"/>
+      <w:color w:val="000000"/>
     </w:rPr>
     <w:tblPr>
       <w:tblStyleRowBandSize w:val="1"/>
@@ -6492,7 +7130,7 @@
     </w:pPr>
     <w:rPr>
       <w:rFonts w:asciiTheme="majorHAnsi" w:eastAsiaTheme="majorEastAsia" w:hAnsiTheme="majorHAnsi" w:cstheme="majorBidi"/>
-      <w:color w:val="000000" w:themeColor="text1"/>
+      <w:color w:val="000000"/>
     </w:rPr>
     <w:tblPr>
       <w:tblStyleRowBandSize w:val="1"/>
@@ -6620,7 +7258,7 @@
     </w:pPr>
     <w:rPr>
       <w:rFonts w:asciiTheme="majorHAnsi" w:eastAsiaTheme="majorEastAsia" w:hAnsiTheme="majorHAnsi" w:cstheme="majorBidi"/>
-      <w:color w:val="000000" w:themeColor="text1"/>
+      <w:color w:val="000000"/>
     </w:rPr>
     <w:tblPr>
       <w:tblStyleRowBandSize w:val="1"/>
@@ -6748,7 +7386,7 @@
     </w:pPr>
     <w:rPr>
       <w:rFonts w:asciiTheme="majorHAnsi" w:eastAsiaTheme="majorEastAsia" w:hAnsiTheme="majorHAnsi" w:cstheme="majorBidi"/>
-      <w:color w:val="000000" w:themeColor="text1"/>
+      <w:color w:val="000000"/>
     </w:rPr>
     <w:tblPr>
       <w:tblStyleRowBandSize w:val="1"/>
@@ -6876,7 +7514,7 @@
     </w:pPr>
     <w:rPr>
       <w:rFonts w:asciiTheme="majorHAnsi" w:eastAsiaTheme="majorEastAsia" w:hAnsiTheme="majorHAnsi" w:cstheme="majorBidi"/>
-      <w:color w:val="000000" w:themeColor="text1"/>
+      <w:color w:val="000000"/>
     </w:rPr>
     <w:tblPr>
       <w:tblStyleRowBandSize w:val="1"/>
@@ -7515,7 +8153,7 @@
     </w:pPr>
     <w:rPr>
       <w:rFonts w:asciiTheme="majorHAnsi" w:eastAsiaTheme="majorEastAsia" w:hAnsiTheme="majorHAnsi" w:cstheme="majorBidi"/>
-      <w:color w:val="000000" w:themeColor="text1"/>
+      <w:color w:val="000000"/>
     </w:rPr>
     <w:tblPr>
       <w:tblStyleRowBandSize w:val="1"/>
@@ -7543,7 +8181,7 @@
       <w:rPr>
         <w:b/>
         <w:bCs/>
-        <w:color w:val="000000" w:themeColor="text1"/>
+        <w:color w:val="000000"/>
       </w:rPr>
       <w:tblPr/>
       <w:tcPr>
@@ -7554,7 +8192,7 @@
       <w:rPr>
         <w:b/>
         <w:bCs/>
-        <w:color w:val="000000" w:themeColor="text1"/>
+        <w:color w:val="000000"/>
       </w:rPr>
       <w:tblPr/>
       <w:tcPr>
@@ -7573,7 +8211,7 @@
       <w:rPr>
         <w:b/>
         <w:bCs/>
-        <w:color w:val="000000" w:themeColor="text1"/>
+        <w:color w:val="000000"/>
       </w:rPr>
       <w:tblPr/>
       <w:tcPr>
@@ -7592,7 +8230,7 @@
       <w:rPr>
         <w:b w:val="0"/>
         <w:bCs w:val="0"/>
-        <w:color w:val="000000" w:themeColor="text1"/>
+        <w:color w:val="000000"/>
       </w:rPr>
       <w:tblPr/>
       <w:tcPr>
@@ -7640,7 +8278,7 @@
     </w:pPr>
     <w:rPr>
       <w:rFonts w:asciiTheme="majorHAnsi" w:eastAsiaTheme="majorEastAsia" w:hAnsiTheme="majorHAnsi" w:cstheme="majorBidi"/>
-      <w:color w:val="000000" w:themeColor="text1"/>
+      <w:color w:val="000000"/>
     </w:rPr>
     <w:tblPr>
       <w:tblStyleRowBandSize w:val="1"/>
@@ -7668,7 +8306,7 @@
       <w:rPr>
         <w:b/>
         <w:bCs/>
-        <w:color w:val="000000" w:themeColor="text1"/>
+        <w:color w:val="000000"/>
       </w:rPr>
       <w:tblPr/>
       <w:tcPr>
@@ -7679,7 +8317,7 @@
       <w:rPr>
         <w:b/>
         <w:bCs/>
-        <w:color w:val="000000" w:themeColor="text1"/>
+        <w:color w:val="000000"/>
       </w:rPr>
       <w:tblPr/>
       <w:tcPr>
@@ -7698,7 +8336,7 @@
       <w:rPr>
         <w:b/>
         <w:bCs/>
-        <w:color w:val="000000" w:themeColor="text1"/>
+        <w:color w:val="000000"/>
       </w:rPr>
       <w:tblPr/>
       <w:tcPr>
@@ -7717,7 +8355,7 @@
       <w:rPr>
         <w:b w:val="0"/>
         <w:bCs w:val="0"/>
-        <w:color w:val="000000" w:themeColor="text1"/>
+        <w:color w:val="000000"/>
       </w:rPr>
       <w:tblPr/>
       <w:tcPr>
@@ -7765,7 +8403,7 @@
     </w:pPr>
     <w:rPr>
       <w:rFonts w:asciiTheme="majorHAnsi" w:eastAsiaTheme="majorEastAsia" w:hAnsiTheme="majorHAnsi" w:cstheme="majorBidi"/>
-      <w:color w:val="000000" w:themeColor="text1"/>
+      <w:color w:val="000000"/>
     </w:rPr>
     <w:tblPr>
       <w:tblStyleRowBandSize w:val="1"/>
@@ -7793,7 +8431,7 @@
       <w:rPr>
         <w:b/>
         <w:bCs/>
-        <w:color w:val="000000" w:themeColor="text1"/>
+        <w:color w:val="000000"/>
       </w:rPr>
       <w:tblPr/>
       <w:tcPr>
@@ -7804,7 +8442,7 @@
       <w:rPr>
         <w:b/>
         <w:bCs/>
-        <w:color w:val="000000" w:themeColor="text1"/>
+        <w:color w:val="000000"/>
       </w:rPr>
       <w:tblPr/>
       <w:tcPr>
@@ -7823,7 +8461,7 @@
       <w:rPr>
         <w:b/>
         <w:bCs/>
-        <w:color w:val="000000" w:themeColor="text1"/>
+        <w:color w:val="000000"/>
       </w:rPr>
       <w:tblPr/>
       <w:tcPr>
@@ -7842,7 +8480,7 @@
       <w:rPr>
         <w:b w:val="0"/>
         <w:bCs w:val="0"/>
-        <w:color w:val="000000" w:themeColor="text1"/>
+        <w:color w:val="000000"/>
       </w:rPr>
       <w:tblPr/>
       <w:tcPr>
@@ -7890,7 +8528,7 @@
     </w:pPr>
     <w:rPr>
       <w:rFonts w:asciiTheme="majorHAnsi" w:eastAsiaTheme="majorEastAsia" w:hAnsiTheme="majorHAnsi" w:cstheme="majorBidi"/>
-      <w:color w:val="000000" w:themeColor="text1"/>
+      <w:color w:val="000000"/>
     </w:rPr>
     <w:tblPr>
       <w:tblStyleRowBandSize w:val="1"/>
@@ -7918,7 +8556,7 @@
       <w:rPr>
         <w:b/>
         <w:bCs/>
-        <w:color w:val="000000" w:themeColor="text1"/>
+        <w:color w:val="000000"/>
       </w:rPr>
       <w:tblPr/>
       <w:tcPr>
@@ -7929,7 +8567,7 @@
       <w:rPr>
         <w:b/>
         <w:bCs/>
-        <w:color w:val="000000" w:themeColor="text1"/>
+        <w:color w:val="000000"/>
       </w:rPr>
       <w:tblPr/>
       <w:tcPr>
@@ -7948,7 +8586,7 @@
       <w:rPr>
         <w:b/>
         <w:bCs/>
-        <w:color w:val="000000" w:themeColor="text1"/>
+        <w:color w:val="000000"/>
       </w:rPr>
       <w:tblPr/>
       <w:tcPr>
@@ -7967,7 +8605,7 @@
       <w:rPr>
         <w:b w:val="0"/>
         <w:bCs w:val="0"/>
-        <w:color w:val="000000" w:themeColor="text1"/>
+        <w:color w:val="000000"/>
       </w:rPr>
       <w:tblPr/>
       <w:tcPr>
@@ -8015,7 +8653,7 @@
     </w:pPr>
     <w:rPr>
       <w:rFonts w:asciiTheme="majorHAnsi" w:eastAsiaTheme="majorEastAsia" w:hAnsiTheme="majorHAnsi" w:cstheme="majorBidi"/>
-      <w:color w:val="000000" w:themeColor="text1"/>
+      <w:color w:val="000000"/>
     </w:rPr>
     <w:tblPr>
       <w:tblStyleRowBandSize w:val="1"/>
@@ -8043,7 +8681,7 @@
       <w:rPr>
         <w:b/>
         <w:bCs/>
-        <w:color w:val="000000" w:themeColor="text1"/>
+        <w:color w:val="000000"/>
       </w:rPr>
       <w:tblPr/>
       <w:tcPr>
@@ -8054,7 +8692,7 @@
       <w:rPr>
         <w:b/>
         <w:bCs/>
-        <w:color w:val="000000" w:themeColor="text1"/>
+        <w:color w:val="000000"/>
       </w:rPr>
       <w:tblPr/>
       <w:tcPr>
@@ -8073,7 +8711,7 @@
       <w:rPr>
         <w:b/>
         <w:bCs/>
-        <w:color w:val="000000" w:themeColor="text1"/>
+        <w:color w:val="000000"/>
       </w:rPr>
       <w:tblPr/>
       <w:tcPr>
@@ -8092,7 +8730,7 @@
       <w:rPr>
         <w:b w:val="0"/>
         <w:bCs w:val="0"/>
-        <w:color w:val="000000" w:themeColor="text1"/>
+        <w:color w:val="000000"/>
       </w:rPr>
       <w:tblPr/>
       <w:tcPr>
@@ -8140,7 +8778,7 @@
     </w:pPr>
     <w:rPr>
       <w:rFonts w:asciiTheme="majorHAnsi" w:eastAsiaTheme="majorEastAsia" w:hAnsiTheme="majorHAnsi" w:cstheme="majorBidi"/>
-      <w:color w:val="000000" w:themeColor="text1"/>
+      <w:color w:val="000000"/>
     </w:rPr>
     <w:tblPr>
       <w:tblStyleRowBandSize w:val="1"/>
@@ -8168,7 +8806,7 @@
       <w:rPr>
         <w:b/>
         <w:bCs/>
-        <w:color w:val="000000" w:themeColor="text1"/>
+        <w:color w:val="000000"/>
       </w:rPr>
       <w:tblPr/>
       <w:tcPr>
@@ -8179,7 +8817,7 @@
       <w:rPr>
         <w:b/>
         <w:bCs/>
-        <w:color w:val="000000" w:themeColor="text1"/>
+        <w:color w:val="000000"/>
       </w:rPr>
       <w:tblPr/>
       <w:tcPr>
@@ -8198,7 +8836,7 @@
       <w:rPr>
         <w:b/>
         <w:bCs/>
-        <w:color w:val="000000" w:themeColor="text1"/>
+        <w:color w:val="000000"/>
       </w:rPr>
       <w:tblPr/>
       <w:tcPr>
@@ -8217,7 +8855,7 @@
       <w:rPr>
         <w:b w:val="0"/>
         <w:bCs w:val="0"/>
-        <w:color w:val="000000" w:themeColor="text1"/>
+        <w:color w:val="000000"/>
       </w:rPr>
       <w:tblPr/>
       <w:tcPr>
@@ -8265,7 +8903,7 @@
     </w:pPr>
     <w:rPr>
       <w:rFonts w:asciiTheme="majorHAnsi" w:eastAsiaTheme="majorEastAsia" w:hAnsiTheme="majorHAnsi" w:cstheme="majorBidi"/>
-      <w:color w:val="000000" w:themeColor="text1"/>
+      <w:color w:val="000000"/>
     </w:rPr>
     <w:tblPr>
       <w:tblStyleRowBandSize w:val="1"/>
@@ -8293,7 +8931,7 @@
       <w:rPr>
         <w:b/>
         <w:bCs/>
-        <w:color w:val="000000" w:themeColor="text1"/>
+        <w:color w:val="000000"/>
       </w:rPr>
       <w:tblPr/>
       <w:tcPr>
@@ -8304,7 +8942,7 @@
       <w:rPr>
         <w:b/>
         <w:bCs/>
-        <w:color w:val="000000" w:themeColor="text1"/>
+        <w:color w:val="000000"/>
       </w:rPr>
       <w:tblPr/>
       <w:tcPr>
@@ -8323,7 +8961,7 @@
       <w:rPr>
         <w:b/>
         <w:bCs/>
-        <w:color w:val="000000" w:themeColor="text1"/>
+        <w:color w:val="000000"/>
       </w:rPr>
       <w:tblPr/>
       <w:tcPr>
@@ -8342,7 +8980,7 @@
       <w:rPr>
         <w:b w:val="0"/>
         <w:bCs w:val="0"/>
-        <w:color w:val="000000" w:themeColor="text1"/>
+        <w:color w:val="000000"/>
       </w:rPr>
       <w:tblPr/>
       <w:tcPr>
@@ -8416,7 +9054,7 @@
         <w:bCs/>
         <w:i w:val="0"/>
         <w:iCs w:val="0"/>
-        <w:color w:val="FFFFFF" w:themeColor="background1"/>
+        <w:color w:val="000000"/>
       </w:rPr>
       <w:tblPr/>
       <w:tcPr>
@@ -8437,7 +9075,7 @@
         <w:bCs/>
         <w:i w:val="0"/>
         <w:iCs w:val="0"/>
-        <w:color w:val="FFFFFF" w:themeColor="background1"/>
+        <w:color w:val="000000"/>
       </w:rPr>
       <w:tblPr/>
       <w:tcPr>
@@ -8458,7 +9096,7 @@
         <w:bCs/>
         <w:i w:val="0"/>
         <w:iCs w:val="0"/>
-        <w:color w:val="FFFFFF" w:themeColor="background1"/>
+        <w:color w:val="000000"/>
       </w:rPr>
       <w:tblPr/>
       <w:tcPr>
@@ -8477,7 +9115,7 @@
         <w:bCs/>
         <w:i w:val="0"/>
         <w:iCs w:val="0"/>
-        <w:color w:val="FFFFFF" w:themeColor="background1"/>
+        <w:color w:val="000000"/>
       </w:rPr>
       <w:tblPr/>
       <w:tcPr>
@@ -8557,7 +9195,7 @@
         <w:bCs/>
         <w:i w:val="0"/>
         <w:iCs w:val="0"/>
-        <w:color w:val="FFFFFF" w:themeColor="background1"/>
+        <w:color w:val="000000"/>
       </w:rPr>
       <w:tblPr/>
       <w:tcPr>
@@ -8578,7 +9216,7 @@
         <w:bCs/>
         <w:i w:val="0"/>
         <w:iCs w:val="0"/>
-        <w:color w:val="FFFFFF" w:themeColor="background1"/>
+        <w:color w:val="000000"/>
       </w:rPr>
       <w:tblPr/>
       <w:tcPr>
@@ -8599,7 +9237,7 @@
         <w:bCs/>
         <w:i w:val="0"/>
         <w:iCs w:val="0"/>
-        <w:color w:val="FFFFFF" w:themeColor="background1"/>
+        <w:color w:val="000000"/>
       </w:rPr>
       <w:tblPr/>
       <w:tcPr>
@@ -8618,7 +9256,7 @@
         <w:bCs/>
         <w:i w:val="0"/>
         <w:iCs w:val="0"/>
-        <w:color w:val="FFFFFF" w:themeColor="background1"/>
+        <w:color w:val="000000"/>
       </w:rPr>
       <w:tblPr/>
       <w:tcPr>
@@ -8698,7 +9336,7 @@
         <w:bCs/>
         <w:i w:val="0"/>
         <w:iCs w:val="0"/>
-        <w:color w:val="FFFFFF" w:themeColor="background1"/>
+        <w:color w:val="000000"/>
       </w:rPr>
       <w:tblPr/>
       <w:tcPr>
@@ -8719,7 +9357,7 @@
         <w:bCs/>
         <w:i w:val="0"/>
         <w:iCs w:val="0"/>
-        <w:color w:val="FFFFFF" w:themeColor="background1"/>
+        <w:color w:val="000000"/>
       </w:rPr>
       <w:tblPr/>
       <w:tcPr>
@@ -8740,7 +9378,7 @@
         <w:bCs/>
         <w:i w:val="0"/>
         <w:iCs w:val="0"/>
-        <w:color w:val="FFFFFF" w:themeColor="background1"/>
+        <w:color w:val="000000"/>
       </w:rPr>
       <w:tblPr/>
       <w:tcPr>
@@ -8759,7 +9397,7 @@
         <w:bCs/>
         <w:i w:val="0"/>
         <w:iCs w:val="0"/>
-        <w:color w:val="FFFFFF" w:themeColor="background1"/>
+        <w:color w:val="000000"/>
       </w:rPr>
       <w:tblPr/>
       <w:tcPr>
@@ -8839,7 +9477,7 @@
         <w:bCs/>
         <w:i w:val="0"/>
         <w:iCs w:val="0"/>
-        <w:color w:val="FFFFFF" w:themeColor="background1"/>
+        <w:color w:val="000000"/>
       </w:rPr>
       <w:tblPr/>
       <w:tcPr>
@@ -8860,7 +9498,7 @@
         <w:bCs/>
         <w:i w:val="0"/>
         <w:iCs w:val="0"/>
-        <w:color w:val="FFFFFF" w:themeColor="background1"/>
+        <w:color w:val="000000"/>
       </w:rPr>
       <w:tblPr/>
       <w:tcPr>
@@ -8881,7 +9519,7 @@
         <w:bCs/>
         <w:i w:val="0"/>
         <w:iCs w:val="0"/>
-        <w:color w:val="FFFFFF" w:themeColor="background1"/>
+        <w:color w:val="000000"/>
       </w:rPr>
       <w:tblPr/>
       <w:tcPr>
@@ -8900,7 +9538,7 @@
         <w:bCs/>
         <w:i w:val="0"/>
         <w:iCs w:val="0"/>
-        <w:color w:val="FFFFFF" w:themeColor="background1"/>
+        <w:color w:val="000000"/>
       </w:rPr>
       <w:tblPr/>
       <w:tcPr>
@@ -8980,7 +9618,7 @@
         <w:bCs/>
         <w:i w:val="0"/>
         <w:iCs w:val="0"/>
-        <w:color w:val="FFFFFF" w:themeColor="background1"/>
+        <w:color w:val="000000"/>
       </w:rPr>
       <w:tblPr/>
       <w:tcPr>
@@ -9001,7 +9639,7 @@
         <w:bCs/>
         <w:i w:val="0"/>
         <w:iCs w:val="0"/>
-        <w:color w:val="FFFFFF" w:themeColor="background1"/>
+        <w:color w:val="000000"/>
       </w:rPr>
       <w:tblPr/>
       <w:tcPr>
@@ -9022,7 +9660,7 @@
         <w:bCs/>
         <w:i w:val="0"/>
         <w:iCs w:val="0"/>
-        <w:color w:val="FFFFFF" w:themeColor="background1"/>
+        <w:color w:val="000000"/>
       </w:rPr>
       <w:tblPr/>
       <w:tcPr>
@@ -9041,7 +9679,7 @@
         <w:bCs/>
         <w:i w:val="0"/>
         <w:iCs w:val="0"/>
-        <w:color w:val="FFFFFF" w:themeColor="background1"/>
+        <w:color w:val="000000"/>
       </w:rPr>
       <w:tblPr/>
       <w:tcPr>
@@ -9121,7 +9759,7 @@
         <w:bCs/>
         <w:i w:val="0"/>
         <w:iCs w:val="0"/>
-        <w:color w:val="FFFFFF" w:themeColor="background1"/>
+        <w:color w:val="000000"/>
       </w:rPr>
       <w:tblPr/>
       <w:tcPr>
@@ -9142,7 +9780,7 @@
         <w:bCs/>
         <w:i w:val="0"/>
         <w:iCs w:val="0"/>
-        <w:color w:val="FFFFFF" w:themeColor="background1"/>
+        <w:color w:val="000000"/>
       </w:rPr>
       <w:tblPr/>
       <w:tcPr>
@@ -9163,7 +9801,7 @@
         <w:bCs/>
         <w:i w:val="0"/>
         <w:iCs w:val="0"/>
-        <w:color w:val="FFFFFF" w:themeColor="background1"/>
+        <w:color w:val="000000"/>
       </w:rPr>
       <w:tblPr/>
       <w:tcPr>
@@ -9182,7 +9820,7 @@
         <w:bCs/>
         <w:i w:val="0"/>
         <w:iCs w:val="0"/>
-        <w:color w:val="FFFFFF" w:themeColor="background1"/>
+        <w:color w:val="000000"/>
       </w:rPr>
       <w:tblPr/>
       <w:tcPr>
@@ -9262,7 +9900,7 @@
         <w:bCs/>
         <w:i w:val="0"/>
         <w:iCs w:val="0"/>
-        <w:color w:val="FFFFFF" w:themeColor="background1"/>
+        <w:color w:val="000000"/>
       </w:rPr>
       <w:tblPr/>
       <w:tcPr>
@@ -9283,7 +9921,7 @@
         <w:bCs/>
         <w:i w:val="0"/>
         <w:iCs w:val="0"/>
-        <w:color w:val="FFFFFF" w:themeColor="background1"/>
+        <w:color w:val="000000"/>
       </w:rPr>
       <w:tblPr/>
       <w:tcPr>
@@ -9304,7 +9942,7 @@
         <w:bCs/>
         <w:i w:val="0"/>
         <w:iCs w:val="0"/>
-        <w:color w:val="FFFFFF" w:themeColor="background1"/>
+        <w:color w:val="000000"/>
       </w:rPr>
       <w:tblPr/>
       <w:tcPr>
@@ -9323,7 +9961,7 @@
         <w:bCs/>
         <w:i w:val="0"/>
         <w:iCs w:val="0"/>
-        <w:color w:val="FFFFFF" w:themeColor="background1"/>
+        <w:color w:val="000000"/>
       </w:rPr>
       <w:tblPr/>
       <w:tcPr>
@@ -9376,7 +10014,7 @@
       <w:spacing w:after="0" w:line="240" w:lineRule="auto"/>
     </w:pPr>
     <w:rPr>
-      <w:color w:val="FFFFFF" w:themeColor="background1"/>
+      <w:color w:val="000000"/>
     </w:rPr>
     <w:tblPr>
       <w:tblStyleRowBandSize w:val="1"/>
@@ -9490,7 +10128,7 @@
       <w:spacing w:after="0" w:line="240" w:lineRule="auto"/>
     </w:pPr>
     <w:rPr>
-      <w:color w:val="FFFFFF" w:themeColor="background1"/>
+      <w:color w:val="000000"/>
     </w:rPr>
     <w:tblPr>
       <w:tblStyleRowBandSize w:val="1"/>
@@ -9604,7 +10242,7 @@
       <w:spacing w:after="0" w:line="240" w:lineRule="auto"/>
     </w:pPr>
     <w:rPr>
-      <w:color w:val="FFFFFF" w:themeColor="background1"/>
+      <w:color w:val="000000"/>
     </w:rPr>
     <w:tblPr>
       <w:tblStyleRowBandSize w:val="1"/>
@@ -9718,7 +10356,7 @@
       <w:spacing w:after="0" w:line="240" w:lineRule="auto"/>
     </w:pPr>
     <w:rPr>
-      <w:color w:val="FFFFFF" w:themeColor="background1"/>
+      <w:color w:val="000000"/>
     </w:rPr>
     <w:tblPr>
       <w:tblStyleRowBandSize w:val="1"/>
@@ -9832,7 +10470,7 @@
       <w:spacing w:after="0" w:line="240" w:lineRule="auto"/>
     </w:pPr>
     <w:rPr>
-      <w:color w:val="FFFFFF" w:themeColor="background1"/>
+      <w:color w:val="000000"/>
     </w:rPr>
     <w:tblPr>
       <w:tblStyleRowBandSize w:val="1"/>
@@ -9946,7 +10584,7 @@
       <w:spacing w:after="0" w:line="240" w:lineRule="auto"/>
     </w:pPr>
     <w:rPr>
-      <w:color w:val="FFFFFF" w:themeColor="background1"/>
+      <w:color w:val="000000"/>
     </w:rPr>
     <w:tblPr>
       <w:tblStyleRowBandSize w:val="1"/>
@@ -10060,7 +10698,7 @@
       <w:spacing w:after="0" w:line="240" w:lineRule="auto"/>
     </w:pPr>
     <w:rPr>
-      <w:color w:val="FFFFFF" w:themeColor="background1"/>
+      <w:color w:val="000000"/>
     </w:rPr>
     <w:tblPr>
       <w:tblStyleRowBandSize w:val="1"/>
@@ -10174,7 +10812,7 @@
       <w:spacing w:after="0" w:line="240" w:lineRule="auto"/>
     </w:pPr>
     <w:rPr>
-      <w:color w:val="000000" w:themeColor="text1"/>
+      <w:color w:val="000000"/>
     </w:rPr>
     <w:tblPr>
       <w:tblStyleRowBandSize w:val="1"/>
@@ -10220,7 +10858,7 @@
       <w:rPr>
         <w:b/>
         <w:bCs/>
-        <w:color w:val="FFFFFF" w:themeColor="background1"/>
+        <w:color w:val="000000"/>
       </w:rPr>
       <w:tblPr/>
       <w:tcPr>
@@ -10232,7 +10870,7 @@
     </w:tblStylePr>
     <w:tblStylePr w:type="firstCol">
       <w:rPr>
-        <w:color w:val="FFFFFF" w:themeColor="background1"/>
+        <w:color w:val="000000"/>
       </w:rPr>
       <w:tblPr/>
       <w:tcPr>
@@ -10249,7 +10887,7 @@
     </w:tblStylePr>
     <w:tblStylePr w:type="lastCol">
       <w:rPr>
-        <w:color w:val="FFFFFF" w:themeColor="background1"/>
+        <w:color w:val="000000"/>
       </w:rPr>
       <w:tblPr/>
       <w:tcPr>
@@ -10278,12 +10916,12 @@
     </w:tblStylePr>
     <w:tblStylePr w:type="neCell">
       <w:rPr>
-        <w:color w:val="000000" w:themeColor="text1"/>
+        <w:color w:val="000000"/>
       </w:rPr>
     </w:tblStylePr>
     <w:tblStylePr w:type="nwCell">
       <w:rPr>
-        <w:color w:val="000000" w:themeColor="text1"/>
+        <w:color w:val="000000"/>
       </w:rPr>
     </w:tblStylePr>
   </w:style>
@@ -10296,7 +10934,7 @@
       <w:spacing w:after="0" w:line="240" w:lineRule="auto"/>
     </w:pPr>
     <w:rPr>
-      <w:color w:val="000000" w:themeColor="text1"/>
+      <w:color w:val="000000"/>
     </w:rPr>
     <w:tblPr>
       <w:tblStyleRowBandSize w:val="1"/>
@@ -10342,7 +10980,7 @@
       <w:rPr>
         <w:b/>
         <w:bCs/>
-        <w:color w:val="FFFFFF" w:themeColor="background1"/>
+        <w:color w:val="000000"/>
       </w:rPr>
       <w:tblPr/>
       <w:tcPr>
@@ -10354,7 +10992,7 @@
     </w:tblStylePr>
     <w:tblStylePr w:type="firstCol">
       <w:rPr>
-        <w:color w:val="FFFFFF" w:themeColor="background1"/>
+        <w:color w:val="000000"/>
       </w:rPr>
       <w:tblPr/>
       <w:tcPr>
@@ -10371,7 +11009,7 @@
     </w:tblStylePr>
     <w:tblStylePr w:type="lastCol">
       <w:rPr>
-        <w:color w:val="FFFFFF" w:themeColor="background1"/>
+        <w:color w:val="000000"/>
       </w:rPr>
       <w:tblPr/>
       <w:tcPr>
@@ -10400,12 +11038,12 @@
     </w:tblStylePr>
     <w:tblStylePr w:type="neCell">
       <w:rPr>
-        <w:color w:val="000000" w:themeColor="text1"/>
+        <w:color w:val="000000"/>
       </w:rPr>
     </w:tblStylePr>
     <w:tblStylePr w:type="nwCell">
       <w:rPr>
-        <w:color w:val="000000" w:themeColor="text1"/>
+        <w:color w:val="000000"/>
       </w:rPr>
     </w:tblStylePr>
   </w:style>
@@ -10418,7 +11056,7 @@
       <w:spacing w:after="0" w:line="240" w:lineRule="auto"/>
     </w:pPr>
     <w:rPr>
-      <w:color w:val="000000" w:themeColor="text1"/>
+      <w:color w:val="000000"/>
     </w:rPr>
     <w:tblPr>
       <w:tblStyleRowBandSize w:val="1"/>
@@ -10464,7 +11102,7 @@
       <w:rPr>
         <w:b/>
         <w:bCs/>
-        <w:color w:val="FFFFFF" w:themeColor="background1"/>
+        <w:color w:val="000000"/>
       </w:rPr>
       <w:tblPr/>
       <w:tcPr>
@@ -10476,7 +11114,7 @@
     </w:tblStylePr>
     <w:tblStylePr w:type="firstCol">
       <w:rPr>
-        <w:color w:val="FFFFFF" w:themeColor="background1"/>
+        <w:color w:val="000000"/>
       </w:rPr>
       <w:tblPr/>
       <w:tcPr>
@@ -10493,7 +11131,7 @@
     </w:tblStylePr>
     <w:tblStylePr w:type="lastCol">
       <w:rPr>
-        <w:color w:val="FFFFFF" w:themeColor="background1"/>
+        <w:color w:val="000000"/>
       </w:rPr>
       <w:tblPr/>
       <w:tcPr>
@@ -10522,12 +11160,12 @@
     </w:tblStylePr>
     <w:tblStylePr w:type="neCell">
       <w:rPr>
-        <w:color w:val="000000" w:themeColor="text1"/>
+        <w:color w:val="000000"/>
       </w:rPr>
     </w:tblStylePr>
     <w:tblStylePr w:type="nwCell">
       <w:rPr>
-        <w:color w:val="000000" w:themeColor="text1"/>
+        <w:color w:val="000000"/>
       </w:rPr>
     </w:tblStylePr>
   </w:style>
@@ -10540,7 +11178,7 @@
       <w:spacing w:after="0" w:line="240" w:lineRule="auto"/>
     </w:pPr>
     <w:rPr>
-      <w:color w:val="000000" w:themeColor="text1"/>
+      <w:color w:val="000000"/>
     </w:rPr>
     <w:tblPr>
       <w:tblStyleRowBandSize w:val="1"/>
@@ -10586,7 +11224,7 @@
       <w:rPr>
         <w:b/>
         <w:bCs/>
-        <w:color w:val="FFFFFF" w:themeColor="background1"/>
+        <w:color w:val="000000"/>
       </w:rPr>
       <w:tblPr/>
       <w:tcPr>
@@ -10598,7 +11236,7 @@
     </w:tblStylePr>
     <w:tblStylePr w:type="firstCol">
       <w:rPr>
-        <w:color w:val="FFFFFF" w:themeColor="background1"/>
+        <w:color w:val="000000"/>
       </w:rPr>
       <w:tblPr/>
       <w:tcPr>
@@ -10615,7 +11253,7 @@
     </w:tblStylePr>
     <w:tblStylePr w:type="lastCol">
       <w:rPr>
-        <w:color w:val="FFFFFF" w:themeColor="background1"/>
+        <w:color w:val="000000"/>
       </w:rPr>
       <w:tblPr/>
       <w:tcPr>
@@ -10652,7 +11290,7 @@
       <w:spacing w:after="0" w:line="240" w:lineRule="auto"/>
     </w:pPr>
     <w:rPr>
-      <w:color w:val="000000" w:themeColor="text1"/>
+      <w:color w:val="000000"/>
     </w:rPr>
     <w:tblPr>
       <w:tblStyleRowBandSize w:val="1"/>
@@ -10698,7 +11336,7 @@
       <w:rPr>
         <w:b/>
         <w:bCs/>
-        <w:color w:val="FFFFFF" w:themeColor="background1"/>
+        <w:color w:val="000000"/>
       </w:rPr>
       <w:tblPr/>
       <w:tcPr>
@@ -10710,7 +11348,7 @@
     </w:tblStylePr>
     <w:tblStylePr w:type="firstCol">
       <w:rPr>
-        <w:color w:val="FFFFFF" w:themeColor="background1"/>
+        <w:color w:val="000000"/>
       </w:rPr>
       <w:tblPr/>
       <w:tcPr>
@@ -10727,7 +11365,7 @@
     </w:tblStylePr>
     <w:tblStylePr w:type="lastCol">
       <w:rPr>
-        <w:color w:val="FFFFFF" w:themeColor="background1"/>
+        <w:color w:val="000000"/>
       </w:rPr>
       <w:tblPr/>
       <w:tcPr>
@@ -10756,12 +11394,12 @@
     </w:tblStylePr>
     <w:tblStylePr w:type="neCell">
       <w:rPr>
-        <w:color w:val="000000" w:themeColor="text1"/>
+        <w:color w:val="000000"/>
       </w:rPr>
     </w:tblStylePr>
     <w:tblStylePr w:type="nwCell">
       <w:rPr>
-        <w:color w:val="000000" w:themeColor="text1"/>
+        <w:color w:val="000000"/>
       </w:rPr>
     </w:tblStylePr>
   </w:style>
@@ -10774,7 +11412,7 @@
       <w:spacing w:after="0" w:line="240" w:lineRule="auto"/>
     </w:pPr>
     <w:rPr>
-      <w:color w:val="000000" w:themeColor="text1"/>
+      <w:color w:val="000000"/>
     </w:rPr>
     <w:tblPr>
       <w:tblStyleRowBandSize w:val="1"/>
@@ -10820,7 +11458,7 @@
       <w:rPr>
         <w:b/>
         <w:bCs/>
-        <w:color w:val="FFFFFF" w:themeColor="background1"/>
+        <w:color w:val="000000"/>
       </w:rPr>
       <w:tblPr/>
       <w:tcPr>
@@ -10832,7 +11470,7 @@
     </w:tblStylePr>
     <w:tblStylePr w:type="firstCol">
       <w:rPr>
-        <w:color w:val="FFFFFF" w:themeColor="background1"/>
+        <w:color w:val="000000"/>
       </w:rPr>
       <w:tblPr/>
       <w:tcPr>
@@ -10849,7 +11487,7 @@
     </w:tblStylePr>
     <w:tblStylePr w:type="lastCol">
       <w:rPr>
-        <w:color w:val="FFFFFF" w:themeColor="background1"/>
+        <w:color w:val="000000"/>
       </w:rPr>
       <w:tblPr/>
       <w:tcPr>
@@ -10878,12 +11516,12 @@
     </w:tblStylePr>
     <w:tblStylePr w:type="neCell">
       <w:rPr>
-        <w:color w:val="000000" w:themeColor="text1"/>
+        <w:color w:val="000000"/>
       </w:rPr>
     </w:tblStylePr>
     <w:tblStylePr w:type="nwCell">
       <w:rPr>
-        <w:color w:val="000000" w:themeColor="text1"/>
+        <w:color w:val="000000"/>
       </w:rPr>
     </w:tblStylePr>
   </w:style>
@@ -10896,7 +11534,7 @@
       <w:spacing w:after="0" w:line="240" w:lineRule="auto"/>
     </w:pPr>
     <w:rPr>
-      <w:color w:val="000000" w:themeColor="text1"/>
+      <w:color w:val="000000"/>
     </w:rPr>
     <w:tblPr>
       <w:tblStyleRowBandSize w:val="1"/>
@@ -10942,7 +11580,7 @@
       <w:rPr>
         <w:b/>
         <w:bCs/>
-        <w:color w:val="FFFFFF" w:themeColor="background1"/>
+        <w:color w:val="000000"/>
       </w:rPr>
       <w:tblPr/>
       <w:tcPr>
@@ -10954,7 +11592,7 @@
     </w:tblStylePr>
     <w:tblStylePr w:type="firstCol">
       <w:rPr>
-        <w:color w:val="FFFFFF" w:themeColor="background1"/>
+        <w:color w:val="000000"/>
       </w:rPr>
       <w:tblPr/>
       <w:tcPr>
@@ -10971,7 +11609,7 @@
     </w:tblStylePr>
     <w:tblStylePr w:type="lastCol">
       <w:rPr>
-        <w:color w:val="FFFFFF" w:themeColor="background1"/>
+        <w:color w:val="000000"/>
       </w:rPr>
       <w:tblPr/>
       <w:tcPr>
@@ -11000,12 +11638,12 @@
     </w:tblStylePr>
     <w:tblStylePr w:type="neCell">
       <w:rPr>
-        <w:color w:val="000000" w:themeColor="text1"/>
+        <w:color w:val="000000"/>
       </w:rPr>
     </w:tblStylePr>
     <w:tblStylePr w:type="nwCell">
       <w:rPr>
-        <w:color w:val="000000" w:themeColor="text1"/>
+        <w:color w:val="000000"/>
       </w:rPr>
     </w:tblStylePr>
   </w:style>
@@ -11018,7 +11656,7 @@
       <w:spacing w:after="0" w:line="240" w:lineRule="auto"/>
     </w:pPr>
     <w:rPr>
-      <w:color w:val="000000" w:themeColor="text1"/>
+      <w:color w:val="000000"/>
     </w:rPr>
     <w:tblPr>
       <w:tblStyleRowBandSize w:val="1"/>
@@ -11038,7 +11676,7 @@
       <w:rPr>
         <w:b/>
         <w:bCs/>
-        <w:color w:val="FFFFFF" w:themeColor="background1"/>
+        <w:color w:val="000000"/>
       </w:rPr>
       <w:tblPr/>
       <w:tcPr>
@@ -11052,7 +11690,7 @@
       <w:rPr>
         <w:b/>
         <w:bCs/>
-        <w:color w:val="9E3A38" w:themeColor="accent2" w:themeShade="CC"/>
+        <w:color w:val="000000"/>
       </w:rPr>
       <w:tblPr/>
       <w:tcPr>
@@ -11104,7 +11742,7 @@
       <w:spacing w:after="0" w:line="240" w:lineRule="auto"/>
     </w:pPr>
     <w:rPr>
-      <w:color w:val="000000" w:themeColor="text1"/>
+      <w:color w:val="000000"/>
     </w:rPr>
     <w:tblPr>
       <w:tblStyleRowBandSize w:val="1"/>
@@ -11124,7 +11762,7 @@
       <w:rPr>
         <w:b/>
         <w:bCs/>
-        <w:color w:val="FFFFFF" w:themeColor="background1"/>
+        <w:color w:val="000000"/>
       </w:rPr>
       <w:tblPr/>
       <w:tcPr>
@@ -11138,7 +11776,7 @@
       <w:rPr>
         <w:b/>
         <w:bCs/>
-        <w:color w:val="9E3A38" w:themeColor="accent2" w:themeShade="CC"/>
+        <w:color w:val="000000"/>
       </w:rPr>
       <w:tblPr/>
       <w:tcPr>
@@ -11190,7 +11828,7 @@
       <w:spacing w:after="0" w:line="240" w:lineRule="auto"/>
     </w:pPr>
     <w:rPr>
-      <w:color w:val="000000" w:themeColor="text1"/>
+      <w:color w:val="000000"/>
     </w:rPr>
     <w:tblPr>
       <w:tblStyleRowBandSize w:val="1"/>
@@ -11210,7 +11848,7 @@
       <w:rPr>
         <w:b/>
         <w:bCs/>
-        <w:color w:val="FFFFFF" w:themeColor="background1"/>
+        <w:color w:val="000000"/>
       </w:rPr>
       <w:tblPr/>
       <w:tcPr>
@@ -11224,7 +11862,7 @@
       <w:rPr>
         <w:b/>
         <w:bCs/>
-        <w:color w:val="9E3A38" w:themeColor="accent2" w:themeShade="CC"/>
+        <w:color w:val="000000"/>
       </w:rPr>
       <w:tblPr/>
       <w:tcPr>
@@ -11276,7 +11914,7 @@
       <w:spacing w:after="0" w:line="240" w:lineRule="auto"/>
     </w:pPr>
     <w:rPr>
-      <w:color w:val="000000" w:themeColor="text1"/>
+      <w:color w:val="000000"/>
     </w:rPr>
     <w:tblPr>
       <w:tblStyleRowBandSize w:val="1"/>
@@ -11296,7 +11934,7 @@
       <w:rPr>
         <w:b/>
         <w:bCs/>
-        <w:color w:val="FFFFFF" w:themeColor="background1"/>
+        <w:color w:val="000000"/>
       </w:rPr>
       <w:tblPr/>
       <w:tcPr>
@@ -11310,7 +11948,7 @@
       <w:rPr>
         <w:b/>
         <w:bCs/>
-        <w:color w:val="664E82" w:themeColor="accent4" w:themeShade="CC"/>
+        <w:color w:val="000000"/>
       </w:rPr>
       <w:tblPr/>
       <w:tcPr>
@@ -11362,7 +12000,7 @@
       <w:spacing w:after="0" w:line="240" w:lineRule="auto"/>
     </w:pPr>
     <w:rPr>
-      <w:color w:val="000000" w:themeColor="text1"/>
+      <w:color w:val="000000"/>
     </w:rPr>
     <w:tblPr>
       <w:tblStyleRowBandSize w:val="1"/>
@@ -11382,7 +12020,7 @@
       <w:rPr>
         <w:b/>
         <w:bCs/>
-        <w:color w:val="FFFFFF" w:themeColor="background1"/>
+        <w:color w:val="000000"/>
       </w:rPr>
       <w:tblPr/>
       <w:tcPr>
@@ -11396,7 +12034,7 @@
       <w:rPr>
         <w:b/>
         <w:bCs/>
-        <w:color w:val="7E9C40" w:themeColor="accent3" w:themeShade="CC"/>
+        <w:color w:val="000000"/>
       </w:rPr>
       <w:tblPr/>
       <w:tcPr>
@@ -11448,7 +12086,7 @@
       <w:spacing w:after="0" w:line="240" w:lineRule="auto"/>
     </w:pPr>
     <w:rPr>
-      <w:color w:val="000000" w:themeColor="text1"/>
+      <w:color w:val="000000"/>
     </w:rPr>
     <w:tblPr>
       <w:tblStyleRowBandSize w:val="1"/>
@@ -11468,7 +12106,7 @@
       <w:rPr>
         <w:b/>
         <w:bCs/>
-        <w:color w:val="FFFFFF" w:themeColor="background1"/>
+        <w:color w:val="000000"/>
       </w:rPr>
       <w:tblPr/>
       <w:tcPr>
@@ -11482,7 +12120,7 @@
       <w:rPr>
         <w:b/>
         <w:bCs/>
-        <w:color w:val="F2730A" w:themeColor="accent6" w:themeShade="CC"/>
+        <w:color w:val="000000"/>
       </w:rPr>
       <w:tblPr/>
       <w:tcPr>
@@ -11534,7 +12172,7 @@
       <w:spacing w:after="0" w:line="240" w:lineRule="auto"/>
     </w:pPr>
     <w:rPr>
-      <w:color w:val="000000" w:themeColor="text1"/>
+      <w:color w:val="000000"/>
     </w:rPr>
     <w:tblPr>
       <w:tblStyleRowBandSize w:val="1"/>
@@ -11554,7 +12192,7 @@
       <w:rPr>
         <w:b/>
         <w:bCs/>
-        <w:color w:val="FFFFFF" w:themeColor="background1"/>
+        <w:color w:val="000000"/>
       </w:rPr>
       <w:tblPr/>
       <w:tcPr>
@@ -11568,7 +12206,7 @@
       <w:rPr>
         <w:b/>
         <w:bCs/>
-        <w:color w:val="348DA5" w:themeColor="accent5" w:themeShade="CC"/>
+        <w:color w:val="000000"/>
       </w:rPr>
       <w:tblPr/>
       <w:tcPr>
@@ -11620,7 +12258,7 @@
       <w:spacing w:after="0" w:line="240" w:lineRule="auto"/>
     </w:pPr>
     <w:rPr>
-      <w:color w:val="000000" w:themeColor="text1"/>
+      <w:color w:val="000000"/>
     </w:rPr>
     <w:tblPr>
       <w:tblStyleRowBandSize w:val="1"/>
@@ -11653,7 +12291,7 @@
       <w:rPr>
         <w:b/>
         <w:bCs/>
-        <w:color w:val="000000" w:themeColor="text1"/>
+        <w:color w:val="000000"/>
       </w:rPr>
       <w:tblPr/>
       <w:tcPr>
@@ -11662,7 +12300,7 @@
     </w:tblStylePr>
     <w:tblStylePr w:type="firstCol">
       <w:rPr>
-        <w:color w:val="FFFFFF" w:themeColor="background1"/>
+        <w:color w:val="000000"/>
       </w:rPr>
       <w:tblPr/>
       <w:tcPr>
@@ -11671,7 +12309,7 @@
     </w:tblStylePr>
     <w:tblStylePr w:type="lastCol">
       <w:rPr>
-        <w:color w:val="FFFFFF" w:themeColor="background1"/>
+        <w:color w:val="000000"/>
       </w:rPr>
       <w:tblPr/>
       <w:tcPr>
@@ -11700,7 +12338,7 @@
       <w:spacing w:after="0" w:line="240" w:lineRule="auto"/>
     </w:pPr>
     <w:rPr>
-      <w:color w:val="000000" w:themeColor="text1"/>
+      <w:color w:val="000000"/>
     </w:rPr>
     <w:tblPr>
       <w:tblStyleRowBandSize w:val="1"/>
@@ -11733,7 +12371,7 @@
       <w:rPr>
         <w:b/>
         <w:bCs/>
-        <w:color w:val="000000" w:themeColor="text1"/>
+        <w:color w:val="000000"/>
       </w:rPr>
       <w:tblPr/>
       <w:tcPr>
@@ -11742,7 +12380,7 @@
     </w:tblStylePr>
     <w:tblStylePr w:type="firstCol">
       <w:rPr>
-        <w:color w:val="FFFFFF" w:themeColor="background1"/>
+        <w:color w:val="000000"/>
       </w:rPr>
       <w:tblPr/>
       <w:tcPr>
@@ -11751,7 +12389,7 @@
     </w:tblStylePr>
     <w:tblStylePr w:type="lastCol">
       <w:rPr>
-        <w:color w:val="FFFFFF" w:themeColor="background1"/>
+        <w:color w:val="000000"/>
       </w:rPr>
       <w:tblPr/>
       <w:tcPr>
@@ -11780,7 +12418,7 @@
       <w:spacing w:after="0" w:line="240" w:lineRule="auto"/>
     </w:pPr>
     <w:rPr>
-      <w:color w:val="000000" w:themeColor="text1"/>
+      <w:color w:val="000000"/>
     </w:rPr>
     <w:tblPr>
       <w:tblStyleRowBandSize w:val="1"/>
@@ -11813,7 +12451,7 @@
       <w:rPr>
         <w:b/>
         <w:bCs/>
-        <w:color w:val="000000" w:themeColor="text1"/>
+        <w:color w:val="000000"/>
       </w:rPr>
       <w:tblPr/>
       <w:tcPr>
@@ -11822,7 +12460,7 @@
     </w:tblStylePr>
     <w:tblStylePr w:type="firstCol">
       <w:rPr>
-        <w:color w:val="FFFFFF" w:themeColor="background1"/>
+        <w:color w:val="000000"/>
       </w:rPr>
       <w:tblPr/>
       <w:tcPr>
@@ -11831,7 +12469,7 @@
     </w:tblStylePr>
     <w:tblStylePr w:type="lastCol">
       <w:rPr>
-        <w:color w:val="FFFFFF" w:themeColor="background1"/>
+        <w:color w:val="000000"/>
       </w:rPr>
       <w:tblPr/>
       <w:tcPr>
@@ -11860,7 +12498,7 @@
       <w:spacing w:after="0" w:line="240" w:lineRule="auto"/>
     </w:pPr>
     <w:rPr>
-      <w:color w:val="000000" w:themeColor="text1"/>
+      <w:color w:val="000000"/>
     </w:rPr>
     <w:tblPr>
       <w:tblStyleRowBandSize w:val="1"/>
@@ -11893,7 +12531,7 @@
       <w:rPr>
         <w:b/>
         <w:bCs/>
-        <w:color w:val="000000" w:themeColor="text1"/>
+        <w:color w:val="000000"/>
       </w:rPr>
       <w:tblPr/>
       <w:tcPr>
@@ -11902,7 +12540,7 @@
     </w:tblStylePr>
     <w:tblStylePr w:type="firstCol">
       <w:rPr>
-        <w:color w:val="FFFFFF" w:themeColor="background1"/>
+        <w:color w:val="000000"/>
       </w:rPr>
       <w:tblPr/>
       <w:tcPr>
@@ -11911,7 +12549,7 @@
     </w:tblStylePr>
     <w:tblStylePr w:type="lastCol">
       <w:rPr>
-        <w:color w:val="FFFFFF" w:themeColor="background1"/>
+        <w:color w:val="000000"/>
       </w:rPr>
       <w:tblPr/>
       <w:tcPr>
@@ -11940,7 +12578,7 @@
       <w:spacing w:after="0" w:line="240" w:lineRule="auto"/>
     </w:pPr>
     <w:rPr>
-      <w:color w:val="000000" w:themeColor="text1"/>
+      <w:color w:val="000000"/>
     </w:rPr>
     <w:tblPr>
       <w:tblStyleRowBandSize w:val="1"/>
@@ -11973,7 +12611,7 @@
       <w:rPr>
         <w:b/>
         <w:bCs/>
-        <w:color w:val="000000" w:themeColor="text1"/>
+        <w:color w:val="000000"/>
       </w:rPr>
       <w:tblPr/>
       <w:tcPr>
@@ -11982,7 +12620,7 @@
     </w:tblStylePr>
     <w:tblStylePr w:type="firstCol">
       <w:rPr>
-        <w:color w:val="FFFFFF" w:themeColor="background1"/>
+        <w:color w:val="000000"/>
       </w:rPr>
       <w:tblPr/>
       <w:tcPr>
@@ -11991,7 +12629,7 @@
     </w:tblStylePr>
     <w:tblStylePr w:type="lastCol">
       <w:rPr>
-        <w:color w:val="FFFFFF" w:themeColor="background1"/>
+        <w:color w:val="000000"/>
       </w:rPr>
       <w:tblPr/>
       <w:tcPr>
@@ -12020,7 +12658,7 @@
       <w:spacing w:after="0" w:line="240" w:lineRule="auto"/>
     </w:pPr>
     <w:rPr>
-      <w:color w:val="000000" w:themeColor="text1"/>
+      <w:color w:val="000000"/>
     </w:rPr>
     <w:tblPr>
       <w:tblStyleRowBandSize w:val="1"/>
@@ -12053,7 +12691,7 @@
       <w:rPr>
         <w:b/>
         <w:bCs/>
-        <w:color w:val="000000" w:themeColor="text1"/>
+        <w:color w:val="000000"/>
       </w:rPr>
       <w:tblPr/>
       <w:tcPr>
@@ -12062,7 +12700,7 @@
     </w:tblStylePr>
     <w:tblStylePr w:type="firstCol">
       <w:rPr>
-        <w:color w:val="FFFFFF" w:themeColor="background1"/>
+        <w:color w:val="000000"/>
       </w:rPr>
       <w:tblPr/>
       <w:tcPr>
@@ -12071,7 +12709,7 @@
     </w:tblStylePr>
     <w:tblStylePr w:type="lastCol">
       <w:rPr>
-        <w:color w:val="FFFFFF" w:themeColor="background1"/>
+        <w:color w:val="000000"/>
       </w:rPr>
       <w:tblPr/>
       <w:tcPr>
@@ -12100,7 +12738,7 @@
       <w:spacing w:after="0" w:line="240" w:lineRule="auto"/>
     </w:pPr>
     <w:rPr>
-      <w:color w:val="000000" w:themeColor="text1"/>
+      <w:color w:val="000000"/>
     </w:rPr>
     <w:tblPr>
       <w:tblStyleRowBandSize w:val="1"/>
@@ -12133,7 +12771,7 @@
       <w:rPr>
         <w:b/>
         <w:bCs/>
-        <w:color w:val="000000" w:themeColor="text1"/>
+        <w:color w:val="000000"/>
       </w:rPr>
       <w:tblPr/>
       <w:tcPr>
@@ -12142,7 +12780,7 @@
     </w:tblStylePr>
     <w:tblStylePr w:type="firstCol">
       <w:rPr>
-        <w:color w:val="FFFFFF" w:themeColor="background1"/>
+        <w:color w:val="000000"/>
       </w:rPr>
       <w:tblPr/>
       <w:tcPr>
@@ -12151,7 +12789,7 @@
     </w:tblStylePr>
     <w:tblStylePr w:type="lastCol">
       <w:rPr>
-        <w:color w:val="FFFFFF" w:themeColor="background1"/>
+        <w:color w:val="000000"/>
       </w:rPr>
       <w:tblPr/>
       <w:tcPr>
@@ -12353,7 +12991,7 @@
       <w:rFonts w:asciiTheme="majorHAnsi" w:eastAsiaTheme="majorEastAsia" w:hAnsiTheme="majorHAnsi" w:cstheme="majorBidi"/>
       <w:b/>
       <w:bCs/>
-      <w:color w:val="365F91" w:themeColor="accent1" w:themeShade="BF"/>
+      <w:color w:val="000000"/>
       <w:sz w:val="28"/>
       <w:szCs w:val="28"/>
     </w:rPr>
@@ -12377,7 +13015,7 @@
       <w:rFonts w:asciiTheme="majorHAnsi" w:eastAsiaTheme="majorEastAsia" w:hAnsiTheme="majorHAnsi" w:cstheme="majorBidi"/>
       <w:b/>
       <w:bCs/>
-      <w:color w:val="4F81BD" w:themeColor="accent1"/>
+      <w:color w:val="000000"/>
       <w:sz w:val="26"/>
       <w:szCs w:val="26"/>
     </w:rPr>
@@ -12401,7 +13039,7 @@
       <w:rFonts w:asciiTheme="majorHAnsi" w:eastAsiaTheme="majorEastAsia" w:hAnsiTheme="majorHAnsi" w:cstheme="majorBidi"/>
       <w:b/>
       <w:bCs/>
-      <w:color w:val="4F81BD" w:themeColor="accent1"/>
+      <w:color w:val="000000"/>
     </w:rPr>
   </w:style>
   <w:style w:type="paragraph" w:styleId="Heading4">
@@ -12426,7 +13064,7 @@
       <w:bCs/>
       <w:i/>
       <w:iCs/>
-      <w:color w:val="4F81BD" w:themeColor="accent1"/>
+      <w:color w:val="000000"/>
     </w:rPr>
   </w:style>
   <w:style w:type="paragraph" w:styleId="Heading5">
@@ -12447,7 +13085,7 @@
     </w:pPr>
     <w:rPr>
       <w:rFonts w:asciiTheme="majorHAnsi" w:eastAsiaTheme="majorEastAsia" w:hAnsiTheme="majorHAnsi" w:cstheme="majorBidi"/>
-      <w:color w:val="243F60" w:themeColor="accent1" w:themeShade="7F"/>
+      <w:color w:val="000000"/>
     </w:rPr>
   </w:style>
   <w:style w:type="paragraph" w:styleId="Heading6">
@@ -12470,7 +13108,7 @@
       <w:rFonts w:asciiTheme="majorHAnsi" w:eastAsiaTheme="majorEastAsia" w:hAnsiTheme="majorHAnsi" w:cstheme="majorBidi"/>
       <w:i/>
       <w:iCs/>
-      <w:color w:val="243F60" w:themeColor="accent1" w:themeShade="7F"/>
+      <w:color w:val="000000"/>
     </w:rPr>
   </w:style>
   <w:style w:type="paragraph" w:styleId="Heading7">
@@ -12493,7 +13131,7 @@
       <w:rFonts w:asciiTheme="majorHAnsi" w:eastAsiaTheme="majorEastAsia" w:hAnsiTheme="majorHAnsi" w:cstheme="majorBidi"/>
       <w:i/>
       <w:iCs/>
-      <w:color w:val="404040" w:themeColor="text1" w:themeTint="BF"/>
+      <w:color w:val="000000"/>
     </w:rPr>
   </w:style>
   <w:style w:type="paragraph" w:styleId="Heading8">
@@ -12514,7 +13152,7 @@
     </w:pPr>
     <w:rPr>
       <w:rFonts w:asciiTheme="majorHAnsi" w:eastAsiaTheme="majorEastAsia" w:hAnsiTheme="majorHAnsi" w:cstheme="majorBidi"/>
-      <w:color w:val="4F81BD" w:themeColor="accent1"/>
+      <w:color w:val="000000"/>
       <w:sz w:val="20"/>
       <w:szCs w:val="20"/>
     </w:rPr>
@@ -12539,7 +13177,7 @@
       <w:rFonts w:asciiTheme="majorHAnsi" w:eastAsiaTheme="majorEastAsia" w:hAnsiTheme="majorHAnsi" w:cstheme="majorBidi"/>
       <w:i/>
       <w:iCs/>
-      <w:color w:val="404040" w:themeColor="text1" w:themeTint="BF"/>
+      <w:color w:val="000000"/>
       <w:sz w:val="20"/>
       <w:szCs w:val="20"/>
     </w:rPr>
@@ -12590,7 +13228,7 @@
       <w:rFonts w:asciiTheme="majorHAnsi" w:eastAsiaTheme="majorEastAsia" w:hAnsiTheme="majorHAnsi" w:cstheme="majorBidi"/>
       <w:b/>
       <w:bCs/>
-      <w:color w:val="365F91" w:themeColor="accent1" w:themeShade="BF"/>
+      <w:color w:val="000000"/>
       <w:sz w:val="28"/>
       <w:szCs w:val="28"/>
     </w:rPr>
@@ -12605,7 +13243,7 @@
       <w:rFonts w:asciiTheme="majorHAnsi" w:eastAsiaTheme="majorEastAsia" w:hAnsiTheme="majorHAnsi" w:cstheme="majorBidi"/>
       <w:b/>
       <w:bCs/>
-      <w:color w:val="4F81BD" w:themeColor="accent1"/>
+      <w:color w:val="000000"/>
       <w:sz w:val="26"/>
       <w:szCs w:val="26"/>
     </w:rPr>
@@ -12620,7 +13258,7 @@
       <w:rFonts w:asciiTheme="majorHAnsi" w:eastAsiaTheme="majorEastAsia" w:hAnsiTheme="majorHAnsi" w:cstheme="majorBidi"/>
       <w:b/>
       <w:bCs/>
-      <w:color w:val="4F81BD" w:themeColor="accent1"/>
+      <w:color w:val="000000"/>
     </w:rPr>
   </w:style>
   <w:style w:type="paragraph" w:styleId="Title">
@@ -12640,7 +13278,7 @@
     </w:pPr>
     <w:rPr>
       <w:rFonts w:asciiTheme="majorHAnsi" w:eastAsiaTheme="majorEastAsia" w:hAnsiTheme="majorHAnsi" w:cstheme="majorBidi"/>
-      <w:color w:val="17365D" w:themeColor="text2" w:themeShade="BF"/>
+      <w:color w:val="000000"/>
       <w:spacing w:val="5"/>
       <w:kern w:val="28"/>
       <w:sz w:val="52"/>
@@ -12655,7 +13293,7 @@
     <w:rsid w:val="00FC693F"/>
     <w:rPr>
       <w:rFonts w:asciiTheme="majorHAnsi" w:eastAsiaTheme="majorEastAsia" w:hAnsiTheme="majorHAnsi" w:cstheme="majorBidi"/>
-      <w:color w:val="17365D" w:themeColor="text2" w:themeShade="BF"/>
+      <w:color w:val="000000"/>
       <w:spacing w:val="5"/>
       <w:kern w:val="28"/>
       <w:sz w:val="52"/>
@@ -12679,7 +13317,7 @@
       <w:rFonts w:asciiTheme="majorHAnsi" w:eastAsiaTheme="majorEastAsia" w:hAnsiTheme="majorHAnsi" w:cstheme="majorBidi"/>
       <w:i/>
       <w:iCs/>
-      <w:color w:val="4F81BD" w:themeColor="accent1"/>
+      <w:color w:val="000000"/>
       <w:spacing w:val="15"/>
       <w:sz w:val="24"/>
       <w:szCs w:val="24"/>
@@ -12695,7 +13333,7 @@
       <w:rFonts w:asciiTheme="majorHAnsi" w:eastAsiaTheme="majorEastAsia" w:hAnsiTheme="majorHAnsi" w:cstheme="majorBidi"/>
       <w:i/>
       <w:iCs/>
-      <w:color w:val="4F81BD" w:themeColor="accent1"/>
+      <w:color w:val="000000"/>
       <w:spacing w:val="15"/>
       <w:sz w:val="24"/>
       <w:szCs w:val="24"/>
@@ -12967,7 +13605,7 @@
     <w:rPr>
       <w:i/>
       <w:iCs/>
-      <w:color w:val="000000" w:themeColor="text1"/>
+      <w:color w:val="000000"/>
     </w:rPr>
   </w:style>
   <w:style w:type="character" w:customStyle="1" w:styleId="QuoteChar">
@@ -12979,7 +13617,7 @@
     <w:rPr>
       <w:i/>
       <w:iCs/>
-      <w:color w:val="000000" w:themeColor="text1"/>
+      <w:color w:val="000000"/>
     </w:rPr>
   </w:style>
   <w:style w:type="character" w:customStyle="1" w:styleId="Heading4Char">
@@ -12995,7 +13633,7 @@
       <w:bCs/>
       <w:i/>
       <w:iCs/>
-      <w:color w:val="4F81BD" w:themeColor="accent1"/>
+      <w:color w:val="000000"/>
     </w:rPr>
   </w:style>
   <w:style w:type="character" w:customStyle="1" w:styleId="Heading5Char">
@@ -13007,7 +13645,7 @@
     <w:rsid w:val="00FC693F"/>
     <w:rPr>
       <w:rFonts w:asciiTheme="majorHAnsi" w:eastAsiaTheme="majorEastAsia" w:hAnsiTheme="majorHAnsi" w:cstheme="majorBidi"/>
-      <w:color w:val="243F60" w:themeColor="accent1" w:themeShade="7F"/>
+      <w:color w:val="000000"/>
     </w:rPr>
   </w:style>
   <w:style w:type="character" w:customStyle="1" w:styleId="Heading6Char">
@@ -13021,7 +13659,7 @@
       <w:rFonts w:asciiTheme="majorHAnsi" w:eastAsiaTheme="majorEastAsia" w:hAnsiTheme="majorHAnsi" w:cstheme="majorBidi"/>
       <w:i/>
       <w:iCs/>
-      <w:color w:val="243F60" w:themeColor="accent1" w:themeShade="7F"/>
+      <w:color w:val="000000"/>
     </w:rPr>
   </w:style>
   <w:style w:type="character" w:customStyle="1" w:styleId="Heading7Char">
@@ -13035,7 +13673,7 @@
       <w:rFonts w:asciiTheme="majorHAnsi" w:eastAsiaTheme="majorEastAsia" w:hAnsiTheme="majorHAnsi" w:cstheme="majorBidi"/>
       <w:i/>
       <w:iCs/>
-      <w:color w:val="404040" w:themeColor="text1" w:themeTint="BF"/>
+      <w:color w:val="000000"/>
     </w:rPr>
   </w:style>
   <w:style w:type="character" w:customStyle="1" w:styleId="Heading8Char">
@@ -13047,7 +13685,7 @@
     <w:rsid w:val="00FC693F"/>
     <w:rPr>
       <w:rFonts w:asciiTheme="majorHAnsi" w:eastAsiaTheme="majorEastAsia" w:hAnsiTheme="majorHAnsi" w:cstheme="majorBidi"/>
-      <w:color w:val="4F81BD" w:themeColor="accent1"/>
+      <w:color w:val="000000"/>
       <w:sz w:val="20"/>
       <w:szCs w:val="20"/>
     </w:rPr>
@@ -13063,7 +13701,7 @@
       <w:rFonts w:asciiTheme="majorHAnsi" w:eastAsiaTheme="majorEastAsia" w:hAnsiTheme="majorHAnsi" w:cstheme="majorBidi"/>
       <w:i/>
       <w:iCs/>
-      <w:color w:val="404040" w:themeColor="text1" w:themeTint="BF"/>
+      <w:color w:val="000000"/>
       <w:sz w:val="20"/>
       <w:szCs w:val="20"/>
     </w:rPr>
@@ -13083,7 +13721,7 @@
     <w:rPr>
       <w:b/>
       <w:bCs/>
-      <w:color w:val="4F81BD" w:themeColor="accent1"/>
+      <w:color w:val="000000"/>
       <w:sz w:val="18"/>
       <w:szCs w:val="18"/>
     </w:rPr>
@@ -13130,7 +13768,7 @@
       <w:bCs/>
       <w:i/>
       <w:iCs/>
-      <w:color w:val="4F81BD" w:themeColor="accent1"/>
+      <w:color w:val="000000"/>
     </w:rPr>
   </w:style>
   <w:style w:type="character" w:customStyle="1" w:styleId="IntenseQuoteChar">
@@ -13144,7 +13782,7 @@
       <w:bCs/>
       <w:i/>
       <w:iCs/>
-      <w:color w:val="4F81BD" w:themeColor="accent1"/>
+      <w:color w:val="000000"/>
     </w:rPr>
   </w:style>
   <w:style w:type="character" w:styleId="SubtleEmphasis">
@@ -13156,7 +13794,7 @@
     <w:rPr>
       <w:i/>
       <w:iCs/>
-      <w:color w:val="808080" w:themeColor="text1" w:themeTint="7F"/>
+      <w:color w:val="000000"/>
     </w:rPr>
   </w:style>
   <w:style w:type="character" w:styleId="IntenseEmphasis">
@@ -13170,7 +13808,7 @@
       <w:bCs/>
       <w:i/>
       <w:iCs/>
-      <w:color w:val="4F81BD" w:themeColor="accent1"/>
+      <w:color w:val="000000"/>
     </w:rPr>
   </w:style>
   <w:style w:type="character" w:styleId="SubtleReference">
@@ -13181,7 +13819,7 @@
     <w:rsid w:val="00FC693F"/>
     <w:rPr>
       <w:smallCaps/>
-      <w:color w:val="C0504D" w:themeColor="accent2"/>
+      <w:color w:val="000000"/>
       <w:u w:val="single"/>
     </w:rPr>
   </w:style>
@@ -13195,7 +13833,7 @@
       <w:b/>
       <w:bCs/>
       <w:smallCaps/>
-      <w:color w:val="C0504D" w:themeColor="accent2"/>
+      <w:color w:val="000000"/>
       <w:spacing w:val="5"/>
       <w:u w:val="single"/>
     </w:rPr>
@@ -13261,7 +13899,7 @@
       <w:spacing w:after="0" w:line="240" w:lineRule="auto"/>
     </w:pPr>
     <w:rPr>
-      <w:color w:val="000000" w:themeColor="text1" w:themeShade="BF"/>
+      <w:color w:val="000000"/>
     </w:rPr>
     <w:tblPr>
       <w:tblStyleRowBandSize w:val="1"/>
@@ -13364,7 +14002,7 @@
       <w:spacing w:after="0" w:line="240" w:lineRule="auto"/>
     </w:pPr>
     <w:rPr>
-      <w:color w:val="365F91" w:themeColor="accent1" w:themeShade="BF"/>
+      <w:color w:val="000000"/>
     </w:rPr>
     <w:tblPr>
       <w:tblStyleRowBandSize w:val="1"/>
@@ -13467,7 +14105,7 @@
       <w:spacing w:after="0" w:line="240" w:lineRule="auto"/>
     </w:pPr>
     <w:rPr>
-      <w:color w:val="943634" w:themeColor="accent2" w:themeShade="BF"/>
+      <w:color w:val="000000"/>
     </w:rPr>
     <w:tblPr>
       <w:tblStyleRowBandSize w:val="1"/>
@@ -13570,7 +14208,7 @@
       <w:spacing w:after="0" w:line="240" w:lineRule="auto"/>
     </w:pPr>
     <w:rPr>
-      <w:color w:val="76923C" w:themeColor="accent3" w:themeShade="BF"/>
+      <w:color w:val="000000"/>
     </w:rPr>
     <w:tblPr>
       <w:tblStyleRowBandSize w:val="1"/>
@@ -13673,7 +14311,7 @@
       <w:spacing w:after="0" w:line="240" w:lineRule="auto"/>
     </w:pPr>
     <w:rPr>
-      <w:color w:val="5F497A" w:themeColor="accent4" w:themeShade="BF"/>
+      <w:color w:val="000000"/>
     </w:rPr>
     <w:tblPr>
       <w:tblStyleRowBandSize w:val="1"/>
@@ -13776,7 +14414,7 @@
       <w:spacing w:after="0" w:line="240" w:lineRule="auto"/>
     </w:pPr>
     <w:rPr>
-      <w:color w:val="31849B" w:themeColor="accent5" w:themeShade="BF"/>
+      <w:color w:val="000000"/>
     </w:rPr>
     <w:tblPr>
       <w:tblStyleRowBandSize w:val="1"/>
@@ -13879,7 +14517,7 @@
       <w:spacing w:after="0" w:line="240" w:lineRule="auto"/>
     </w:pPr>
     <w:rPr>
-      <w:color w:val="E36C0A" w:themeColor="accent6" w:themeShade="BF"/>
+      <w:color w:val="000000"/>
     </w:rPr>
     <w:tblPr>
       <w:tblStyleRowBandSize w:val="1"/>
@@ -14005,7 +14643,7 @@
       <w:rPr>
         <w:b/>
         <w:bCs/>
-        <w:color w:val="FFFFFF" w:themeColor="background1"/>
+        <w:color w:val="000000"/>
       </w:rPr>
       <w:tblPr/>
       <w:tcPr>
@@ -14097,7 +14735,7 @@
       <w:rPr>
         <w:b/>
         <w:bCs/>
-        <w:color w:val="FFFFFF" w:themeColor="background1"/>
+        <w:color w:val="000000"/>
       </w:rPr>
       <w:tblPr/>
       <w:tcPr>
@@ -14189,7 +14827,7 @@
       <w:rPr>
         <w:b/>
         <w:bCs/>
-        <w:color w:val="FFFFFF" w:themeColor="background1"/>
+        <w:color w:val="000000"/>
       </w:rPr>
       <w:tblPr/>
       <w:tcPr>
@@ -14281,7 +14919,7 @@
       <w:rPr>
         <w:b/>
         <w:bCs/>
-        <w:color w:val="FFFFFF" w:themeColor="background1"/>
+        <w:color w:val="000000"/>
       </w:rPr>
       <w:tblPr/>
       <w:tcPr>
@@ -14373,7 +15011,7 @@
       <w:rPr>
         <w:b/>
         <w:bCs/>
-        <w:color w:val="FFFFFF" w:themeColor="background1"/>
+        <w:color w:val="000000"/>
       </w:rPr>
       <w:tblPr/>
       <w:tcPr>
@@ -14465,7 +15103,7 @@
       <w:rPr>
         <w:b/>
         <w:bCs/>
-        <w:color w:val="FFFFFF" w:themeColor="background1"/>
+        <w:color w:val="000000"/>
       </w:rPr>
       <w:tblPr/>
       <w:tcPr>
@@ -14557,7 +15195,7 @@
       <w:rPr>
         <w:b/>
         <w:bCs/>
-        <w:color w:val="FFFFFF" w:themeColor="background1"/>
+        <w:color w:val="000000"/>
       </w:rPr>
       <w:tblPr/>
       <w:tcPr>
@@ -15560,7 +16198,7 @@
       <w:rPr>
         <w:b/>
         <w:bCs/>
-        <w:color w:val="FFFFFF" w:themeColor="background1"/>
+        <w:color w:val="000000"/>
       </w:rPr>
       <w:tblPr/>
       <w:tcPr>
@@ -15666,7 +16304,7 @@
       <w:rPr>
         <w:b/>
         <w:bCs/>
-        <w:color w:val="FFFFFF" w:themeColor="background1"/>
+        <w:color w:val="000000"/>
       </w:rPr>
       <w:tblPr/>
       <w:tcPr>
@@ -15772,7 +16410,7 @@
       <w:rPr>
         <w:b/>
         <w:bCs/>
-        <w:color w:val="FFFFFF" w:themeColor="background1"/>
+        <w:color w:val="000000"/>
       </w:rPr>
       <w:tblPr/>
       <w:tcPr>
@@ -15878,7 +16516,7 @@
       <w:rPr>
         <w:b/>
         <w:bCs/>
-        <w:color w:val="FFFFFF" w:themeColor="background1"/>
+        <w:color w:val="000000"/>
       </w:rPr>
       <w:tblPr/>
       <w:tcPr>
@@ -15984,7 +16622,7 @@
       <w:rPr>
         <w:b/>
         <w:bCs/>
-        <w:color w:val="FFFFFF" w:themeColor="background1"/>
+        <w:color w:val="000000"/>
       </w:rPr>
       <w:tblPr/>
       <w:tcPr>
@@ -16090,7 +16728,7 @@
       <w:rPr>
         <w:b/>
         <w:bCs/>
-        <w:color w:val="FFFFFF" w:themeColor="background1"/>
+        <w:color w:val="000000"/>
       </w:rPr>
       <w:tblPr/>
       <w:tcPr>
@@ -16196,7 +16834,7 @@
       <w:rPr>
         <w:b/>
         <w:bCs/>
-        <w:color w:val="FFFFFF" w:themeColor="background1"/>
+        <w:color w:val="000000"/>
       </w:rPr>
       <w:tblPr/>
       <w:tcPr>
@@ -16299,7 +16937,7 @@
       <w:rPr>
         <w:b/>
         <w:bCs/>
-        <w:color w:val="FFFFFF" w:themeColor="background1"/>
+        <w:color w:val="000000"/>
       </w:rPr>
       <w:tblPr/>
       <w:tcPr>
@@ -16319,7 +16957,7 @@
         <w:spacing w:before="0" w:after="0" w:line="240" w:lineRule="auto"/>
       </w:pPr>
       <w:rPr>
-        <w:color w:val="auto"/>
+        <w:color w:val="000000"/>
       </w:rPr>
       <w:tblPr/>
       <w:tcPr>
@@ -16338,7 +16976,7 @@
       <w:rPr>
         <w:b/>
         <w:bCs/>
-        <w:color w:val="FFFFFF" w:themeColor="background1"/>
+        <w:color w:val="000000"/>
       </w:rPr>
       <w:tblPr/>
       <w:tcPr>
@@ -16357,7 +16995,7 @@
       <w:rPr>
         <w:b/>
         <w:bCs/>
-        <w:color w:val="FFFFFF" w:themeColor="background1"/>
+        <w:color w:val="000000"/>
       </w:rPr>
       <w:tblPr/>
       <w:tcPr>
@@ -16403,7 +17041,7 @@
     </w:tblStylePr>
     <w:tblStylePr w:type="nwCell">
       <w:rPr>
-        <w:color w:val="FFFFFF" w:themeColor="background1"/>
+        <w:color w:val="000000"/>
       </w:rPr>
       <w:tblPr/>
       <w:tcPr>
@@ -16448,7 +17086,7 @@
       <w:rPr>
         <w:b/>
         <w:bCs/>
-        <w:color w:val="FFFFFF" w:themeColor="background1"/>
+        <w:color w:val="000000"/>
       </w:rPr>
       <w:tblPr/>
       <w:tcPr>
@@ -16468,7 +17106,7 @@
         <w:spacing w:before="0" w:after="0" w:line="240" w:lineRule="auto"/>
       </w:pPr>
       <w:rPr>
-        <w:color w:val="auto"/>
+        <w:color w:val="000000"/>
       </w:rPr>
       <w:tblPr/>
       <w:tcPr>
@@ -16487,7 +17125,7 @@
       <w:rPr>
         <w:b/>
         <w:bCs/>
-        <w:color w:val="FFFFFF" w:themeColor="background1"/>
+        <w:color w:val="000000"/>
       </w:rPr>
       <w:tblPr/>
       <w:tcPr>
@@ -16506,7 +17144,7 @@
       <w:rPr>
         <w:b/>
         <w:bCs/>
-        <w:color w:val="FFFFFF" w:themeColor="background1"/>
+        <w:color w:val="000000"/>
       </w:rPr>
       <w:tblPr/>
       <w:tcPr>
@@ -16552,7 +17190,7 @@
     </w:tblStylePr>
     <w:tblStylePr w:type="nwCell">
       <w:rPr>
-        <w:color w:val="FFFFFF" w:themeColor="background1"/>
+        <w:color w:val="000000"/>
       </w:rPr>
       <w:tblPr/>
       <w:tcPr>
@@ -16597,7 +17235,7 @@
       <w:rPr>
         <w:b/>
         <w:bCs/>
-        <w:color w:val="FFFFFF" w:themeColor="background1"/>
+        <w:color w:val="000000"/>
       </w:rPr>
       <w:tblPr/>
       <w:tcPr>
@@ -16617,7 +17255,7 @@
         <w:spacing w:before="0" w:after="0" w:line="240" w:lineRule="auto"/>
       </w:pPr>
       <w:rPr>
-        <w:color w:val="auto"/>
+        <w:color w:val="000000"/>
       </w:rPr>
       <w:tblPr/>
       <w:tcPr>
@@ -16636,7 +17274,7 @@
       <w:rPr>
         <w:b/>
         <w:bCs/>
-        <w:color w:val="FFFFFF" w:themeColor="background1"/>
+        <w:color w:val="000000"/>
       </w:rPr>
       <w:tblPr/>
       <w:tcPr>
@@ -16655,7 +17293,7 @@
       <w:rPr>
         <w:b/>
         <w:bCs/>
-        <w:color w:val="FFFFFF" w:themeColor="background1"/>
+        <w:color w:val="000000"/>
       </w:rPr>
       <w:tblPr/>
       <w:tcPr>
@@ -16701,7 +17339,7 @@
     </w:tblStylePr>
     <w:tblStylePr w:type="nwCell">
       <w:rPr>
-        <w:color w:val="FFFFFF" w:themeColor="background1"/>
+        <w:color w:val="000000"/>
       </w:rPr>
       <w:tblPr/>
       <w:tcPr>
@@ -16746,7 +17384,7 @@
       <w:rPr>
         <w:b/>
         <w:bCs/>
-        <w:color w:val="FFFFFF" w:themeColor="background1"/>
+        <w:color w:val="000000"/>
       </w:rPr>
       <w:tblPr/>
       <w:tcPr>
@@ -16766,7 +17404,7 @@
         <w:spacing w:before="0" w:after="0" w:line="240" w:lineRule="auto"/>
       </w:pPr>
       <w:rPr>
-        <w:color w:val="auto"/>
+        <w:color w:val="000000"/>
       </w:rPr>
       <w:tblPr/>
       <w:tcPr>
@@ -16785,7 +17423,7 @@
       <w:rPr>
         <w:b/>
         <w:bCs/>
-        <w:color w:val="FFFFFF" w:themeColor="background1"/>
+        <w:color w:val="000000"/>
       </w:rPr>
       <w:tblPr/>
       <w:tcPr>
@@ -16804,7 +17442,7 @@
       <w:rPr>
         <w:b/>
         <w:bCs/>
-        <w:color w:val="FFFFFF" w:themeColor="background1"/>
+        <w:color w:val="000000"/>
       </w:rPr>
       <w:tblPr/>
       <w:tcPr>
@@ -16850,7 +17488,7 @@
     </w:tblStylePr>
     <w:tblStylePr w:type="nwCell">
       <w:rPr>
-        <w:color w:val="FFFFFF" w:themeColor="background1"/>
+        <w:color w:val="000000"/>
       </w:rPr>
       <w:tblPr/>
       <w:tcPr>
@@ -16895,7 +17533,7 @@
       <w:rPr>
         <w:b/>
         <w:bCs/>
-        <w:color w:val="FFFFFF" w:themeColor="background1"/>
+        <w:color w:val="000000"/>
       </w:rPr>
       <w:tblPr/>
       <w:tcPr>
@@ -16915,7 +17553,7 @@
         <w:spacing w:before="0" w:after="0" w:line="240" w:lineRule="auto"/>
       </w:pPr>
       <w:rPr>
-        <w:color w:val="auto"/>
+        <w:color w:val="000000"/>
       </w:rPr>
       <w:tblPr/>
       <w:tcPr>
@@ -16934,7 +17572,7 @@
       <w:rPr>
         <w:b/>
         <w:bCs/>
-        <w:color w:val="FFFFFF" w:themeColor="background1"/>
+        <w:color w:val="000000"/>
       </w:rPr>
       <w:tblPr/>
       <w:tcPr>
@@ -16953,7 +17591,7 @@
       <w:rPr>
         <w:b/>
         <w:bCs/>
-        <w:color w:val="FFFFFF" w:themeColor="background1"/>
+        <w:color w:val="000000"/>
       </w:rPr>
       <w:tblPr/>
       <w:tcPr>
@@ -16999,7 +17637,7 @@
     </w:tblStylePr>
     <w:tblStylePr w:type="nwCell">
       <w:rPr>
-        <w:color w:val="FFFFFF" w:themeColor="background1"/>
+        <w:color w:val="000000"/>
       </w:rPr>
       <w:tblPr/>
       <w:tcPr>
@@ -17044,7 +17682,7 @@
       <w:rPr>
         <w:b/>
         <w:bCs/>
-        <w:color w:val="FFFFFF" w:themeColor="background1"/>
+        <w:color w:val="000000"/>
       </w:rPr>
       <w:tblPr/>
       <w:tcPr>
@@ -17064,7 +17702,7 @@
         <w:spacing w:before="0" w:after="0" w:line="240" w:lineRule="auto"/>
       </w:pPr>
       <w:rPr>
-        <w:color w:val="auto"/>
+        <w:color w:val="000000"/>
       </w:rPr>
       <w:tblPr/>
       <w:tcPr>
@@ -17083,7 +17721,7 @@
       <w:rPr>
         <w:b/>
         <w:bCs/>
-        <w:color w:val="FFFFFF" w:themeColor="background1"/>
+        <w:color w:val="000000"/>
       </w:rPr>
       <w:tblPr/>
       <w:tcPr>
@@ -17102,7 +17740,7 @@
       <w:rPr>
         <w:b/>
         <w:bCs/>
-        <w:color w:val="FFFFFF" w:themeColor="background1"/>
+        <w:color w:val="000000"/>
       </w:rPr>
       <w:tblPr/>
       <w:tcPr>
@@ -17148,7 +17786,7 @@
     </w:tblStylePr>
     <w:tblStylePr w:type="nwCell">
       <w:rPr>
-        <w:color w:val="FFFFFF" w:themeColor="background1"/>
+        <w:color w:val="000000"/>
       </w:rPr>
       <w:tblPr/>
       <w:tcPr>
@@ -17193,7 +17831,7 @@
       <w:rPr>
         <w:b/>
         <w:bCs/>
-        <w:color w:val="FFFFFF" w:themeColor="background1"/>
+        <w:color w:val="000000"/>
       </w:rPr>
       <w:tblPr/>
       <w:tcPr>
@@ -17213,7 +17851,7 @@
         <w:spacing w:before="0" w:after="0" w:line="240" w:lineRule="auto"/>
       </w:pPr>
       <w:rPr>
-        <w:color w:val="auto"/>
+        <w:color w:val="000000"/>
       </w:rPr>
       <w:tblPr/>
       <w:tcPr>
@@ -17232,7 +17870,7 @@
       <w:rPr>
         <w:b/>
         <w:bCs/>
-        <w:color w:val="FFFFFF" w:themeColor="background1"/>
+        <w:color w:val="000000"/>
       </w:rPr>
       <w:tblPr/>
       <w:tcPr>
@@ -17251,7 +17889,7 @@
       <w:rPr>
         <w:b/>
         <w:bCs/>
-        <w:color w:val="FFFFFF" w:themeColor="background1"/>
+        <w:color w:val="000000"/>
       </w:rPr>
       <w:tblPr/>
       <w:tcPr>
@@ -17297,7 +17935,7 @@
     </w:tblStylePr>
     <w:tblStylePr w:type="nwCell">
       <w:rPr>
-        <w:color w:val="FFFFFF" w:themeColor="background1"/>
+        <w:color w:val="000000"/>
       </w:rPr>
       <w:tblPr/>
       <w:tcPr>
@@ -17321,7 +17959,7 @@
       <w:spacing w:after="0" w:line="240" w:lineRule="auto"/>
     </w:pPr>
     <w:rPr>
-      <w:color w:val="000000" w:themeColor="text1"/>
+      <w:color w:val="000000"/>
     </w:rPr>
     <w:tblPr>
       <w:tblStyleRowBandSize w:val="1"/>
@@ -17354,7 +17992,7 @@
       <w:rPr>
         <w:b/>
         <w:bCs/>
-        <w:color w:val="1F497D" w:themeColor="text2"/>
+        <w:color w:val="000000"/>
       </w:rPr>
       <w:tblPr/>
       <w:tcPr>
@@ -17405,7 +18043,7 @@
       <w:spacing w:after="0" w:line="240" w:lineRule="auto"/>
     </w:pPr>
     <w:rPr>
-      <w:color w:val="000000" w:themeColor="text1"/>
+      <w:color w:val="000000"/>
     </w:rPr>
     <w:tblPr>
       <w:tblStyleRowBandSize w:val="1"/>
@@ -17438,7 +18076,7 @@
       <w:rPr>
         <w:b/>
         <w:bCs/>
-        <w:color w:val="1F497D" w:themeColor="text2"/>
+        <w:color w:val="000000"/>
       </w:rPr>
       <w:tblPr/>
       <w:tcPr>
@@ -17489,7 +18127,7 @@
       <w:spacing w:after="0" w:line="240" w:lineRule="auto"/>
     </w:pPr>
     <w:rPr>
-      <w:color w:val="000000" w:themeColor="text1"/>
+      <w:color w:val="000000"/>
     </w:rPr>
     <w:tblPr>
       <w:tblStyleRowBandSize w:val="1"/>
@@ -17522,7 +18160,7 @@
       <w:rPr>
         <w:b/>
         <w:bCs/>
-        <w:color w:val="1F497D" w:themeColor="text2"/>
+        <w:color w:val="000000"/>
       </w:rPr>
       <w:tblPr/>
       <w:tcPr>
@@ -17573,7 +18211,7 @@
       <w:spacing w:after="0" w:line="240" w:lineRule="auto"/>
     </w:pPr>
     <w:rPr>
-      <w:color w:val="000000" w:themeColor="text1"/>
+      <w:color w:val="000000"/>
     </w:rPr>
     <w:tblPr>
       <w:tblStyleRowBandSize w:val="1"/>
@@ -17606,7 +18244,7 @@
       <w:rPr>
         <w:b/>
         <w:bCs/>
-        <w:color w:val="1F497D" w:themeColor="text2"/>
+        <w:color w:val="000000"/>
       </w:rPr>
       <w:tblPr/>
       <w:tcPr>
@@ -17657,7 +18295,7 @@
       <w:spacing w:after="0" w:line="240" w:lineRule="auto"/>
     </w:pPr>
     <w:rPr>
-      <w:color w:val="000000" w:themeColor="text1"/>
+      <w:color w:val="000000"/>
     </w:rPr>
     <w:tblPr>
       <w:tblStyleRowBandSize w:val="1"/>
@@ -17690,7 +18328,7 @@
       <w:rPr>
         <w:b/>
         <w:bCs/>
-        <w:color w:val="1F497D" w:themeColor="text2"/>
+        <w:color w:val="000000"/>
       </w:rPr>
       <w:tblPr/>
       <w:tcPr>
@@ -17741,7 +18379,7 @@
       <w:spacing w:after="0" w:line="240" w:lineRule="auto"/>
     </w:pPr>
     <w:rPr>
-      <w:color w:val="000000" w:themeColor="text1"/>
+      <w:color w:val="000000"/>
     </w:rPr>
     <w:tblPr>
       <w:tblStyleRowBandSize w:val="1"/>
@@ -17774,7 +18412,7 @@
       <w:rPr>
         <w:b/>
         <w:bCs/>
-        <w:color w:val="1F497D" w:themeColor="text2"/>
+        <w:color w:val="000000"/>
       </w:rPr>
       <w:tblPr/>
       <w:tcPr>
@@ -17825,7 +18463,7 @@
       <w:spacing w:after="0" w:line="240" w:lineRule="auto"/>
     </w:pPr>
     <w:rPr>
-      <w:color w:val="000000" w:themeColor="text1"/>
+      <w:color w:val="000000"/>
     </w:rPr>
     <w:tblPr>
       <w:tblStyleRowBandSize w:val="1"/>
@@ -17858,7 +18496,7 @@
       <w:rPr>
         <w:b/>
         <w:bCs/>
-        <w:color w:val="1F497D" w:themeColor="text2"/>
+        <w:color w:val="000000"/>
       </w:rPr>
       <w:tblPr/>
       <w:tcPr>
@@ -17910,7 +18548,7 @@
     </w:pPr>
     <w:rPr>
       <w:rFonts w:asciiTheme="majorHAnsi" w:eastAsiaTheme="majorEastAsia" w:hAnsiTheme="majorHAnsi" w:cstheme="majorBidi"/>
-      <w:color w:val="000000" w:themeColor="text1"/>
+      <w:color w:val="000000"/>
     </w:rPr>
     <w:tblPr>
       <w:tblStyleRowBandSize w:val="1"/>
@@ -18038,7 +18676,7 @@
     </w:pPr>
     <w:rPr>
       <w:rFonts w:asciiTheme="majorHAnsi" w:eastAsiaTheme="majorEastAsia" w:hAnsiTheme="majorHAnsi" w:cstheme="majorBidi"/>
-      <w:color w:val="000000" w:themeColor="text1"/>
+      <w:color w:val="000000"/>
     </w:rPr>
     <w:tblPr>
       <w:tblStyleRowBandSize w:val="1"/>
@@ -18166,7 +18804,7 @@
     </w:pPr>
     <w:rPr>
       <w:rFonts w:asciiTheme="majorHAnsi" w:eastAsiaTheme="majorEastAsia" w:hAnsiTheme="majorHAnsi" w:cstheme="majorBidi"/>
-      <w:color w:val="000000" w:themeColor="text1"/>
+      <w:color w:val="000000"/>
     </w:rPr>
     <w:tblPr>
       <w:tblStyleRowBandSize w:val="1"/>
@@ -18294,7 +18932,7 @@
     </w:pPr>
     <w:rPr>
       <w:rFonts w:asciiTheme="majorHAnsi" w:eastAsiaTheme="majorEastAsia" w:hAnsiTheme="majorHAnsi" w:cstheme="majorBidi"/>
-      <w:color w:val="000000" w:themeColor="text1"/>
+      <w:color w:val="000000"/>
     </w:rPr>
     <w:tblPr>
       <w:tblStyleRowBandSize w:val="1"/>
@@ -18422,7 +19060,7 @@
     </w:pPr>
     <w:rPr>
       <w:rFonts w:asciiTheme="majorHAnsi" w:eastAsiaTheme="majorEastAsia" w:hAnsiTheme="majorHAnsi" w:cstheme="majorBidi"/>
-      <w:color w:val="000000" w:themeColor="text1"/>
+      <w:color w:val="000000"/>
     </w:rPr>
     <w:tblPr>
       <w:tblStyleRowBandSize w:val="1"/>
@@ -18550,7 +19188,7 @@
     </w:pPr>
     <w:rPr>
       <w:rFonts w:asciiTheme="majorHAnsi" w:eastAsiaTheme="majorEastAsia" w:hAnsiTheme="majorHAnsi" w:cstheme="majorBidi"/>
-      <w:color w:val="000000" w:themeColor="text1"/>
+      <w:color w:val="000000"/>
     </w:rPr>
     <w:tblPr>
       <w:tblStyleRowBandSize w:val="1"/>
@@ -18678,7 +19316,7 @@
     </w:pPr>
     <w:rPr>
       <w:rFonts w:asciiTheme="majorHAnsi" w:eastAsiaTheme="majorEastAsia" w:hAnsiTheme="majorHAnsi" w:cstheme="majorBidi"/>
-      <w:color w:val="000000" w:themeColor="text1"/>
+      <w:color w:val="000000"/>
     </w:rPr>
     <w:tblPr>
       <w:tblStyleRowBandSize w:val="1"/>
@@ -19317,7 +19955,7 @@
     </w:pPr>
     <w:rPr>
       <w:rFonts w:asciiTheme="majorHAnsi" w:eastAsiaTheme="majorEastAsia" w:hAnsiTheme="majorHAnsi" w:cstheme="majorBidi"/>
-      <w:color w:val="000000" w:themeColor="text1"/>
+      <w:color w:val="000000"/>
     </w:rPr>
     <w:tblPr>
       <w:tblStyleRowBandSize w:val="1"/>
@@ -19345,7 +19983,7 @@
       <w:rPr>
         <w:b/>
         <w:bCs/>
-        <w:color w:val="000000" w:themeColor="text1"/>
+        <w:color w:val="000000"/>
       </w:rPr>
       <w:tblPr/>
       <w:tcPr>
@@ -19356,7 +19994,7 @@
       <w:rPr>
         <w:b/>
         <w:bCs/>
-        <w:color w:val="000000" w:themeColor="text1"/>
+        <w:color w:val="000000"/>
       </w:rPr>
       <w:tblPr/>
       <w:tcPr>
@@ -19375,7 +20013,7 @@
       <w:rPr>
         <w:b/>
         <w:bCs/>
-        <w:color w:val="000000" w:themeColor="text1"/>
+        <w:color w:val="000000"/>
       </w:rPr>
       <w:tblPr/>
       <w:tcPr>
@@ -19394,7 +20032,7 @@
       <w:rPr>
         <w:b w:val="0"/>
         <w:bCs w:val="0"/>
-        <w:color w:val="000000" w:themeColor="text1"/>
+        <w:color w:val="000000"/>
       </w:rPr>
       <w:tblPr/>
       <w:tcPr>
@@ -19442,7 +20080,7 @@
     </w:pPr>
     <w:rPr>
       <w:rFonts w:asciiTheme="majorHAnsi" w:eastAsiaTheme="majorEastAsia" w:hAnsiTheme="majorHAnsi" w:cstheme="majorBidi"/>
-      <w:color w:val="000000" w:themeColor="text1"/>
+      <w:color w:val="000000"/>
     </w:rPr>
     <w:tblPr>
       <w:tblStyleRowBandSize w:val="1"/>
@@ -19470,7 +20108,7 @@
       <w:rPr>
         <w:b/>
         <w:bCs/>
-        <w:color w:val="000000" w:themeColor="text1"/>
+        <w:color w:val="000000"/>
       </w:rPr>
       <w:tblPr/>
       <w:tcPr>
@@ -19481,7 +20119,7 @@
       <w:rPr>
         <w:b/>
         <w:bCs/>
-        <w:color w:val="000000" w:themeColor="text1"/>
+        <w:color w:val="000000"/>
       </w:rPr>
       <w:tblPr/>
       <w:tcPr>
@@ -19500,7 +20138,7 @@
       <w:rPr>
         <w:b/>
         <w:bCs/>
-        <w:color w:val="000000" w:themeColor="text1"/>
+        <w:color w:val="000000"/>
       </w:rPr>
       <w:tblPr/>
       <w:tcPr>
@@ -19519,7 +20157,7 @@
       <w:rPr>
         <w:b w:val="0"/>
         <w:bCs w:val="0"/>
-        <w:color w:val="000000" w:themeColor="text1"/>
+        <w:color w:val="000000"/>
       </w:rPr>
       <w:tblPr/>
       <w:tcPr>
@@ -19567,7 +20205,7 @@
     </w:pPr>
     <w:rPr>
       <w:rFonts w:asciiTheme="majorHAnsi" w:eastAsiaTheme="majorEastAsia" w:hAnsiTheme="majorHAnsi" w:cstheme="majorBidi"/>
-      <w:color w:val="000000" w:themeColor="text1"/>
+      <w:color w:val="000000"/>
     </w:rPr>
     <w:tblPr>
       <w:tblStyleRowBandSize w:val="1"/>
@@ -19595,7 +20233,7 @@
       <w:rPr>
         <w:b/>
         <w:bCs/>
-        <w:color w:val="000000" w:themeColor="text1"/>
+        <w:color w:val="000000"/>
       </w:rPr>
       <w:tblPr/>
       <w:tcPr>
@@ -19606,7 +20244,7 @@
       <w:rPr>
         <w:b/>
         <w:bCs/>
-        <w:color w:val="000000" w:themeColor="text1"/>
+        <w:color w:val="000000"/>
       </w:rPr>
       <w:tblPr/>
       <w:tcPr>
@@ -19625,7 +20263,7 @@
       <w:rPr>
         <w:b/>
         <w:bCs/>
-        <w:color w:val="000000" w:themeColor="text1"/>
+        <w:color w:val="000000"/>
       </w:rPr>
       <w:tblPr/>
       <w:tcPr>
@@ -19644,7 +20282,7 @@
       <w:rPr>
         <w:b w:val="0"/>
         <w:bCs w:val="0"/>
-        <w:color w:val="000000" w:themeColor="text1"/>
+        <w:color w:val="000000"/>
       </w:rPr>
       <w:tblPr/>
       <w:tcPr>
@@ -19692,7 +20330,7 @@
     </w:pPr>
     <w:rPr>
       <w:rFonts w:asciiTheme="majorHAnsi" w:eastAsiaTheme="majorEastAsia" w:hAnsiTheme="majorHAnsi" w:cstheme="majorBidi"/>
-      <w:color w:val="000000" w:themeColor="text1"/>
+      <w:color w:val="000000"/>
     </w:rPr>
     <w:tblPr>
       <w:tblStyleRowBandSize w:val="1"/>
@@ -19720,7 +20358,7 @@
       <w:rPr>
         <w:b/>
         <w:bCs/>
-        <w:color w:val="000000" w:themeColor="text1"/>
+        <w:color w:val="000000"/>
       </w:rPr>
       <w:tblPr/>
       <w:tcPr>
@@ -19731,7 +20369,7 @@
       <w:rPr>
         <w:b/>
         <w:bCs/>
-        <w:color w:val="000000" w:themeColor="text1"/>
+        <w:color w:val="000000"/>
       </w:rPr>
       <w:tblPr/>
       <w:tcPr>
@@ -19750,7 +20388,7 @@
       <w:rPr>
         <w:b/>
         <w:bCs/>
-        <w:color w:val="000000" w:themeColor="text1"/>
+        <w:color w:val="000000"/>
       </w:rPr>
       <w:tblPr/>
       <w:tcPr>
@@ -19769,7 +20407,7 @@
       <w:rPr>
         <w:b w:val="0"/>
         <w:bCs w:val="0"/>
-        <w:color w:val="000000" w:themeColor="text1"/>
+        <w:color w:val="000000"/>
       </w:rPr>
       <w:tblPr/>
       <w:tcPr>
@@ -19817,7 +20455,7 @@
     </w:pPr>
     <w:rPr>
       <w:rFonts w:asciiTheme="majorHAnsi" w:eastAsiaTheme="majorEastAsia" w:hAnsiTheme="majorHAnsi" w:cstheme="majorBidi"/>
-      <w:color w:val="000000" w:themeColor="text1"/>
+      <w:color w:val="000000"/>
     </w:rPr>
     <w:tblPr>
       <w:tblStyleRowBandSize w:val="1"/>
@@ -19845,7 +20483,7 @@
       <w:rPr>
         <w:b/>
         <w:bCs/>
-        <w:color w:val="000000" w:themeColor="text1"/>
+        <w:color w:val="000000"/>
       </w:rPr>
       <w:tblPr/>
       <w:tcPr>
@@ -19856,7 +20494,7 @@
       <w:rPr>
         <w:b/>
         <w:bCs/>
-        <w:color w:val="000000" w:themeColor="text1"/>
+        <w:color w:val="000000"/>
       </w:rPr>
       <w:tblPr/>
       <w:tcPr>
@@ -19875,7 +20513,7 @@
       <w:rPr>
         <w:b/>
         <w:bCs/>
-        <w:color w:val="000000" w:themeColor="text1"/>
+        <w:color w:val="000000"/>
       </w:rPr>
       <w:tblPr/>
       <w:tcPr>
@@ -19894,7 +20532,7 @@
       <w:rPr>
         <w:b w:val="0"/>
         <w:bCs w:val="0"/>
-        <w:color w:val="000000" w:themeColor="text1"/>
+        <w:color w:val="000000"/>
       </w:rPr>
       <w:tblPr/>
       <w:tcPr>
@@ -19942,7 +20580,7 @@
     </w:pPr>
     <w:rPr>
       <w:rFonts w:asciiTheme="majorHAnsi" w:eastAsiaTheme="majorEastAsia" w:hAnsiTheme="majorHAnsi" w:cstheme="majorBidi"/>
-      <w:color w:val="000000" w:themeColor="text1"/>
+      <w:color w:val="000000"/>
     </w:rPr>
     <w:tblPr>
       <w:tblStyleRowBandSize w:val="1"/>
@@ -19970,7 +20608,7 @@
       <w:rPr>
         <w:b/>
         <w:bCs/>
-        <w:color w:val="000000" w:themeColor="text1"/>
+        <w:color w:val="000000"/>
       </w:rPr>
       <w:tblPr/>
       <w:tcPr>
@@ -19981,7 +20619,7 @@
       <w:rPr>
         <w:b/>
         <w:bCs/>
-        <w:color w:val="000000" w:themeColor="text1"/>
+        <w:color w:val="000000"/>
       </w:rPr>
       <w:tblPr/>
       <w:tcPr>
@@ -20000,7 +20638,7 @@
       <w:rPr>
         <w:b/>
         <w:bCs/>
-        <w:color w:val="000000" w:themeColor="text1"/>
+        <w:color w:val="000000"/>
       </w:rPr>
       <w:tblPr/>
       <w:tcPr>
@@ -20019,7 +20657,7 @@
       <w:rPr>
         <w:b w:val="0"/>
         <w:bCs w:val="0"/>
-        <w:color w:val="000000" w:themeColor="text1"/>
+        <w:color w:val="000000"/>
       </w:rPr>
       <w:tblPr/>
       <w:tcPr>
@@ -20067,7 +20705,7 @@
     </w:pPr>
     <w:rPr>
       <w:rFonts w:asciiTheme="majorHAnsi" w:eastAsiaTheme="majorEastAsia" w:hAnsiTheme="majorHAnsi" w:cstheme="majorBidi"/>
-      <w:color w:val="000000" w:themeColor="text1"/>
+      <w:color w:val="000000"/>
     </w:rPr>
     <w:tblPr>
       <w:tblStyleRowBandSize w:val="1"/>
@@ -20095,7 +20733,7 @@
       <w:rPr>
         <w:b/>
         <w:bCs/>
-        <w:color w:val="000000" w:themeColor="text1"/>
+        <w:color w:val="000000"/>
       </w:rPr>
       <w:tblPr/>
       <w:tcPr>
@@ -20106,7 +20744,7 @@
       <w:rPr>
         <w:b/>
         <w:bCs/>
-        <w:color w:val="000000" w:themeColor="text1"/>
+        <w:color w:val="000000"/>
       </w:rPr>
       <w:tblPr/>
       <w:tcPr>
@@ -20125,7 +20763,7 @@
       <w:rPr>
         <w:b/>
         <w:bCs/>
-        <w:color w:val="000000" w:themeColor="text1"/>
+        <w:color w:val="000000"/>
       </w:rPr>
       <w:tblPr/>
       <w:tcPr>
@@ -20144,7 +20782,7 @@
       <w:rPr>
         <w:b w:val="0"/>
         <w:bCs w:val="0"/>
-        <w:color w:val="000000" w:themeColor="text1"/>
+        <w:color w:val="000000"/>
       </w:rPr>
       <w:tblPr/>
       <w:tcPr>
@@ -20218,7 +20856,7 @@
         <w:bCs/>
         <w:i w:val="0"/>
         <w:iCs w:val="0"/>
-        <w:color w:val="FFFFFF" w:themeColor="background1"/>
+        <w:color w:val="000000"/>
       </w:rPr>
       <w:tblPr/>
       <w:tcPr>
@@ -20239,7 +20877,7 @@
         <w:bCs/>
         <w:i w:val="0"/>
         <w:iCs w:val="0"/>
-        <w:color w:val="FFFFFF" w:themeColor="background1"/>
+        <w:color w:val="000000"/>
       </w:rPr>
       <w:tblPr/>
       <w:tcPr>
@@ -20260,7 +20898,7 @@
         <w:bCs/>
         <w:i w:val="0"/>
         <w:iCs w:val="0"/>
-        <w:color w:val="FFFFFF" w:themeColor="background1"/>
+        <w:color w:val="000000"/>
       </w:rPr>
       <w:tblPr/>
       <w:tcPr>
@@ -20279,7 +20917,7 @@
         <w:bCs/>
         <w:i w:val="0"/>
         <w:iCs w:val="0"/>
-        <w:color w:val="FFFFFF" w:themeColor="background1"/>
+        <w:color w:val="000000"/>
       </w:rPr>
       <w:tblPr/>
       <w:tcPr>
@@ -20359,7 +20997,7 @@
         <w:bCs/>
         <w:i w:val="0"/>
         <w:iCs w:val="0"/>
-        <w:color w:val="FFFFFF" w:themeColor="background1"/>
+        <w:color w:val="000000"/>
       </w:rPr>
       <w:tblPr/>
       <w:tcPr>
@@ -20380,7 +21018,7 @@
         <w:bCs/>
         <w:i w:val="0"/>
         <w:iCs w:val="0"/>
-        <w:color w:val="FFFFFF" w:themeColor="background1"/>
+        <w:color w:val="000000"/>
       </w:rPr>
       <w:tblPr/>
       <w:tcPr>
@@ -20401,7 +21039,7 @@
         <w:bCs/>
         <w:i w:val="0"/>
         <w:iCs w:val="0"/>
-        <w:color w:val="FFFFFF" w:themeColor="background1"/>
+        <w:color w:val="000000"/>
       </w:rPr>
       <w:tblPr/>
       <w:tcPr>
@@ -20420,7 +21058,7 @@
         <w:bCs/>
         <w:i w:val="0"/>
         <w:iCs w:val="0"/>
-        <w:color w:val="FFFFFF" w:themeColor="background1"/>
+        <w:color w:val="000000"/>
       </w:rPr>
       <w:tblPr/>
       <w:tcPr>
@@ -20500,7 +21138,7 @@
         <w:bCs/>
         <w:i w:val="0"/>
         <w:iCs w:val="0"/>
-        <w:color w:val="FFFFFF" w:themeColor="background1"/>
+        <w:color w:val="000000"/>
       </w:rPr>
       <w:tblPr/>
       <w:tcPr>
@@ -20521,7 +21159,7 @@
         <w:bCs/>
         <w:i w:val="0"/>
         <w:iCs w:val="0"/>
-        <w:color w:val="FFFFFF" w:themeColor="background1"/>
+        <w:color w:val="000000"/>
       </w:rPr>
       <w:tblPr/>
       <w:tcPr>
@@ -20542,7 +21180,7 @@
         <w:bCs/>
         <w:i w:val="0"/>
         <w:iCs w:val="0"/>
-        <w:color w:val="FFFFFF" w:themeColor="background1"/>
+        <w:color w:val="000000"/>
       </w:rPr>
       <w:tblPr/>
       <w:tcPr>
@@ -20561,7 +21199,7 @@
         <w:bCs/>
         <w:i w:val="0"/>
         <w:iCs w:val="0"/>
-        <w:color w:val="FFFFFF" w:themeColor="background1"/>
+        <w:color w:val="000000"/>
       </w:rPr>
       <w:tblPr/>
       <w:tcPr>
@@ -20641,7 +21279,7 @@
         <w:bCs/>
         <w:i w:val="0"/>
         <w:iCs w:val="0"/>
-        <w:color w:val="FFFFFF" w:themeColor="background1"/>
+        <w:color w:val="000000"/>
       </w:rPr>
       <w:tblPr/>
       <w:tcPr>
@@ -20662,7 +21300,7 @@
         <w:bCs/>
         <w:i w:val="0"/>
         <w:iCs w:val="0"/>
-        <w:color w:val="FFFFFF" w:themeColor="background1"/>
+        <w:color w:val="000000"/>
       </w:rPr>
       <w:tblPr/>
       <w:tcPr>
@@ -20683,7 +21321,7 @@
         <w:bCs/>
         <w:i w:val="0"/>
         <w:iCs w:val="0"/>
-        <w:color w:val="FFFFFF" w:themeColor="background1"/>
+        <w:color w:val="000000"/>
       </w:rPr>
       <w:tblPr/>
       <w:tcPr>
@@ -20702,7 +21340,7 @@
         <w:bCs/>
         <w:i w:val="0"/>
         <w:iCs w:val="0"/>
-        <w:color w:val="FFFFFF" w:themeColor="background1"/>
+        <w:color w:val="000000"/>
       </w:rPr>
       <w:tblPr/>
       <w:tcPr>
@@ -20782,7 +21420,7 @@
         <w:bCs/>
         <w:i w:val="0"/>
         <w:iCs w:val="0"/>
-        <w:color w:val="FFFFFF" w:themeColor="background1"/>
+        <w:color w:val="000000"/>
       </w:rPr>
       <w:tblPr/>
       <w:tcPr>
@@ -20803,7 +21441,7 @@
         <w:bCs/>
         <w:i w:val="0"/>
         <w:iCs w:val="0"/>
-        <w:color w:val="FFFFFF" w:themeColor="background1"/>
+        <w:color w:val="000000"/>
       </w:rPr>
       <w:tblPr/>
       <w:tcPr>
@@ -20824,7 +21462,7 @@
         <w:bCs/>
         <w:i w:val="0"/>
         <w:iCs w:val="0"/>
-        <w:color w:val="FFFFFF" w:themeColor="background1"/>
+        <w:color w:val="000000"/>
       </w:rPr>
       <w:tblPr/>
       <w:tcPr>
@@ -20843,7 +21481,7 @@
         <w:bCs/>
         <w:i w:val="0"/>
         <w:iCs w:val="0"/>
-        <w:color w:val="FFFFFF" w:themeColor="background1"/>
+        <w:color w:val="000000"/>
       </w:rPr>
       <w:tblPr/>
       <w:tcPr>
@@ -20923,7 +21561,7 @@
         <w:bCs/>
         <w:i w:val="0"/>
         <w:iCs w:val="0"/>
-        <w:color w:val="FFFFFF" w:themeColor="background1"/>
+        <w:color w:val="000000"/>
       </w:rPr>
       <w:tblPr/>
       <w:tcPr>
@@ -20944,7 +21582,7 @@
         <w:bCs/>
         <w:i w:val="0"/>
         <w:iCs w:val="0"/>
-        <w:color w:val="FFFFFF" w:themeColor="background1"/>
+        <w:color w:val="000000"/>
       </w:rPr>
       <w:tblPr/>
       <w:tcPr>
@@ -20965,7 +21603,7 @@
         <w:bCs/>
         <w:i w:val="0"/>
         <w:iCs w:val="0"/>
-        <w:color w:val="FFFFFF" w:themeColor="background1"/>
+        <w:color w:val="000000"/>
       </w:rPr>
       <w:tblPr/>
       <w:tcPr>
@@ -20984,7 +21622,7 @@
         <w:bCs/>
         <w:i w:val="0"/>
         <w:iCs w:val="0"/>
-        <w:color w:val="FFFFFF" w:themeColor="background1"/>
+        <w:color w:val="000000"/>
       </w:rPr>
       <w:tblPr/>
       <w:tcPr>
@@ -21064,7 +21702,7 @@
         <w:bCs/>
         <w:i w:val="0"/>
         <w:iCs w:val="0"/>
-        <w:color w:val="FFFFFF" w:themeColor="background1"/>
+        <w:color w:val="000000"/>
       </w:rPr>
       <w:tblPr/>
       <w:tcPr>
@@ -21085,7 +21723,7 @@
         <w:bCs/>
         <w:i w:val="0"/>
         <w:iCs w:val="0"/>
-        <w:color w:val="FFFFFF" w:themeColor="background1"/>
+        <w:color w:val="000000"/>
       </w:rPr>
       <w:tblPr/>
       <w:tcPr>
@@ -21106,7 +21744,7 @@
         <w:bCs/>
         <w:i w:val="0"/>
         <w:iCs w:val="0"/>
-        <w:color w:val="FFFFFF" w:themeColor="background1"/>
+        <w:color w:val="000000"/>
       </w:rPr>
       <w:tblPr/>
       <w:tcPr>
@@ -21125,7 +21763,7 @@
         <w:bCs/>
         <w:i w:val="0"/>
         <w:iCs w:val="0"/>
-        <w:color w:val="FFFFFF" w:themeColor="background1"/>
+        <w:color w:val="000000"/>
       </w:rPr>
       <w:tblPr/>
       <w:tcPr>
@@ -21178,7 +21816,7 @@
       <w:spacing w:after="0" w:line="240" w:lineRule="auto"/>
     </w:pPr>
     <w:rPr>
-      <w:color w:val="FFFFFF" w:themeColor="background1"/>
+      <w:color w:val="000000"/>
     </w:rPr>
     <w:tblPr>
       <w:tblStyleRowBandSize w:val="1"/>
@@ -21292,7 +21930,7 @@
       <w:spacing w:after="0" w:line="240" w:lineRule="auto"/>
     </w:pPr>
     <w:rPr>
-      <w:color w:val="FFFFFF" w:themeColor="background1"/>
+      <w:color w:val="000000"/>
     </w:rPr>
     <w:tblPr>
       <w:tblStyleRowBandSize w:val="1"/>
@@ -21406,7 +22044,7 @@
       <w:spacing w:after="0" w:line="240" w:lineRule="auto"/>
     </w:pPr>
     <w:rPr>
-      <w:color w:val="FFFFFF" w:themeColor="background1"/>
+      <w:color w:val="000000"/>
     </w:rPr>
     <w:tblPr>
       <w:tblStyleRowBandSize w:val="1"/>
@@ -21520,7 +22158,7 @@
       <w:spacing w:after="0" w:line="240" w:lineRule="auto"/>
     </w:pPr>
     <w:rPr>
-      <w:color w:val="FFFFFF" w:themeColor="background1"/>
+      <w:color w:val="000000"/>
     </w:rPr>
     <w:tblPr>
       <w:tblStyleRowBandSize w:val="1"/>
@@ -21634,7 +22272,7 @@
       <w:spacing w:after="0" w:line="240" w:lineRule="auto"/>
     </w:pPr>
     <w:rPr>
-      <w:color w:val="FFFFFF" w:themeColor="background1"/>
+      <w:color w:val="000000"/>
     </w:rPr>
     <w:tblPr>
       <w:tblStyleRowBandSize w:val="1"/>
@@ -21748,7 +22386,7 @@
       <w:spacing w:after="0" w:line="240" w:lineRule="auto"/>
     </w:pPr>
     <w:rPr>
-      <w:color w:val="FFFFFF" w:themeColor="background1"/>
+      <w:color w:val="000000"/>
     </w:rPr>
     <w:tblPr>
       <w:tblStyleRowBandSize w:val="1"/>
@@ -21862,7 +22500,7 @@
       <w:spacing w:after="0" w:line="240" w:lineRule="auto"/>
     </w:pPr>
     <w:rPr>
-      <w:color w:val="FFFFFF" w:themeColor="background1"/>
+      <w:color w:val="000000"/>
     </w:rPr>
     <w:tblPr>
       <w:tblStyleRowBandSize w:val="1"/>
@@ -21976,7 +22614,7 @@
       <w:spacing w:after="0" w:line="240" w:lineRule="auto"/>
     </w:pPr>
     <w:rPr>
-      <w:color w:val="000000" w:themeColor="text1"/>
+      <w:color w:val="000000"/>
     </w:rPr>
     <w:tblPr>
       <w:tblStyleRowBandSize w:val="1"/>
@@ -22022,7 +22660,7 @@
       <w:rPr>
         <w:b/>
         <w:bCs/>
-        <w:color w:val="FFFFFF" w:themeColor="background1"/>
+        <w:color w:val="000000"/>
       </w:rPr>
       <w:tblPr/>
       <w:tcPr>
@@ -22034,7 +22672,7 @@
     </w:tblStylePr>
     <w:tblStylePr w:type="firstCol">
       <w:rPr>
-        <w:color w:val="FFFFFF" w:themeColor="background1"/>
+        <w:color w:val="000000"/>
       </w:rPr>
       <w:tblPr/>
       <w:tcPr>
@@ -22051,7 +22689,7 @@
     </w:tblStylePr>
     <w:tblStylePr w:type="lastCol">
       <w:rPr>
-        <w:color w:val="FFFFFF" w:themeColor="background1"/>
+        <w:color w:val="000000"/>
       </w:rPr>
       <w:tblPr/>
       <w:tcPr>
@@ -22080,12 +22718,12 @@
     </w:tblStylePr>
     <w:tblStylePr w:type="neCell">
       <w:rPr>
-        <w:color w:val="000000" w:themeColor="text1"/>
+        <w:color w:val="000000"/>
       </w:rPr>
     </w:tblStylePr>
     <w:tblStylePr w:type="nwCell">
       <w:rPr>
-        <w:color w:val="000000" w:themeColor="text1"/>
+        <w:color w:val="000000"/>
       </w:rPr>
     </w:tblStylePr>
   </w:style>
@@ -22098,7 +22736,7 @@
       <w:spacing w:after="0" w:line="240" w:lineRule="auto"/>
     </w:pPr>
     <w:rPr>
-      <w:color w:val="000000" w:themeColor="text1"/>
+      <w:color w:val="000000"/>
     </w:rPr>
     <w:tblPr>
       <w:tblStyleRowBandSize w:val="1"/>
@@ -22144,7 +22782,7 @@
       <w:rPr>
         <w:b/>
         <w:bCs/>
-        <w:color w:val="FFFFFF" w:themeColor="background1"/>
+        <w:color w:val="000000"/>
       </w:rPr>
       <w:tblPr/>
       <w:tcPr>
@@ -22156,7 +22794,7 @@
     </w:tblStylePr>
     <w:tblStylePr w:type="firstCol">
       <w:rPr>
-        <w:color w:val="FFFFFF" w:themeColor="background1"/>
+        <w:color w:val="000000"/>
       </w:rPr>
       <w:tblPr/>
       <w:tcPr>
@@ -22173,7 +22811,7 @@
     </w:tblStylePr>
     <w:tblStylePr w:type="lastCol">
       <w:rPr>
-        <w:color w:val="FFFFFF" w:themeColor="background1"/>
+        <w:color w:val="000000"/>
       </w:rPr>
       <w:tblPr/>
       <w:tcPr>
@@ -22202,12 +22840,12 @@
     </w:tblStylePr>
     <w:tblStylePr w:type="neCell">
       <w:rPr>
-        <w:color w:val="000000" w:themeColor="text1"/>
+        <w:color w:val="000000"/>
       </w:rPr>
     </w:tblStylePr>
     <w:tblStylePr w:type="nwCell">
       <w:rPr>
-        <w:color w:val="000000" w:themeColor="text1"/>
+        <w:color w:val="000000"/>
       </w:rPr>
     </w:tblStylePr>
   </w:style>
@@ -22220,7 +22858,7 @@
       <w:spacing w:after="0" w:line="240" w:lineRule="auto"/>
     </w:pPr>
     <w:rPr>
-      <w:color w:val="000000" w:themeColor="text1"/>
+      <w:color w:val="000000"/>
     </w:rPr>
     <w:tblPr>
       <w:tblStyleRowBandSize w:val="1"/>
@@ -22266,7 +22904,7 @@
       <w:rPr>
         <w:b/>
         <w:bCs/>
-        <w:color w:val="FFFFFF" w:themeColor="background1"/>
+        <w:color w:val="000000"/>
       </w:rPr>
       <w:tblPr/>
       <w:tcPr>
@@ -22278,7 +22916,7 @@
     </w:tblStylePr>
     <w:tblStylePr w:type="firstCol">
       <w:rPr>
-        <w:color w:val="FFFFFF" w:themeColor="background1"/>
+        <w:color w:val="000000"/>
       </w:rPr>
       <w:tblPr/>
       <w:tcPr>
@@ -22295,7 +22933,7 @@
     </w:tblStylePr>
     <w:tblStylePr w:type="lastCol">
       <w:rPr>
-        <w:color w:val="FFFFFF" w:themeColor="background1"/>
+        <w:color w:val="000000"/>
       </w:rPr>
       <w:tblPr/>
       <w:tcPr>
@@ -22324,12 +22962,12 @@
     </w:tblStylePr>
     <w:tblStylePr w:type="neCell">
       <w:rPr>
-        <w:color w:val="000000" w:themeColor="text1"/>
+        <w:color w:val="000000"/>
       </w:rPr>
     </w:tblStylePr>
     <w:tblStylePr w:type="nwCell">
       <w:rPr>
-        <w:color w:val="000000" w:themeColor="text1"/>
+        <w:color w:val="000000"/>
       </w:rPr>
     </w:tblStylePr>
   </w:style>
@@ -22342,7 +22980,7 @@
       <w:spacing w:after="0" w:line="240" w:lineRule="auto"/>
     </w:pPr>
     <w:rPr>
-      <w:color w:val="000000" w:themeColor="text1"/>
+      <w:color w:val="000000"/>
     </w:rPr>
     <w:tblPr>
       <w:tblStyleRowBandSize w:val="1"/>
@@ -22388,7 +23026,7 @@
       <w:rPr>
         <w:b/>
         <w:bCs/>
-        <w:color w:val="FFFFFF" w:themeColor="background1"/>
+        <w:color w:val="000000"/>
       </w:rPr>
       <w:tblPr/>
       <w:tcPr>
@@ -22400,7 +23038,7 @@
     </w:tblStylePr>
     <w:tblStylePr w:type="firstCol">
       <w:rPr>
-        <w:color w:val="FFFFFF" w:themeColor="background1"/>
+        <w:color w:val="000000"/>
       </w:rPr>
       <w:tblPr/>
       <w:tcPr>
@@ -22417,7 +23055,7 @@
     </w:tblStylePr>
     <w:tblStylePr w:type="lastCol">
       <w:rPr>
-        <w:color w:val="FFFFFF" w:themeColor="background1"/>
+        <w:color w:val="000000"/>
       </w:rPr>
       <w:tblPr/>
       <w:tcPr>
@@ -22454,7 +23092,7 @@
       <w:spacing w:after="0" w:line="240" w:lineRule="auto"/>
     </w:pPr>
     <w:rPr>
-      <w:color w:val="000000" w:themeColor="text1"/>
+      <w:color w:val="000000"/>
     </w:rPr>
     <w:tblPr>
       <w:tblStyleRowBandSize w:val="1"/>
@@ -22500,7 +23138,7 @@
       <w:rPr>
         <w:b/>
         <w:bCs/>
-        <w:color w:val="FFFFFF" w:themeColor="background1"/>
+        <w:color w:val="000000"/>
       </w:rPr>
       <w:tblPr/>
       <w:tcPr>
@@ -22512,7 +23150,7 @@
     </w:tblStylePr>
     <w:tblStylePr w:type="firstCol">
       <w:rPr>
-        <w:color w:val="FFFFFF" w:themeColor="background1"/>
+        <w:color w:val="000000"/>
       </w:rPr>
       <w:tblPr/>
       <w:tcPr>
@@ -22529,7 +23167,7 @@
     </w:tblStylePr>
     <w:tblStylePr w:type="lastCol">
       <w:rPr>
-        <w:color w:val="FFFFFF" w:themeColor="background1"/>
+        <w:color w:val="000000"/>
       </w:rPr>
       <w:tblPr/>
       <w:tcPr>
@@ -22558,12 +23196,12 @@
     </w:tblStylePr>
     <w:tblStylePr w:type="neCell">
       <w:rPr>
-        <w:color w:val="000000" w:themeColor="text1"/>
+        <w:color w:val="000000"/>
       </w:rPr>
     </w:tblStylePr>
     <w:tblStylePr w:type="nwCell">
       <w:rPr>
-        <w:color w:val="000000" w:themeColor="text1"/>
+        <w:color w:val="000000"/>
       </w:rPr>
     </w:tblStylePr>
   </w:style>
@@ -22576,7 +23214,7 @@
       <w:spacing w:after="0" w:line="240" w:lineRule="auto"/>
     </w:pPr>
     <w:rPr>
-      <w:color w:val="000000" w:themeColor="text1"/>
+      <w:color w:val="000000"/>
     </w:rPr>
     <w:tblPr>
       <w:tblStyleRowBandSize w:val="1"/>
@@ -22622,7 +23260,7 @@
       <w:rPr>
         <w:b/>
         <w:bCs/>
-        <w:color w:val="FFFFFF" w:themeColor="background1"/>
+        <w:color w:val="000000"/>
       </w:rPr>
       <w:tblPr/>
       <w:tcPr>
@@ -22634,7 +23272,7 @@
     </w:tblStylePr>
     <w:tblStylePr w:type="firstCol">
       <w:rPr>
-        <w:color w:val="FFFFFF" w:themeColor="background1"/>
+        <w:color w:val="000000"/>
       </w:rPr>
       <w:tblPr/>
       <w:tcPr>
@@ -22651,7 +23289,7 @@
     </w:tblStylePr>
     <w:tblStylePr w:type="lastCol">
       <w:rPr>
-        <w:color w:val="FFFFFF" w:themeColor="background1"/>
+        <w:color w:val="000000"/>
       </w:rPr>
       <w:tblPr/>
       <w:tcPr>
@@ -22680,12 +23318,12 @@
     </w:tblStylePr>
     <w:tblStylePr w:type="neCell">
       <w:rPr>
-        <w:color w:val="000000" w:themeColor="text1"/>
+        <w:color w:val="000000"/>
       </w:rPr>
     </w:tblStylePr>
     <w:tblStylePr w:type="nwCell">
       <w:rPr>
-        <w:color w:val="000000" w:themeColor="text1"/>
+        <w:color w:val="000000"/>
       </w:rPr>
     </w:tblStylePr>
   </w:style>
@@ -22698,7 +23336,7 @@
       <w:spacing w:after="0" w:line="240" w:lineRule="auto"/>
     </w:pPr>
     <w:rPr>
-      <w:color w:val="000000" w:themeColor="text1"/>
+      <w:color w:val="000000"/>
     </w:rPr>
     <w:tblPr>
       <w:tblStyleRowBandSize w:val="1"/>
@@ -22744,7 +23382,7 @@
       <w:rPr>
         <w:b/>
         <w:bCs/>
-        <w:color w:val="FFFFFF" w:themeColor="background1"/>
+        <w:color w:val="000000"/>
       </w:rPr>
       <w:tblPr/>
       <w:tcPr>
@@ -22756,7 +23394,7 @@
     </w:tblStylePr>
     <w:tblStylePr w:type="firstCol">
       <w:rPr>
-        <w:color w:val="FFFFFF" w:themeColor="background1"/>
+        <w:color w:val="000000"/>
       </w:rPr>
       <w:tblPr/>
       <w:tcPr>
@@ -22773,7 +23411,7 @@
     </w:tblStylePr>
     <w:tblStylePr w:type="lastCol">
       <w:rPr>
-        <w:color w:val="FFFFFF" w:themeColor="background1"/>
+        <w:color w:val="000000"/>
       </w:rPr>
       <w:tblPr/>
       <w:tcPr>
@@ -22802,12 +23440,12 @@
     </w:tblStylePr>
     <w:tblStylePr w:type="neCell">
       <w:rPr>
-        <w:color w:val="000000" w:themeColor="text1"/>
+        <w:color w:val="000000"/>
       </w:rPr>
     </w:tblStylePr>
     <w:tblStylePr w:type="nwCell">
       <w:rPr>
-        <w:color w:val="000000" w:themeColor="text1"/>
+        <w:color w:val="000000"/>
       </w:rPr>
     </w:tblStylePr>
   </w:style>
@@ -22820,7 +23458,7 @@
       <w:spacing w:after="0" w:line="240" w:lineRule="auto"/>
     </w:pPr>
     <w:rPr>
-      <w:color w:val="000000" w:themeColor="text1"/>
+      <w:color w:val="000000"/>
     </w:rPr>
     <w:tblPr>
       <w:tblStyleRowBandSize w:val="1"/>
@@ -22840,7 +23478,7 @@
       <w:rPr>
         <w:b/>
         <w:bCs/>
-        <w:color w:val="FFFFFF" w:themeColor="background1"/>
+        <w:color w:val="000000"/>
       </w:rPr>
       <w:tblPr/>
       <w:tcPr>
@@ -22854,7 +23492,7 @@
       <w:rPr>
         <w:b/>
         <w:bCs/>
-        <w:color w:val="9E3A38" w:themeColor="accent2" w:themeShade="CC"/>
+        <w:color w:val="000000"/>
       </w:rPr>
       <w:tblPr/>
       <w:tcPr>
@@ -22906,7 +23544,7 @@
       <w:spacing w:after="0" w:line="240" w:lineRule="auto"/>
     </w:pPr>
     <w:rPr>
-      <w:color w:val="000000" w:themeColor="text1"/>
+      <w:color w:val="000000"/>
     </w:rPr>
     <w:tblPr>
       <w:tblStyleRowBandSize w:val="1"/>
@@ -22926,7 +23564,7 @@
       <w:rPr>
         <w:b/>
         <w:bCs/>
-        <w:color w:val="FFFFFF" w:themeColor="background1"/>
+        <w:color w:val="000000"/>
       </w:rPr>
       <w:tblPr/>
       <w:tcPr>
@@ -22940,7 +23578,7 @@
       <w:rPr>
         <w:b/>
         <w:bCs/>
-        <w:color w:val="9E3A38" w:themeColor="accent2" w:themeShade="CC"/>
+        <w:color w:val="000000"/>
       </w:rPr>
       <w:tblPr/>
       <w:tcPr>
@@ -22992,7 +23630,7 @@
       <w:spacing w:after="0" w:line="240" w:lineRule="auto"/>
     </w:pPr>
     <w:rPr>
-      <w:color w:val="000000" w:themeColor="text1"/>
+      <w:color w:val="000000"/>
     </w:rPr>
     <w:tblPr>
       <w:tblStyleRowBandSize w:val="1"/>
@@ -23012,7 +23650,7 @@
       <w:rPr>
         <w:b/>
         <w:bCs/>
-        <w:color w:val="FFFFFF" w:themeColor="background1"/>
+        <w:color w:val="000000"/>
       </w:rPr>
       <w:tblPr/>
       <w:tcPr>
@@ -23026,7 +23664,7 @@
       <w:rPr>
         <w:b/>
         <w:bCs/>
-        <w:color w:val="9E3A38" w:themeColor="accent2" w:themeShade="CC"/>
+        <w:color w:val="000000"/>
       </w:rPr>
       <w:tblPr/>
       <w:tcPr>
@@ -23078,7 +23716,7 @@
       <w:spacing w:after="0" w:line="240" w:lineRule="auto"/>
     </w:pPr>
     <w:rPr>
-      <w:color w:val="000000" w:themeColor="text1"/>
+      <w:color w:val="000000"/>
     </w:rPr>
     <w:tblPr>
       <w:tblStyleRowBandSize w:val="1"/>
@@ -23098,7 +23736,7 @@
       <w:rPr>
         <w:b/>
         <w:bCs/>
-        <w:color w:val="FFFFFF" w:themeColor="background1"/>
+        <w:color w:val="000000"/>
       </w:rPr>
       <w:tblPr/>
       <w:tcPr>
@@ -23112,7 +23750,7 @@
       <w:rPr>
         <w:b/>
         <w:bCs/>
-        <w:color w:val="664E82" w:themeColor="accent4" w:themeShade="CC"/>
+        <w:color w:val="000000"/>
       </w:rPr>
       <w:tblPr/>
       <w:tcPr>
@@ -23164,7 +23802,7 @@
       <w:spacing w:after="0" w:line="240" w:lineRule="auto"/>
     </w:pPr>
     <w:rPr>
-      <w:color w:val="000000" w:themeColor="text1"/>
+      <w:color w:val="000000"/>
     </w:rPr>
     <w:tblPr>
       <w:tblStyleRowBandSize w:val="1"/>
@@ -23184,7 +23822,7 @@
       <w:rPr>
         <w:b/>
         <w:bCs/>
-        <w:color w:val="FFFFFF" w:themeColor="background1"/>
+        <w:color w:val="000000"/>
       </w:rPr>
       <w:tblPr/>
       <w:tcPr>
@@ -23198,7 +23836,7 @@
       <w:rPr>
         <w:b/>
         <w:bCs/>
-        <w:color w:val="7E9C40" w:themeColor="accent3" w:themeShade="CC"/>
+        <w:color w:val="000000"/>
       </w:rPr>
       <w:tblPr/>
       <w:tcPr>
@@ -23250,7 +23888,7 @@
       <w:spacing w:after="0" w:line="240" w:lineRule="auto"/>
     </w:pPr>
     <w:rPr>
-      <w:color w:val="000000" w:themeColor="text1"/>
+      <w:color w:val="000000"/>
     </w:rPr>
     <w:tblPr>
       <w:tblStyleRowBandSize w:val="1"/>
@@ -23270,7 +23908,7 @@
       <w:rPr>
         <w:b/>
         <w:bCs/>
-        <w:color w:val="FFFFFF" w:themeColor="background1"/>
+        <w:color w:val="000000"/>
       </w:rPr>
       <w:tblPr/>
       <w:tcPr>
@@ -23284,7 +23922,7 @@
       <w:rPr>
         <w:b/>
         <w:bCs/>
-        <w:color w:val="F2730A" w:themeColor="accent6" w:themeShade="CC"/>
+        <w:color w:val="000000"/>
       </w:rPr>
       <w:tblPr/>
       <w:tcPr>
@@ -23336,7 +23974,7 @@
       <w:spacing w:after="0" w:line="240" w:lineRule="auto"/>
     </w:pPr>
     <w:rPr>
-      <w:color w:val="000000" w:themeColor="text1"/>
+      <w:color w:val="000000"/>
     </w:rPr>
     <w:tblPr>
       <w:tblStyleRowBandSize w:val="1"/>
@@ -23356,7 +23994,7 @@
       <w:rPr>
         <w:b/>
         <w:bCs/>
-        <w:color w:val="FFFFFF" w:themeColor="background1"/>
+        <w:color w:val="000000"/>
       </w:rPr>
       <w:tblPr/>
       <w:tcPr>
@@ -23370,7 +24008,7 @@
       <w:rPr>
         <w:b/>
         <w:bCs/>
-        <w:color w:val="348DA5" w:themeColor="accent5" w:themeShade="CC"/>
+        <w:color w:val="000000"/>
       </w:rPr>
       <w:tblPr/>
       <w:tcPr>
@@ -23422,7 +24060,7 @@
       <w:spacing w:after="0" w:line="240" w:lineRule="auto"/>
     </w:pPr>
     <w:rPr>
-      <w:color w:val="000000" w:themeColor="text1"/>
+      <w:color w:val="000000"/>
     </w:rPr>
     <w:tblPr>
       <w:tblStyleRowBandSize w:val="1"/>
@@ -23455,7 +24093,7 @@
       <w:rPr>
         <w:b/>
         <w:bCs/>
-        <w:color w:val="000000" w:themeColor="text1"/>
+        <w:color w:val="000000"/>
       </w:rPr>
       <w:tblPr/>
       <w:tcPr>
@@ -23464,7 +24102,7 @@
     </w:tblStylePr>
     <w:tblStylePr w:type="firstCol">
       <w:rPr>
-        <w:color w:val="FFFFFF" w:themeColor="background1"/>
+        <w:color w:val="000000"/>
       </w:rPr>
       <w:tblPr/>
       <w:tcPr>
@@ -23473,7 +24111,7 @@
     </w:tblStylePr>
     <w:tblStylePr w:type="lastCol">
       <w:rPr>
-        <w:color w:val="FFFFFF" w:themeColor="background1"/>
+        <w:color w:val="000000"/>
       </w:rPr>
       <w:tblPr/>
       <w:tcPr>
@@ -23502,7 +24140,7 @@
       <w:spacing w:after="0" w:line="240" w:lineRule="auto"/>
     </w:pPr>
     <w:rPr>
-      <w:color w:val="000000" w:themeColor="text1"/>
+      <w:color w:val="000000"/>
     </w:rPr>
     <w:tblPr>
       <w:tblStyleRowBandSize w:val="1"/>
@@ -23535,7 +24173,7 @@
       <w:rPr>
         <w:b/>
         <w:bCs/>
-        <w:color w:val="000000" w:themeColor="text1"/>
+        <w:color w:val="000000"/>
       </w:rPr>
       <w:tblPr/>
       <w:tcPr>
@@ -23544,7 +24182,7 @@
     </w:tblStylePr>
     <w:tblStylePr w:type="firstCol">
       <w:rPr>
-        <w:color w:val="FFFFFF" w:themeColor="background1"/>
+        <w:color w:val="000000"/>
       </w:rPr>
       <w:tblPr/>
       <w:tcPr>
@@ -23553,7 +24191,7 @@
     </w:tblStylePr>
     <w:tblStylePr w:type="lastCol">
       <w:rPr>
-        <w:color w:val="FFFFFF" w:themeColor="background1"/>
+        <w:color w:val="000000"/>
       </w:rPr>
       <w:tblPr/>
       <w:tcPr>
@@ -23582,7 +24220,7 @@
       <w:spacing w:after="0" w:line="240" w:lineRule="auto"/>
     </w:pPr>
     <w:rPr>
-      <w:color w:val="000000" w:themeColor="text1"/>
+      <w:color w:val="000000"/>
     </w:rPr>
     <w:tblPr>
       <w:tblStyleRowBandSize w:val="1"/>
@@ -23615,7 +24253,7 @@
       <w:rPr>
         <w:b/>
         <w:bCs/>
-        <w:color w:val="000000" w:themeColor="text1"/>
+        <w:color w:val="000000"/>
       </w:rPr>
       <w:tblPr/>
       <w:tcPr>
@@ -23624,7 +24262,7 @@
     </w:tblStylePr>
     <w:tblStylePr w:type="firstCol">
       <w:rPr>
-        <w:color w:val="FFFFFF" w:themeColor="background1"/>
+        <w:color w:val="000000"/>
       </w:rPr>
       <w:tblPr/>
       <w:tcPr>
@@ -23633,7 +24271,7 @@
     </w:tblStylePr>
     <w:tblStylePr w:type="lastCol">
       <w:rPr>
-        <w:color w:val="FFFFFF" w:themeColor="background1"/>
+        <w:color w:val="000000"/>
       </w:rPr>
       <w:tblPr/>
       <w:tcPr>
@@ -23662,7 +24300,7 @@
       <w:spacing w:after="0" w:line="240" w:lineRule="auto"/>
     </w:pPr>
     <w:rPr>
-      <w:color w:val="000000" w:themeColor="text1"/>
+      <w:color w:val="000000"/>
     </w:rPr>
     <w:tblPr>
       <w:tblStyleRowBandSize w:val="1"/>
@@ -23695,7 +24333,7 @@
       <w:rPr>
         <w:b/>
         <w:bCs/>
-        <w:color w:val="000000" w:themeColor="text1"/>
+        <w:color w:val="000000"/>
       </w:rPr>
       <w:tblPr/>
       <w:tcPr>
@@ -23704,7 +24342,7 @@
     </w:tblStylePr>
     <w:tblStylePr w:type="firstCol">
       <w:rPr>
-        <w:color w:val="FFFFFF" w:themeColor="background1"/>
+        <w:color w:val="000000"/>
       </w:rPr>
       <w:tblPr/>
       <w:tcPr>
@@ -23713,7 +24351,7 @@
     </w:tblStylePr>
     <w:tblStylePr w:type="lastCol">
       <w:rPr>
-        <w:color w:val="FFFFFF" w:themeColor="background1"/>
+        <w:color w:val="000000"/>
       </w:rPr>
       <w:tblPr/>
       <w:tcPr>
@@ -23742,7 +24380,7 @@
       <w:spacing w:after="0" w:line="240" w:lineRule="auto"/>
     </w:pPr>
     <w:rPr>
-      <w:color w:val="000000" w:themeColor="text1"/>
+      <w:color w:val="000000"/>
     </w:rPr>
     <w:tblPr>
       <w:tblStyleRowBandSize w:val="1"/>
@@ -23775,7 +24413,7 @@
       <w:rPr>
         <w:b/>
         <w:bCs/>
-        <w:color w:val="000000" w:themeColor="text1"/>
+        <w:color w:val="000000"/>
       </w:rPr>
       <w:tblPr/>
       <w:tcPr>
@@ -23784,7 +24422,7 @@
     </w:tblStylePr>
     <w:tblStylePr w:type="firstCol">
       <w:rPr>
-        <w:color w:val="FFFFFF" w:themeColor="background1"/>
+        <w:color w:val="000000"/>
       </w:rPr>
       <w:tblPr/>
       <w:tcPr>
@@ -23793,7 +24431,7 @@
     </w:tblStylePr>
     <w:tblStylePr w:type="lastCol">
       <w:rPr>
-        <w:color w:val="FFFFFF" w:themeColor="background1"/>
+        <w:color w:val="000000"/>
       </w:rPr>
       <w:tblPr/>
       <w:tcPr>
@@ -23822,7 +24460,7 @@
       <w:spacing w:after="0" w:line="240" w:lineRule="auto"/>
     </w:pPr>
     <w:rPr>
-      <w:color w:val="000000" w:themeColor="text1"/>
+      <w:color w:val="000000"/>
     </w:rPr>
     <w:tblPr>
       <w:tblStyleRowBandSize w:val="1"/>
@@ -23855,7 +24493,7 @@
       <w:rPr>
         <w:b/>
         <w:bCs/>
-        <w:color w:val="000000" w:themeColor="text1"/>
+        <w:color w:val="000000"/>
       </w:rPr>
       <w:tblPr/>
       <w:tcPr>
@@ -23864,7 +24502,7 @@
     </w:tblStylePr>
     <w:tblStylePr w:type="firstCol">
       <w:rPr>
-        <w:color w:val="FFFFFF" w:themeColor="background1"/>
+        <w:color w:val="000000"/>
       </w:rPr>
       <w:tblPr/>
       <w:tcPr>
@@ -23873,7 +24511,7 @@
     </w:tblStylePr>
     <w:tblStylePr w:type="lastCol">
       <w:rPr>
-        <w:color w:val="FFFFFF" w:themeColor="background1"/>
+        <w:color w:val="000000"/>
       </w:rPr>
       <w:tblPr/>
       <w:tcPr>
@@ -23902,7 +24540,7 @@
       <w:spacing w:after="0" w:line="240" w:lineRule="auto"/>
     </w:pPr>
     <w:rPr>
-      <w:color w:val="000000" w:themeColor="text1"/>
+      <w:color w:val="000000"/>
     </w:rPr>
     <w:tblPr>
       <w:tblStyleRowBandSize w:val="1"/>
@@ -23935,7 +24573,7 @@
       <w:rPr>
         <w:b/>
         <w:bCs/>
-        <w:color w:val="000000" w:themeColor="text1"/>
+        <w:color w:val="000000"/>
       </w:rPr>
       <w:tblPr/>
       <w:tcPr>
@@ -23944,7 +24582,7 @@
     </w:tblStylePr>
     <w:tblStylePr w:type="firstCol">
       <w:rPr>
-        <w:color w:val="FFFFFF" w:themeColor="background1"/>
+        <w:color w:val="000000"/>
       </w:rPr>
       <w:tblPr/>
       <w:tcPr>
@@ -23953,7 +24591,7 @@
     </w:tblStylePr>
     <w:tblStylePr w:type="lastCol">
       <w:rPr>
-        <w:color w:val="FFFFFF" w:themeColor="background1"/>
+        <w:color w:val="000000"/>
       </w:rPr>
       <w:tblPr/>
       <w:tcPr>
